--- a/apostila/Projeto Space For Men.docx
+++ b/apostila/Projeto Space For Men.docx
@@ -116,7 +116,7 @@
       <w:r>
         <w:t xml:space="preserve"> clone </w:t>
       </w:r>
-      <w:hyperlink r:id="rId8" w:history="1">
+      <w:hyperlink r:id="rId9" w:history="1">
         <w:r>
           <w:rPr>
             <w:rStyle w:val="Hyperlink"/>
@@ -161,7 +161,7 @@
                     <pic:cNvPicPr/>
                   </pic:nvPicPr>
                   <pic:blipFill>
-                    <a:blip r:embed="rId9"/>
+                    <a:blip r:embed="rId10"/>
                     <a:stretch>
                       <a:fillRect/>
                     </a:stretch>
@@ -239,7 +239,7 @@
                     <pic:cNvPicPr/>
                   </pic:nvPicPr>
                   <pic:blipFill>
-                    <a:blip r:embed="rId10"/>
+                    <a:blip r:embed="rId11"/>
                     <a:stretch>
                       <a:fillRect/>
                     </a:stretch>
@@ -297,101 +297,14 @@
         <w:jc w:val="center"/>
       </w:pPr>
       <w:r>
+        <w:rPr>
+          <w:noProof/>
+        </w:rPr>
         <w:drawing>
           <wp:inline distT="0" distB="0" distL="0" distR="0" wp14:anchorId="0DB895B8" wp14:editId="336336E0">
             <wp:extent cx="5400040" cy="612140"/>
             <wp:effectExtent l="0" t="0" r="0" b="0"/>
             <wp:docPr id="4" name="Imagem 4"/>
-            <wp:cNvGraphicFramePr>
-              <a:graphicFrameLocks xmlns:a="http://schemas.openxmlformats.org/drawingml/2006/main" noChangeAspect="1"/>
-            </wp:cNvGraphicFramePr>
-            <a:graphic xmlns:a="http://schemas.openxmlformats.org/drawingml/2006/main">
-              <a:graphicData uri="http://schemas.openxmlformats.org/drawingml/2006/picture">
-                <pic:pic xmlns:pic="http://schemas.openxmlformats.org/drawingml/2006/picture">
-                  <pic:nvPicPr>
-                    <pic:cNvPr id="1" name=""/>
-                    <pic:cNvPicPr/>
-                  </pic:nvPicPr>
-                  <pic:blipFill>
-                    <a:blip r:embed="rId11"/>
-                    <a:stretch>
-                      <a:fillRect/>
-                    </a:stretch>
-                  </pic:blipFill>
-                  <pic:spPr>
-                    <a:xfrm>
-                      <a:off x="0" y="0"/>
-                      <a:ext cx="5400040" cy="612140"/>
-                    </a:xfrm>
-                    <a:prstGeom prst="rect">
-                      <a:avLst/>
-                    </a:prstGeom>
-                  </pic:spPr>
-                </pic:pic>
-              </a:graphicData>
-            </a:graphic>
-          </wp:inline>
-        </w:drawing>
-      </w:r>
-    </w:p>
-    <w:p>
-      <w:pPr>
-        <w:pStyle w:val="PargrafodaLista"/>
-        <w:jc w:val="center"/>
-      </w:pPr>
-    </w:p>
-    <w:p>
-      <w:pPr>
-        <w:pStyle w:val="PargrafodaLista"/>
-        <w:numPr>
-          <w:ilvl w:val="0"/>
-          <w:numId w:val="4"/>
-        </w:numPr>
-      </w:pPr>
-      <w:proofErr w:type="spellStart"/>
-      <w:r>
-        <w:lastRenderedPageBreak/>
-        <w:t>Ultilizando</w:t>
-      </w:r>
-      <w:proofErr w:type="spellEnd"/>
-      <w:r>
-        <w:t xml:space="preserve"> o </w:t>
-      </w:r>
-      <w:proofErr w:type="spellStart"/>
-      <w:r>
-        <w:t>css</w:t>
-      </w:r>
-      <w:proofErr w:type="spellEnd"/>
-      <w:r>
-        <w:t xml:space="preserve"> colocamos a cor vermelha em um parágrafo conforme o códig</w:t>
-      </w:r>
-      <w:r>
-        <w:t>o</w:t>
-      </w:r>
-      <w:r>
-        <w:t>:</w:t>
-      </w:r>
-    </w:p>
-    <w:p>
-      <w:pPr>
-        <w:pStyle w:val="PargrafodaLista"/>
-        <w:numPr>
-          <w:ilvl w:val="0"/>
-          <w:numId w:val="4"/>
-        </w:numPr>
-      </w:pPr>
-    </w:p>
-    <w:p>
-      <w:pPr>
-        <w:ind w:left="360"/>
-        <w:jc w:val="center"/>
-      </w:pPr>
-      <w:r>
-        <w:drawing>
-          <wp:inline distT="0" distB="0" distL="0" distR="0" wp14:anchorId="26DCC9A8" wp14:editId="7F30F949">
-            <wp:extent cx="2000529" cy="1247949"/>
-            <wp:effectExtent l="0" t="0" r="0" b="9525"/>
-            <wp:docPr id="5" name="Imagem 5"/>
             <wp:cNvGraphicFramePr>
               <a:graphicFrameLocks xmlns:a="http://schemas.openxmlformats.org/drawingml/2006/main" noChangeAspect="1"/>
             </wp:cNvGraphicFramePr>
@@ -411,7 +324,7 @@
                   <pic:spPr>
                     <a:xfrm>
                       <a:off x="0" y="0"/>
-                      <a:ext cx="2000529" cy="1247949"/>
+                      <a:ext cx="5400040" cy="612140"/>
                     </a:xfrm>
                     <a:prstGeom prst="rect">
                       <a:avLst/>
@@ -427,55 +340,60 @@
     <w:p>
       <w:pPr>
         <w:pStyle w:val="PargrafodaLista"/>
+        <w:jc w:val="center"/>
+      </w:pPr>
+    </w:p>
+    <w:p>
+      <w:pPr>
+        <w:pStyle w:val="PargrafodaLista"/>
         <w:numPr>
           <w:ilvl w:val="0"/>
           <w:numId w:val="4"/>
         </w:numPr>
       </w:pPr>
-      <w:r>
-        <w:t xml:space="preserve">Adição de imagem no </w:t>
-      </w:r>
-      <w:proofErr w:type="spellStart"/>
-      <w:r>
-        <w:t>html</w:t>
-      </w:r>
-      <w:proofErr w:type="spellEnd"/>
-      <w:r>
-        <w:t xml:space="preserve"> </w:t>
-      </w:r>
-      <w:proofErr w:type="spellStart"/>
-      <w:r>
-        <w:t>ultilizando</w:t>
-      </w:r>
-      <w:proofErr w:type="spellEnd"/>
-      <w:r>
-        <w:t xml:space="preserve"> o seguinte código e adicionando uma </w:t>
-      </w:r>
-      <w:proofErr w:type="spellStart"/>
-      <w:r>
-        <w:t>class</w:t>
-      </w:r>
-      <w:proofErr w:type="spellEnd"/>
+      <w:proofErr w:type="spellStart"/>
+      <w:r>
+        <w:lastRenderedPageBreak/>
+        <w:t>Ultilizando</w:t>
+      </w:r>
+      <w:proofErr w:type="spellEnd"/>
+      <w:r>
+        <w:t xml:space="preserve"> o </w:t>
+      </w:r>
+      <w:proofErr w:type="spellStart"/>
+      <w:r>
+        <w:t>css</w:t>
+      </w:r>
+      <w:proofErr w:type="spellEnd"/>
+      <w:r>
+        <w:t xml:space="preserve"> colocamos a cor vermelha em um parágrafo conforme o códig</w:t>
+      </w:r>
+      <w:r>
+        <w:t>o</w:t>
+      </w:r>
       <w:r>
         <w:t>:</w:t>
       </w:r>
     </w:p>
     <w:p>
       <w:pPr>
-        <w:pStyle w:val="PargrafodaLista"/>
-      </w:pPr>
-    </w:p>
-    <w:p>
-      <w:pPr>
-        <w:pStyle w:val="PargrafodaLista"/>
-        <w:jc w:val="center"/>
-      </w:pPr>
-      <w:r>
+        <w:ind w:left="360"/>
+      </w:pPr>
+    </w:p>
+    <w:p>
+      <w:pPr>
+        <w:ind w:left="360"/>
+        <w:jc w:val="center"/>
+      </w:pPr>
+      <w:r>
+        <w:rPr>
+          <w:noProof/>
+        </w:rPr>
         <w:drawing>
-          <wp:inline distT="0" distB="0" distL="0" distR="0" wp14:anchorId="5D211071" wp14:editId="58809465">
-            <wp:extent cx="4182059" cy="152421"/>
-            <wp:effectExtent l="0" t="0" r="9525" b="0"/>
-            <wp:docPr id="6" name="Imagem 6"/>
+          <wp:inline distT="0" distB="0" distL="0" distR="0" wp14:anchorId="26DCC9A8" wp14:editId="7F30F949">
+            <wp:extent cx="2000529" cy="1247949"/>
+            <wp:effectExtent l="0" t="0" r="0" b="9525"/>
+            <wp:docPr id="5" name="Imagem 5"/>
             <wp:cNvGraphicFramePr>
               <a:graphicFrameLocks xmlns:a="http://schemas.openxmlformats.org/drawingml/2006/main" noChangeAspect="1"/>
             </wp:cNvGraphicFramePr>
@@ -495,7 +413,7 @@
                   <pic:spPr>
                     <a:xfrm>
                       <a:off x="0" y="0"/>
-                      <a:ext cx="4182059" cy="152421"/>
+                      <a:ext cx="2000529" cy="1247949"/>
                     </a:xfrm>
                     <a:prstGeom prst="rect">
                       <a:avLst/>
@@ -511,15 +429,29 @@
     <w:p>
       <w:pPr>
         <w:pStyle w:val="PargrafodaLista"/>
-        <w:jc w:val="center"/>
-      </w:pPr>
-    </w:p>
-    <w:p>
-      <w:pPr>
-        <w:pStyle w:val="PargrafodaLista"/>
-      </w:pPr>
-      <w:r>
-        <w:t xml:space="preserve">Através da </w:t>
+        <w:numPr>
+          <w:ilvl w:val="0"/>
+          <w:numId w:val="4"/>
+        </w:numPr>
+      </w:pPr>
+      <w:r>
+        <w:t xml:space="preserve">Adição de imagem no </w:t>
+      </w:r>
+      <w:proofErr w:type="spellStart"/>
+      <w:r>
+        <w:t>html</w:t>
+      </w:r>
+      <w:proofErr w:type="spellEnd"/>
+      <w:r>
+        <w:t xml:space="preserve"> </w:t>
+      </w:r>
+      <w:proofErr w:type="spellStart"/>
+      <w:r>
+        <w:t>ultilizando</w:t>
+      </w:r>
+      <w:proofErr w:type="spellEnd"/>
+      <w:r>
+        <w:t xml:space="preserve"> o seguinte código e adicionando uma </w:t>
       </w:r>
       <w:proofErr w:type="spellStart"/>
       <w:r>
@@ -527,31 +459,28 @@
       </w:r>
       <w:proofErr w:type="spellEnd"/>
       <w:r>
-        <w:t xml:space="preserve">, </w:t>
-      </w:r>
-      <w:r>
-        <w:t xml:space="preserve">o seguinte código </w:t>
-      </w:r>
-      <w:r>
-        <w:t>no CSS deixará a imagem 100% no tamanho do site:</w:t>
-      </w:r>
-    </w:p>
-    <w:p>
-      <w:pPr>
-        <w:pStyle w:val="PargrafodaLista"/>
-      </w:pPr>
-    </w:p>
-    <w:p>
-      <w:pPr>
-        <w:pStyle w:val="PargrafodaLista"/>
-        <w:jc w:val="center"/>
-      </w:pPr>
-      <w:r>
+        <w:t>:</w:t>
+      </w:r>
+    </w:p>
+    <w:p>
+      <w:pPr>
+        <w:pStyle w:val="PargrafodaLista"/>
+      </w:pPr>
+    </w:p>
+    <w:p>
+      <w:pPr>
+        <w:pStyle w:val="PargrafodaLista"/>
+        <w:jc w:val="center"/>
+      </w:pPr>
+      <w:r>
+        <w:rPr>
+          <w:noProof/>
+        </w:rPr>
         <w:drawing>
-          <wp:inline distT="0" distB="0" distL="0" distR="0" wp14:anchorId="3175F4F3" wp14:editId="1542E0ED">
-            <wp:extent cx="1952898" cy="1247949"/>
-            <wp:effectExtent l="0" t="0" r="9525" b="9525"/>
-            <wp:docPr id="7" name="Imagem 7"/>
+          <wp:inline distT="0" distB="0" distL="0" distR="0" wp14:anchorId="5D211071" wp14:editId="58809465">
+            <wp:extent cx="4182059" cy="152421"/>
+            <wp:effectExtent l="0" t="0" r="9525" b="0"/>
+            <wp:docPr id="6" name="Imagem 6"/>
             <wp:cNvGraphicFramePr>
               <a:graphicFrameLocks xmlns:a="http://schemas.openxmlformats.org/drawingml/2006/main" noChangeAspect="1"/>
             </wp:cNvGraphicFramePr>
@@ -571,7 +500,7 @@
                   <pic:spPr>
                     <a:xfrm>
                       <a:off x="0" y="0"/>
-                      <a:ext cx="1952898" cy="1247949"/>
+                      <a:ext cx="4182059" cy="152421"/>
                     </a:xfrm>
                     <a:prstGeom prst="rect">
                       <a:avLst/>
@@ -593,31 +522,44 @@
     <w:p>
       <w:pPr>
         <w:pStyle w:val="PargrafodaLista"/>
-        <w:numPr>
-          <w:ilvl w:val="0"/>
-          <w:numId w:val="4"/>
-        </w:numPr>
-      </w:pPr>
-      <w:r>
-        <w:t>Centralização de título H1:</w:t>
-      </w:r>
-    </w:p>
-    <w:p>
-      <w:pPr>
-        <w:pStyle w:val="PargrafodaLista"/>
-      </w:pPr>
-    </w:p>
-    <w:p>
-      <w:pPr>
-        <w:pStyle w:val="PargrafodaLista"/>
-        <w:jc w:val="center"/>
-      </w:pPr>
-      <w:r>
+      </w:pPr>
+      <w:r>
+        <w:t xml:space="preserve">Através da </w:t>
+      </w:r>
+      <w:proofErr w:type="spellStart"/>
+      <w:r>
+        <w:t>class</w:t>
+      </w:r>
+      <w:proofErr w:type="spellEnd"/>
+      <w:r>
+        <w:t xml:space="preserve">, </w:t>
+      </w:r>
+      <w:r>
+        <w:t xml:space="preserve">o seguinte código </w:t>
+      </w:r>
+      <w:r>
+        <w:t>no CSS deixará a imagem 100% no tamanho do site:</w:t>
+      </w:r>
+    </w:p>
+    <w:p>
+      <w:pPr>
+        <w:pStyle w:val="PargrafodaLista"/>
+      </w:pPr>
+    </w:p>
+    <w:p>
+      <w:pPr>
+        <w:pStyle w:val="PargrafodaLista"/>
+        <w:jc w:val="center"/>
+      </w:pPr>
+      <w:r>
+        <w:rPr>
+          <w:noProof/>
+        </w:rPr>
         <w:drawing>
-          <wp:inline distT="0" distB="0" distL="0" distR="0" wp14:anchorId="55DD5ED8" wp14:editId="288C7A08">
-            <wp:extent cx="2219635" cy="724001"/>
-            <wp:effectExtent l="0" t="0" r="9525" b="0"/>
-            <wp:docPr id="8" name="Imagem 8"/>
+          <wp:inline distT="0" distB="0" distL="0" distR="0" wp14:anchorId="3175F4F3" wp14:editId="1542E0ED">
+            <wp:extent cx="1952898" cy="1247949"/>
+            <wp:effectExtent l="0" t="0" r="9525" b="9525"/>
+            <wp:docPr id="7" name="Imagem 7"/>
             <wp:cNvGraphicFramePr>
               <a:graphicFrameLocks xmlns:a="http://schemas.openxmlformats.org/drawingml/2006/main" noChangeAspect="1"/>
             </wp:cNvGraphicFramePr>
@@ -637,7 +579,7 @@
                   <pic:spPr>
                     <a:xfrm>
                       <a:off x="0" y="0"/>
-                      <a:ext cx="2219635" cy="724001"/>
+                      <a:ext cx="1952898" cy="1247949"/>
                     </a:xfrm>
                     <a:prstGeom prst="rect">
                       <a:avLst/>
@@ -665,41 +607,28 @@
         </w:numPr>
       </w:pPr>
       <w:r>
-        <w:t xml:space="preserve">Aumento da fonte da frase de destaque através de uma </w:t>
-      </w:r>
-      <w:proofErr w:type="spellStart"/>
-      <w:r>
-        <w:t>class</w:t>
-      </w:r>
-      <w:proofErr w:type="spellEnd"/>
-      <w:r>
-        <w:t xml:space="preserve"> no </w:t>
-      </w:r>
-      <w:r>
-        <w:t>&lt;</w:t>
-      </w:r>
-      <w:r>
-        <w:t>p</w:t>
-      </w:r>
-      <w:r>
-        <w:t>&gt;:</w:t>
-      </w:r>
-    </w:p>
-    <w:p>
-      <w:pPr>
-        <w:pStyle w:val="PargrafodaLista"/>
-      </w:pPr>
-    </w:p>
-    <w:p>
-      <w:pPr>
-        <w:pStyle w:val="PargrafodaLista"/>
-      </w:pPr>
-      <w:r>
+        <w:t>Centralização de título H1:</w:t>
+      </w:r>
+    </w:p>
+    <w:p>
+      <w:pPr>
+        <w:pStyle w:val="PargrafodaLista"/>
+      </w:pPr>
+    </w:p>
+    <w:p>
+      <w:pPr>
+        <w:pStyle w:val="PargrafodaLista"/>
+        <w:jc w:val="center"/>
+      </w:pPr>
+      <w:r>
+        <w:rPr>
+          <w:noProof/>
+        </w:rPr>
         <w:drawing>
-          <wp:inline distT="0" distB="0" distL="0" distR="0" wp14:anchorId="022CD870" wp14:editId="1A33A1D3">
-            <wp:extent cx="5400040" cy="612140"/>
-            <wp:effectExtent l="0" t="0" r="0" b="0"/>
-            <wp:docPr id="9" name="Imagem 9"/>
+          <wp:inline distT="0" distB="0" distL="0" distR="0" wp14:anchorId="55DD5ED8" wp14:editId="288C7A08">
+            <wp:extent cx="2219635" cy="724001"/>
+            <wp:effectExtent l="0" t="0" r="9525" b="0"/>
+            <wp:docPr id="8" name="Imagem 8"/>
             <wp:cNvGraphicFramePr>
               <a:graphicFrameLocks xmlns:a="http://schemas.openxmlformats.org/drawingml/2006/main" noChangeAspect="1"/>
             </wp:cNvGraphicFramePr>
@@ -719,7 +648,7 @@
                   <pic:spPr>
                     <a:xfrm>
                       <a:off x="0" y="0"/>
-                      <a:ext cx="5400040" cy="612140"/>
+                      <a:ext cx="2219635" cy="724001"/>
                     </a:xfrm>
                     <a:prstGeom prst="rect">
                       <a:avLst/>
@@ -731,43 +660,60 @@
           </wp:inline>
         </w:drawing>
       </w:r>
-      <w:r>
-        <w:t xml:space="preserve">     </w:t>
-      </w:r>
-      <w:r>
-        <w:t xml:space="preserve"> </w:t>
-      </w:r>
-      <w:r>
-        <w:t>E</w:t>
-      </w:r>
-      <w:r>
-        <w:t xml:space="preserve"> no CSS com o código </w:t>
-      </w:r>
-      <w:proofErr w:type="spellStart"/>
-      <w:r>
-        <w:t>font-size</w:t>
-      </w:r>
-      <w:proofErr w:type="spellEnd"/>
-      <w:r>
-        <w:t>:</w:t>
-      </w:r>
-    </w:p>
-    <w:p>
-      <w:pPr>
-        <w:pStyle w:val="PargrafodaLista"/>
-      </w:pPr>
-    </w:p>
-    <w:p>
-      <w:pPr>
-        <w:pStyle w:val="PargrafodaLista"/>
-        <w:jc w:val="center"/>
-      </w:pPr>
-      <w:r>
+    </w:p>
+    <w:p>
+      <w:pPr>
+        <w:pStyle w:val="PargrafodaLista"/>
+        <w:jc w:val="center"/>
+      </w:pPr>
+    </w:p>
+    <w:p>
+      <w:pPr>
+        <w:pStyle w:val="PargrafodaLista"/>
+        <w:numPr>
+          <w:ilvl w:val="0"/>
+          <w:numId w:val="4"/>
+        </w:numPr>
+      </w:pPr>
+      <w:r>
+        <w:t xml:space="preserve">Aumento da fonte da frase de destaque através de uma </w:t>
+      </w:r>
+      <w:proofErr w:type="spellStart"/>
+      <w:r>
+        <w:t>class</w:t>
+      </w:r>
+      <w:proofErr w:type="spellEnd"/>
+      <w:r>
+        <w:t xml:space="preserve"> no </w:t>
+      </w:r>
+      <w:r>
+        <w:t>&lt;</w:t>
+      </w:r>
+      <w:r>
+        <w:t>p</w:t>
+      </w:r>
+      <w:r>
+        <w:t>&gt;:</w:t>
+      </w:r>
+    </w:p>
+    <w:p>
+      <w:pPr>
+        <w:pStyle w:val="PargrafodaLista"/>
+      </w:pPr>
+    </w:p>
+    <w:p>
+      <w:pPr>
+        <w:pStyle w:val="PargrafodaLista"/>
+      </w:pPr>
+      <w:r>
+        <w:rPr>
+          <w:noProof/>
+        </w:rPr>
         <w:drawing>
-          <wp:inline distT="0" distB="0" distL="0" distR="0" wp14:anchorId="145C0B42" wp14:editId="2A28A97C">
-            <wp:extent cx="1886213" cy="666843"/>
+          <wp:inline distT="0" distB="0" distL="0" distR="0" wp14:anchorId="022CD870" wp14:editId="1A33A1D3">
+            <wp:extent cx="5400040" cy="612140"/>
             <wp:effectExtent l="0" t="0" r="0" b="0"/>
-            <wp:docPr id="12" name="Imagem 12"/>
+            <wp:docPr id="9" name="Imagem 9"/>
             <wp:cNvGraphicFramePr>
               <a:graphicFrameLocks xmlns:a="http://schemas.openxmlformats.org/drawingml/2006/main" noChangeAspect="1"/>
             </wp:cNvGraphicFramePr>
@@ -787,7 +733,7 @@
                   <pic:spPr>
                     <a:xfrm>
                       <a:off x="0" y="0"/>
-                      <a:ext cx="1886213" cy="666843"/>
+                      <a:ext cx="5400040" cy="612140"/>
                     </a:xfrm>
                     <a:prstGeom prst="rect">
                       <a:avLst/>
@@ -799,38 +745,59 @@
           </wp:inline>
         </w:drawing>
       </w:r>
-      <w:bookmarkStart w:id="0" w:name="_GoBack"/>
-      <w:bookmarkEnd w:id="0"/>
-    </w:p>
-    <w:p>
-      <w:pPr>
-        <w:pStyle w:val="PargrafodaLista"/>
-      </w:pPr>
-    </w:p>
-    <w:p>
-      <w:pPr>
-        <w:pStyle w:val="PargrafodaLista"/>
-        <w:numPr>
-          <w:ilvl w:val="0"/>
-          <w:numId w:val="4"/>
-        </w:numPr>
-      </w:pPr>
-      <w:r>
-        <w:t>Criação de um subtítulo e uma lista não ordenada:</w:t>
-      </w:r>
-    </w:p>
-    <w:p>
-      <w:pPr>
-        <w:pStyle w:val="PargrafodaLista"/>
-        <w:jc w:val="center"/>
-      </w:pPr>
-      <w:r>
-        <w:lastRenderedPageBreak/>
+      <w:r>
+        <w:t xml:space="preserve">  </w:t>
+      </w:r>
+    </w:p>
+    <w:p>
+      <w:pPr>
+        <w:pStyle w:val="PargrafodaLista"/>
+      </w:pPr>
+      <w:r>
+        <w:t xml:space="preserve"> </w:t>
+      </w:r>
+    </w:p>
+    <w:p>
+      <w:r>
+        <w:t xml:space="preserve">  </w:t>
+      </w:r>
+      <w:r>
+        <w:t xml:space="preserve">         </w:t>
+      </w:r>
+      <w:r>
+        <w:t xml:space="preserve"> </w:t>
+      </w:r>
+      <w:r>
+        <w:t xml:space="preserve">E no CSS com o código </w:t>
+      </w:r>
+      <w:proofErr w:type="spellStart"/>
+      <w:r>
+        <w:t>font-size</w:t>
+      </w:r>
+      <w:proofErr w:type="spellEnd"/>
+      <w:r>
+        <w:t>:</w:t>
+      </w:r>
+    </w:p>
+    <w:p>
+      <w:pPr>
+        <w:pStyle w:val="PargrafodaLista"/>
+      </w:pPr>
+    </w:p>
+    <w:p>
+      <w:pPr>
+        <w:pStyle w:val="PargrafodaLista"/>
+        <w:jc w:val="center"/>
+      </w:pPr>
+      <w:r>
+        <w:rPr>
+          <w:noProof/>
+        </w:rPr>
         <w:drawing>
-          <wp:inline distT="0" distB="0" distL="0" distR="0" wp14:anchorId="387E735C" wp14:editId="661C6337">
-            <wp:extent cx="2600688" cy="2724530"/>
-            <wp:effectExtent l="0" t="0" r="9525" b="0"/>
-            <wp:docPr id="11" name="Imagem 11"/>
+          <wp:inline distT="0" distB="0" distL="0" distR="0" wp14:anchorId="145C0B42" wp14:editId="2A28A97C">
+            <wp:extent cx="1886213" cy="666843"/>
+            <wp:effectExtent l="0" t="0" r="0" b="0"/>
+            <wp:docPr id="12" name="Imagem 12"/>
             <wp:cNvGraphicFramePr>
               <a:graphicFrameLocks xmlns:a="http://schemas.openxmlformats.org/drawingml/2006/main" noChangeAspect="1"/>
             </wp:cNvGraphicFramePr>
@@ -850,6 +817,70 @@
                   <pic:spPr>
                     <a:xfrm>
                       <a:off x="0" y="0"/>
+                      <a:ext cx="1886213" cy="666843"/>
+                    </a:xfrm>
+                    <a:prstGeom prst="rect">
+                      <a:avLst/>
+                    </a:prstGeom>
+                  </pic:spPr>
+                </pic:pic>
+              </a:graphicData>
+            </a:graphic>
+          </wp:inline>
+        </w:drawing>
+      </w:r>
+    </w:p>
+    <w:p>
+      <w:pPr>
+        <w:pStyle w:val="PargrafodaLista"/>
+      </w:pPr>
+    </w:p>
+    <w:p>
+      <w:pPr>
+        <w:pStyle w:val="PargrafodaLista"/>
+        <w:numPr>
+          <w:ilvl w:val="0"/>
+          <w:numId w:val="4"/>
+        </w:numPr>
+      </w:pPr>
+      <w:r>
+        <w:t>Criação de um subtítulo e uma lista não ordenada:</w:t>
+      </w:r>
+    </w:p>
+    <w:p>
+      <w:pPr>
+        <w:pStyle w:val="PargrafodaLista"/>
+        <w:jc w:val="center"/>
+      </w:pPr>
+      <w:r>
+        <w:rPr>
+          <w:noProof/>
+        </w:rPr>
+        <w:lastRenderedPageBreak/>
+        <w:drawing>
+          <wp:inline distT="0" distB="0" distL="0" distR="0" wp14:anchorId="387E735C" wp14:editId="661C6337">
+            <wp:extent cx="2600688" cy="2724530"/>
+            <wp:effectExtent l="0" t="0" r="9525" b="0"/>
+            <wp:docPr id="11" name="Imagem 11"/>
+            <wp:cNvGraphicFramePr>
+              <a:graphicFrameLocks xmlns:a="http://schemas.openxmlformats.org/drawingml/2006/main" noChangeAspect="1"/>
+            </wp:cNvGraphicFramePr>
+            <a:graphic xmlns:a="http://schemas.openxmlformats.org/drawingml/2006/main">
+              <a:graphicData uri="http://schemas.openxmlformats.org/drawingml/2006/picture">
+                <pic:pic xmlns:pic="http://schemas.openxmlformats.org/drawingml/2006/picture">
+                  <pic:nvPicPr>
+                    <pic:cNvPr id="1" name=""/>
+                    <pic:cNvPicPr/>
+                  </pic:nvPicPr>
+                  <pic:blipFill>
+                    <a:blip r:embed="rId19"/>
+                    <a:stretch>
+                      <a:fillRect/>
+                    </a:stretch>
+                  </pic:blipFill>
+                  <pic:spPr>
+                    <a:xfrm>
+                      <a:off x="0" y="0"/>
                       <a:ext cx="2600688" cy="2724530"/>
                     </a:xfrm>
                     <a:prstGeom prst="rect">
@@ -867,6 +898,3139 @@
       <w:pPr>
         <w:pStyle w:val="PargrafodaLista"/>
       </w:pPr>
+    </w:p>
+    <w:p>
+      <w:pPr>
+        <w:pStyle w:val="PargrafodaLista"/>
+        <w:numPr>
+          <w:ilvl w:val="0"/>
+          <w:numId w:val="4"/>
+        </w:numPr>
+      </w:pPr>
+      <w:r>
+        <w:t xml:space="preserve">Adição de </w:t>
+      </w:r>
+      <w:proofErr w:type="spellStart"/>
+      <w:r>
+        <w:t>class</w:t>
+      </w:r>
+      <w:proofErr w:type="spellEnd"/>
+      <w:r>
+        <w:t xml:space="preserve"> nos itens da lista, com mesmo nome, para haver as mesmas modificações em todos os itens.</w:t>
+      </w:r>
+    </w:p>
+    <w:p>
+      <w:pPr>
+        <w:pStyle w:val="PargrafodaLista"/>
+      </w:pPr>
+    </w:p>
+    <w:p>
+      <w:pPr>
+        <w:ind w:left="360"/>
+        <w:jc w:val="center"/>
+      </w:pPr>
+      <w:r>
+        <w:rPr>
+          <w:noProof/>
+        </w:rPr>
+        <w:drawing>
+          <wp:inline distT="0" distB="0" distL="0" distR="0" wp14:anchorId="5E116D9D" wp14:editId="5DA7081C">
+            <wp:extent cx="2534004" cy="1943371"/>
+            <wp:effectExtent l="0" t="0" r="0" b="0"/>
+            <wp:docPr id="3" name="Imagem 3"/>
+            <wp:cNvGraphicFramePr>
+              <a:graphicFrameLocks xmlns:a="http://schemas.openxmlformats.org/drawingml/2006/main" noChangeAspect="1"/>
+            </wp:cNvGraphicFramePr>
+            <a:graphic xmlns:a="http://schemas.openxmlformats.org/drawingml/2006/main">
+              <a:graphicData uri="http://schemas.openxmlformats.org/drawingml/2006/picture">
+                <pic:pic xmlns:pic="http://schemas.openxmlformats.org/drawingml/2006/picture">
+                  <pic:nvPicPr>
+                    <pic:cNvPr id="1" name=""/>
+                    <pic:cNvPicPr/>
+                  </pic:nvPicPr>
+                  <pic:blipFill>
+                    <a:blip r:embed="rId20"/>
+                    <a:stretch>
+                      <a:fillRect/>
+                    </a:stretch>
+                  </pic:blipFill>
+                  <pic:spPr>
+                    <a:xfrm>
+                      <a:off x="0" y="0"/>
+                      <a:ext cx="2534004" cy="1943371"/>
+                    </a:xfrm>
+                    <a:prstGeom prst="rect">
+                      <a:avLst/>
+                    </a:prstGeom>
+                  </pic:spPr>
+                </pic:pic>
+              </a:graphicData>
+            </a:graphic>
+          </wp:inline>
+        </w:drawing>
+      </w:r>
+    </w:p>
+    <w:p>
+      <w:pPr>
+        <w:ind w:left="360"/>
+      </w:pPr>
+    </w:p>
+    <w:p>
+      <w:pPr>
+        <w:pStyle w:val="PargrafodaLista"/>
+        <w:numPr>
+          <w:ilvl w:val="0"/>
+          <w:numId w:val="3"/>
+        </w:numPr>
+      </w:pPr>
+      <w:r>
+        <w:t>Com o seguinte código no CSS:</w:t>
+      </w:r>
+    </w:p>
+    <w:p>
+      <w:pPr>
+        <w:ind w:left="360"/>
+      </w:pPr>
+    </w:p>
+    <w:p>
+      <w:pPr>
+        <w:ind w:left="360"/>
+        <w:jc w:val="center"/>
+      </w:pPr>
+      <w:r>
+        <w:rPr>
+          <w:noProof/>
+        </w:rPr>
+        <w:drawing>
+          <wp:inline distT="0" distB="0" distL="0" distR="0" wp14:anchorId="5AF6ADAB" wp14:editId="44715B21">
+            <wp:extent cx="2181529" cy="704948"/>
+            <wp:effectExtent l="0" t="0" r="9525" b="0"/>
+            <wp:docPr id="13" name="Imagem 13"/>
+            <wp:cNvGraphicFramePr>
+              <a:graphicFrameLocks xmlns:a="http://schemas.openxmlformats.org/drawingml/2006/main" noChangeAspect="1"/>
+            </wp:cNvGraphicFramePr>
+            <a:graphic xmlns:a="http://schemas.openxmlformats.org/drawingml/2006/main">
+              <a:graphicData uri="http://schemas.openxmlformats.org/drawingml/2006/picture">
+                <pic:pic xmlns:pic="http://schemas.openxmlformats.org/drawingml/2006/picture">
+                  <pic:nvPicPr>
+                    <pic:cNvPr id="1" name=""/>
+                    <pic:cNvPicPr/>
+                  </pic:nvPicPr>
+                  <pic:blipFill>
+                    <a:blip r:embed="rId21"/>
+                    <a:stretch>
+                      <a:fillRect/>
+                    </a:stretch>
+                  </pic:blipFill>
+                  <pic:spPr>
+                    <a:xfrm>
+                      <a:off x="0" y="0"/>
+                      <a:ext cx="2181529" cy="704948"/>
+                    </a:xfrm>
+                    <a:prstGeom prst="rect">
+                      <a:avLst/>
+                    </a:prstGeom>
+                  </pic:spPr>
+                </pic:pic>
+              </a:graphicData>
+            </a:graphic>
+          </wp:inline>
+        </w:drawing>
+      </w:r>
+    </w:p>
+    <w:p>
+      <w:pPr>
+        <w:ind w:left="360"/>
+        <w:jc w:val="center"/>
+      </w:pPr>
+    </w:p>
+    <w:p>
+      <w:pPr>
+        <w:pStyle w:val="PargrafodaLista"/>
+        <w:numPr>
+          <w:ilvl w:val="0"/>
+          <w:numId w:val="4"/>
+        </w:numPr>
+      </w:pPr>
+      <w:r>
+        <w:t>Divisão de página em duas &lt;</w:t>
+      </w:r>
+      <w:proofErr w:type="spellStart"/>
+      <w:r>
+        <w:t>div</w:t>
+      </w:r>
+      <w:proofErr w:type="spellEnd"/>
+      <w:r>
+        <w:t>&gt; deixando-os de diferentes cores de fundo:</w:t>
+      </w:r>
+    </w:p>
+    <w:p>
+      <w:pPr>
+        <w:pStyle w:val="PargrafodaLista"/>
+      </w:pPr>
+    </w:p>
+    <w:p>
+      <w:pPr>
+        <w:pStyle w:val="PargrafodaLista"/>
+        <w:numPr>
+          <w:ilvl w:val="0"/>
+          <w:numId w:val="3"/>
+        </w:numPr>
+      </w:pPr>
+      <w:r>
+        <w:t xml:space="preserve">Primeira </w:t>
+      </w:r>
+      <w:proofErr w:type="spellStart"/>
+      <w:r>
+        <w:t>div</w:t>
+      </w:r>
+      <w:proofErr w:type="spellEnd"/>
+      <w:r>
+        <w:t xml:space="preserve"> com </w:t>
+      </w:r>
+      <w:r>
+        <w:t xml:space="preserve">abertura </w:t>
+      </w:r>
+      <w:r>
+        <w:t>abaixo da imagem</w:t>
+      </w:r>
+      <w:r>
+        <w:t xml:space="preserve">, sendo acima do header e </w:t>
+      </w:r>
+      <w:r>
+        <w:t>com fechamento no último parágrafo.</w:t>
+      </w:r>
+    </w:p>
+    <w:p>
+      <w:pPr>
+        <w:pStyle w:val="PargrafodaLista"/>
+        <w:jc w:val="center"/>
+      </w:pPr>
+      <w:r>
+        <w:rPr>
+          <w:noProof/>
+        </w:rPr>
+        <w:lastRenderedPageBreak/>
+        <w:drawing>
+          <wp:inline distT="0" distB="0" distL="0" distR="0" wp14:anchorId="7E36732C" wp14:editId="152F5C14">
+            <wp:extent cx="5400040" cy="2633345"/>
+            <wp:effectExtent l="0" t="0" r="0" b="0"/>
+            <wp:docPr id="14" name="Imagem 14"/>
+            <wp:cNvGraphicFramePr>
+              <a:graphicFrameLocks xmlns:a="http://schemas.openxmlformats.org/drawingml/2006/main" noChangeAspect="1"/>
+            </wp:cNvGraphicFramePr>
+            <a:graphic xmlns:a="http://schemas.openxmlformats.org/drawingml/2006/main">
+              <a:graphicData uri="http://schemas.openxmlformats.org/drawingml/2006/picture">
+                <pic:pic xmlns:pic="http://schemas.openxmlformats.org/drawingml/2006/picture">
+                  <pic:nvPicPr>
+                    <pic:cNvPr id="1" name=""/>
+                    <pic:cNvPicPr/>
+                  </pic:nvPicPr>
+                  <pic:blipFill>
+                    <a:blip r:embed="rId22"/>
+                    <a:stretch>
+                      <a:fillRect/>
+                    </a:stretch>
+                  </pic:blipFill>
+                  <pic:spPr>
+                    <a:xfrm>
+                      <a:off x="0" y="0"/>
+                      <a:ext cx="5400040" cy="2633345"/>
+                    </a:xfrm>
+                    <a:prstGeom prst="rect">
+                      <a:avLst/>
+                    </a:prstGeom>
+                  </pic:spPr>
+                </pic:pic>
+              </a:graphicData>
+            </a:graphic>
+          </wp:inline>
+        </w:drawing>
+      </w:r>
+    </w:p>
+    <w:p>
+      <w:pPr>
+        <w:pStyle w:val="PargrafodaLista"/>
+        <w:jc w:val="center"/>
+      </w:pPr>
+    </w:p>
+    <w:p>
+      <w:pPr>
+        <w:pStyle w:val="PargrafodaLista"/>
+        <w:numPr>
+          <w:ilvl w:val="0"/>
+          <w:numId w:val="3"/>
+        </w:numPr>
+      </w:pPr>
+      <w:r>
+        <w:t xml:space="preserve">Segunda </w:t>
+      </w:r>
+      <w:proofErr w:type="spellStart"/>
+      <w:r>
+        <w:t>div</w:t>
+      </w:r>
+      <w:proofErr w:type="spellEnd"/>
+      <w:r>
+        <w:t xml:space="preserve"> começando acima da lista </w:t>
+      </w:r>
+      <w:proofErr w:type="spellStart"/>
+      <w:r>
+        <w:t>ul</w:t>
+      </w:r>
+      <w:proofErr w:type="spellEnd"/>
+      <w:r>
+        <w:t xml:space="preserve"> e terminando antes do fechamento de </w:t>
+      </w:r>
+      <w:proofErr w:type="spellStart"/>
+      <w:r>
+        <w:t>main</w:t>
+      </w:r>
+      <w:proofErr w:type="spellEnd"/>
+      <w:r>
+        <w:t>.</w:t>
+      </w:r>
+    </w:p>
+    <w:p>
+      <w:pPr>
+        <w:pStyle w:val="PargrafodaLista"/>
+      </w:pPr>
+    </w:p>
+    <w:p>
+      <w:pPr>
+        <w:pStyle w:val="PargrafodaLista"/>
+        <w:jc w:val="center"/>
+      </w:pPr>
+      <w:r>
+        <w:rPr>
+          <w:noProof/>
+        </w:rPr>
+        <w:drawing>
+          <wp:inline distT="0" distB="0" distL="0" distR="0" wp14:anchorId="461C2043" wp14:editId="400E77E4">
+            <wp:extent cx="2915057" cy="3562847"/>
+            <wp:effectExtent l="0" t="0" r="0" b="0"/>
+            <wp:docPr id="15" name="Imagem 15"/>
+            <wp:cNvGraphicFramePr>
+              <a:graphicFrameLocks xmlns:a="http://schemas.openxmlformats.org/drawingml/2006/main" noChangeAspect="1"/>
+            </wp:cNvGraphicFramePr>
+            <a:graphic xmlns:a="http://schemas.openxmlformats.org/drawingml/2006/main">
+              <a:graphicData uri="http://schemas.openxmlformats.org/drawingml/2006/picture">
+                <pic:pic xmlns:pic="http://schemas.openxmlformats.org/drawingml/2006/picture">
+                  <pic:nvPicPr>
+                    <pic:cNvPr id="1" name=""/>
+                    <pic:cNvPicPr/>
+                  </pic:nvPicPr>
+                  <pic:blipFill>
+                    <a:blip r:embed="rId23"/>
+                    <a:stretch>
+                      <a:fillRect/>
+                    </a:stretch>
+                  </pic:blipFill>
+                  <pic:spPr>
+                    <a:xfrm>
+                      <a:off x="0" y="0"/>
+                      <a:ext cx="2915057" cy="3562847"/>
+                    </a:xfrm>
+                    <a:prstGeom prst="rect">
+                      <a:avLst/>
+                    </a:prstGeom>
+                  </pic:spPr>
+                </pic:pic>
+              </a:graphicData>
+            </a:graphic>
+          </wp:inline>
+        </w:drawing>
+      </w:r>
+    </w:p>
+    <w:p>
+      <w:pPr>
+        <w:pStyle w:val="PargrafodaLista"/>
+      </w:pPr>
+    </w:p>
+    <w:p>
+      <w:pPr>
+        <w:pStyle w:val="PargrafodaLista"/>
+        <w:numPr>
+          <w:ilvl w:val="0"/>
+          <w:numId w:val="3"/>
+        </w:numPr>
+      </w:pPr>
+      <w:r>
+        <w:t>CSS:</w:t>
+      </w:r>
+    </w:p>
+    <w:p>
+      <w:pPr>
+        <w:pStyle w:val="PargrafodaLista"/>
+        <w:jc w:val="center"/>
+      </w:pPr>
+      <w:r>
+        <w:rPr>
+          <w:noProof/>
+        </w:rPr>
+        <w:drawing>
+          <wp:inline distT="0" distB="0" distL="0" distR="0" wp14:anchorId="3E95DDA9" wp14:editId="166560F5">
+            <wp:extent cx="2772162" cy="1238423"/>
+            <wp:effectExtent l="0" t="0" r="9525" b="0"/>
+            <wp:docPr id="16" name="Imagem 16"/>
+            <wp:cNvGraphicFramePr>
+              <a:graphicFrameLocks xmlns:a="http://schemas.openxmlformats.org/drawingml/2006/main" noChangeAspect="1"/>
+            </wp:cNvGraphicFramePr>
+            <a:graphic xmlns:a="http://schemas.openxmlformats.org/drawingml/2006/main">
+              <a:graphicData uri="http://schemas.openxmlformats.org/drawingml/2006/picture">
+                <pic:pic xmlns:pic="http://schemas.openxmlformats.org/drawingml/2006/picture">
+                  <pic:nvPicPr>
+                    <pic:cNvPr id="1" name=""/>
+                    <pic:cNvPicPr/>
+                  </pic:nvPicPr>
+                  <pic:blipFill>
+                    <a:blip r:embed="rId24"/>
+                    <a:stretch>
+                      <a:fillRect/>
+                    </a:stretch>
+                  </pic:blipFill>
+                  <pic:spPr>
+                    <a:xfrm>
+                      <a:off x="0" y="0"/>
+                      <a:ext cx="2772162" cy="1238423"/>
+                    </a:xfrm>
+                    <a:prstGeom prst="rect">
+                      <a:avLst/>
+                    </a:prstGeom>
+                  </pic:spPr>
+                </pic:pic>
+              </a:graphicData>
+            </a:graphic>
+          </wp:inline>
+        </w:drawing>
+      </w:r>
+    </w:p>
+    <w:p>
+      <w:pPr>
+        <w:pStyle w:val="PargrafodaLista"/>
+        <w:jc w:val="center"/>
+      </w:pPr>
+    </w:p>
+    <w:p>
+      <w:pPr>
+        <w:pStyle w:val="PargrafodaLista"/>
+        <w:jc w:val="center"/>
+      </w:pPr>
+      <w:r>
+        <w:rPr>
+          <w:noProof/>
+        </w:rPr>
+        <w:lastRenderedPageBreak/>
+        <w:drawing>
+          <wp:inline distT="0" distB="0" distL="0" distR="0" wp14:anchorId="33ACFE42" wp14:editId="0EA2EA32">
+            <wp:extent cx="2772162" cy="1105054"/>
+            <wp:effectExtent l="0" t="0" r="9525" b="0"/>
+            <wp:docPr id="17" name="Imagem 17"/>
+            <wp:cNvGraphicFramePr>
+              <a:graphicFrameLocks xmlns:a="http://schemas.openxmlformats.org/drawingml/2006/main" noChangeAspect="1"/>
+            </wp:cNvGraphicFramePr>
+            <a:graphic xmlns:a="http://schemas.openxmlformats.org/drawingml/2006/main">
+              <a:graphicData uri="http://schemas.openxmlformats.org/drawingml/2006/picture">
+                <pic:pic xmlns:pic="http://schemas.openxmlformats.org/drawingml/2006/picture">
+                  <pic:nvPicPr>
+                    <pic:cNvPr id="1" name=""/>
+                    <pic:cNvPicPr/>
+                  </pic:nvPicPr>
+                  <pic:blipFill>
+                    <a:blip r:embed="rId25"/>
+                    <a:stretch>
+                      <a:fillRect/>
+                    </a:stretch>
+                  </pic:blipFill>
+                  <pic:spPr>
+                    <a:xfrm>
+                      <a:off x="0" y="0"/>
+                      <a:ext cx="2772162" cy="1105054"/>
+                    </a:xfrm>
+                    <a:prstGeom prst="rect">
+                      <a:avLst/>
+                    </a:prstGeom>
+                  </pic:spPr>
+                </pic:pic>
+              </a:graphicData>
+            </a:graphic>
+          </wp:inline>
+        </w:drawing>
+      </w:r>
+    </w:p>
+    <w:p>
+      <w:pPr>
+        <w:pStyle w:val="PargrafodaLista"/>
+      </w:pPr>
+    </w:p>
+    <w:p>
+      <w:pPr>
+        <w:pStyle w:val="PargrafodaLista"/>
+        <w:numPr>
+          <w:ilvl w:val="0"/>
+          <w:numId w:val="4"/>
+        </w:numPr>
+      </w:pPr>
+      <w:r>
+        <w:t xml:space="preserve">Adição de imagem da segunda </w:t>
+      </w:r>
+      <w:proofErr w:type="spellStart"/>
+      <w:r>
+        <w:t>div</w:t>
+      </w:r>
+      <w:proofErr w:type="spellEnd"/>
+      <w:r>
+        <w:t xml:space="preserve"> (benefícios):</w:t>
+      </w:r>
+    </w:p>
+    <w:p>
+      <w:pPr>
+        <w:pStyle w:val="PargrafodaLista"/>
+      </w:pPr>
+    </w:p>
+    <w:p>
+      <w:pPr>
+        <w:pStyle w:val="PargrafodaLista"/>
+        <w:jc w:val="center"/>
+      </w:pPr>
+      <w:r>
+        <w:rPr>
+          <w:noProof/>
+        </w:rPr>
+        <w:drawing>
+          <wp:inline distT="0" distB="0" distL="0" distR="0" wp14:anchorId="085D48BF" wp14:editId="1F0E78EC">
+            <wp:extent cx="5400040" cy="828675"/>
+            <wp:effectExtent l="0" t="0" r="0" b="9525"/>
+            <wp:docPr id="22" name="Imagem 22"/>
+            <wp:cNvGraphicFramePr>
+              <a:graphicFrameLocks xmlns:a="http://schemas.openxmlformats.org/drawingml/2006/main" noChangeAspect="1"/>
+            </wp:cNvGraphicFramePr>
+            <a:graphic xmlns:a="http://schemas.openxmlformats.org/drawingml/2006/main">
+              <a:graphicData uri="http://schemas.openxmlformats.org/drawingml/2006/picture">
+                <pic:pic xmlns:pic="http://schemas.openxmlformats.org/drawingml/2006/picture">
+                  <pic:nvPicPr>
+                    <pic:cNvPr id="1" name=""/>
+                    <pic:cNvPicPr/>
+                  </pic:nvPicPr>
+                  <pic:blipFill>
+                    <a:blip r:embed="rId26"/>
+                    <a:stretch>
+                      <a:fillRect/>
+                    </a:stretch>
+                  </pic:blipFill>
+                  <pic:spPr>
+                    <a:xfrm>
+                      <a:off x="0" y="0"/>
+                      <a:ext cx="5400040" cy="828675"/>
+                    </a:xfrm>
+                    <a:prstGeom prst="rect">
+                      <a:avLst/>
+                    </a:prstGeom>
+                  </pic:spPr>
+                </pic:pic>
+              </a:graphicData>
+            </a:graphic>
+          </wp:inline>
+        </w:drawing>
+      </w:r>
+    </w:p>
+    <w:p>
+      <w:pPr>
+        <w:pStyle w:val="PargrafodaLista"/>
+      </w:pPr>
+    </w:p>
+    <w:p>
+      <w:pPr>
+        <w:pStyle w:val="PargrafodaLista"/>
+        <w:numPr>
+          <w:ilvl w:val="0"/>
+          <w:numId w:val="3"/>
+        </w:numPr>
+      </w:pPr>
+      <w:r>
+        <w:t xml:space="preserve">Diminuindo com </w:t>
+      </w:r>
+      <w:proofErr w:type="spellStart"/>
+      <w:r>
+        <w:t>width</w:t>
+      </w:r>
+      <w:proofErr w:type="spellEnd"/>
+      <w:r>
+        <w:t xml:space="preserve"> e deixando ela ao lado da lista, através do CSS, mudando a natureza da </w:t>
+      </w:r>
+      <w:proofErr w:type="spellStart"/>
+      <w:r>
+        <w:t>ul</w:t>
+      </w:r>
+      <w:proofErr w:type="spellEnd"/>
+      <w:r>
+        <w:t xml:space="preserve"> para display:</w:t>
+      </w:r>
+    </w:p>
+    <w:p>
+      <w:pPr>
+        <w:pStyle w:val="PargrafodaLista"/>
+      </w:pPr>
+    </w:p>
+    <w:p>
+      <w:pPr>
+        <w:pStyle w:val="PargrafodaLista"/>
+        <w:jc w:val="center"/>
+      </w:pPr>
+      <w:r>
+        <w:rPr>
+          <w:noProof/>
+        </w:rPr>
+        <w:drawing>
+          <wp:inline distT="0" distB="0" distL="0" distR="0" wp14:anchorId="45DBF591" wp14:editId="22688B40">
+            <wp:extent cx="2353003" cy="1324160"/>
+            <wp:effectExtent l="0" t="0" r="0" b="9525"/>
+            <wp:docPr id="21" name="Imagem 21"/>
+            <wp:cNvGraphicFramePr>
+              <a:graphicFrameLocks xmlns:a="http://schemas.openxmlformats.org/drawingml/2006/main" noChangeAspect="1"/>
+            </wp:cNvGraphicFramePr>
+            <a:graphic xmlns:a="http://schemas.openxmlformats.org/drawingml/2006/main">
+              <a:graphicData uri="http://schemas.openxmlformats.org/drawingml/2006/picture">
+                <pic:pic xmlns:pic="http://schemas.openxmlformats.org/drawingml/2006/picture">
+                  <pic:nvPicPr>
+                    <pic:cNvPr id="1" name=""/>
+                    <pic:cNvPicPr/>
+                  </pic:nvPicPr>
+                  <pic:blipFill>
+                    <a:blip r:embed="rId27"/>
+                    <a:stretch>
+                      <a:fillRect/>
+                    </a:stretch>
+                  </pic:blipFill>
+                  <pic:spPr>
+                    <a:xfrm>
+                      <a:off x="0" y="0"/>
+                      <a:ext cx="2353003" cy="1324160"/>
+                    </a:xfrm>
+                    <a:prstGeom prst="rect">
+                      <a:avLst/>
+                    </a:prstGeom>
+                  </pic:spPr>
+                </pic:pic>
+              </a:graphicData>
+            </a:graphic>
+          </wp:inline>
+        </w:drawing>
+      </w:r>
+    </w:p>
+    <w:p>
+      <w:pPr>
+        <w:pStyle w:val="PargrafodaLista"/>
+      </w:pPr>
+    </w:p>
+    <w:p>
+      <w:pPr>
+        <w:pStyle w:val="PargrafodaLista"/>
+        <w:numPr>
+          <w:ilvl w:val="0"/>
+          <w:numId w:val="4"/>
+        </w:numPr>
+      </w:pPr>
+      <w:r>
+        <w:t>Alinhamento da lista</w:t>
+      </w:r>
+      <w:r>
+        <w:t xml:space="preserve"> ao</w:t>
+      </w:r>
+      <w:r>
+        <w:t xml:space="preserve"> topo da imagem</w:t>
+      </w:r>
+      <w:r>
+        <w:t xml:space="preserve"> com vertical-</w:t>
+      </w:r>
+      <w:proofErr w:type="spellStart"/>
+      <w:r>
+        <w:t>align</w:t>
+      </w:r>
+      <w:proofErr w:type="spellEnd"/>
+      <w:r>
+        <w:t xml:space="preserve">: </w:t>
+      </w:r>
+      <w:proofErr w:type="gramStart"/>
+      <w:r>
+        <w:t>top;</w:t>
+      </w:r>
+      <w:r>
+        <w:t>:</w:t>
+      </w:r>
+      <w:proofErr w:type="gramEnd"/>
+    </w:p>
+    <w:p>
+      <w:pPr>
+        <w:pStyle w:val="PargrafodaLista"/>
+        <w:jc w:val="center"/>
+      </w:pPr>
+    </w:p>
+    <w:p>
+      <w:pPr>
+        <w:pStyle w:val="PargrafodaLista"/>
+        <w:jc w:val="center"/>
+      </w:pPr>
+      <w:r>
+        <w:rPr>
+          <w:noProof/>
+        </w:rPr>
+        <w:drawing>
+          <wp:inline distT="0" distB="0" distL="0" distR="0" wp14:anchorId="58A3CBC6" wp14:editId="1ECD3FFA">
+            <wp:extent cx="2295845" cy="781159"/>
+            <wp:effectExtent l="0" t="0" r="9525" b="0"/>
+            <wp:docPr id="24" name="Imagem 24"/>
+            <wp:cNvGraphicFramePr>
+              <a:graphicFrameLocks xmlns:a="http://schemas.openxmlformats.org/drawingml/2006/main" noChangeAspect="1"/>
+            </wp:cNvGraphicFramePr>
+            <a:graphic xmlns:a="http://schemas.openxmlformats.org/drawingml/2006/main">
+              <a:graphicData uri="http://schemas.openxmlformats.org/drawingml/2006/picture">
+                <pic:pic xmlns:pic="http://schemas.openxmlformats.org/drawingml/2006/picture">
+                  <pic:nvPicPr>
+                    <pic:cNvPr id="1" name=""/>
+                    <pic:cNvPicPr/>
+                  </pic:nvPicPr>
+                  <pic:blipFill>
+                    <a:blip r:embed="rId28"/>
+                    <a:stretch>
+                      <a:fillRect/>
+                    </a:stretch>
+                  </pic:blipFill>
+                  <pic:spPr>
+                    <a:xfrm>
+                      <a:off x="0" y="0"/>
+                      <a:ext cx="2295845" cy="781159"/>
+                    </a:xfrm>
+                    <a:prstGeom prst="rect">
+                      <a:avLst/>
+                    </a:prstGeom>
+                  </pic:spPr>
+                </pic:pic>
+              </a:graphicData>
+            </a:graphic>
+          </wp:inline>
+        </w:drawing>
+      </w:r>
+    </w:p>
+    <w:p>
+      <w:pPr>
+        <w:pStyle w:val="PargrafodaLista"/>
+      </w:pPr>
+    </w:p>
+    <w:p>
+      <w:pPr>
+        <w:pStyle w:val="PargrafodaLista"/>
+        <w:numPr>
+          <w:ilvl w:val="0"/>
+          <w:numId w:val="3"/>
+        </w:numPr>
+      </w:pPr>
+      <w:r>
+        <w:t>Exemplo de como deve estar</w:t>
+      </w:r>
+      <w:r>
+        <w:t xml:space="preserve"> agora</w:t>
+      </w:r>
+      <w:r>
+        <w:t>:</w:t>
+      </w:r>
+    </w:p>
+    <w:p>
+      <w:pPr>
+        <w:pStyle w:val="PargrafodaLista"/>
+        <w:jc w:val="center"/>
+      </w:pPr>
+      <w:r>
+        <w:rPr>
+          <w:noProof/>
+        </w:rPr>
+        <w:lastRenderedPageBreak/>
+        <w:drawing>
+          <wp:inline distT="0" distB="0" distL="0" distR="0" wp14:anchorId="17B2ABFA" wp14:editId="39E8D498">
+            <wp:extent cx="5400040" cy="2788285"/>
+            <wp:effectExtent l="0" t="0" r="0" b="0"/>
+            <wp:docPr id="25" name="Imagem 25"/>
+            <wp:cNvGraphicFramePr>
+              <a:graphicFrameLocks xmlns:a="http://schemas.openxmlformats.org/drawingml/2006/main" noChangeAspect="1"/>
+            </wp:cNvGraphicFramePr>
+            <a:graphic xmlns:a="http://schemas.openxmlformats.org/drawingml/2006/main">
+              <a:graphicData uri="http://schemas.openxmlformats.org/drawingml/2006/picture">
+                <pic:pic xmlns:pic="http://schemas.openxmlformats.org/drawingml/2006/picture">
+                  <pic:nvPicPr>
+                    <pic:cNvPr id="1" name=""/>
+                    <pic:cNvPicPr/>
+                  </pic:nvPicPr>
+                  <pic:blipFill>
+                    <a:blip r:embed="rId29"/>
+                    <a:stretch>
+                      <a:fillRect/>
+                    </a:stretch>
+                  </pic:blipFill>
+                  <pic:spPr>
+                    <a:xfrm>
+                      <a:off x="0" y="0"/>
+                      <a:ext cx="5400040" cy="2788285"/>
+                    </a:xfrm>
+                    <a:prstGeom prst="rect">
+                      <a:avLst/>
+                    </a:prstGeom>
+                  </pic:spPr>
+                </pic:pic>
+              </a:graphicData>
+            </a:graphic>
+          </wp:inline>
+        </w:drawing>
+      </w:r>
+    </w:p>
+    <w:p>
+      <w:pPr>
+        <w:pStyle w:val="PargrafodaLista"/>
+      </w:pPr>
+    </w:p>
+    <w:p>
+      <w:pPr>
+        <w:pStyle w:val="PargrafodaLista"/>
+        <w:numPr>
+          <w:ilvl w:val="0"/>
+          <w:numId w:val="4"/>
+        </w:numPr>
+      </w:pPr>
+      <w:r>
+        <w:t>Acréscimo de margem entre a lista e a imagem</w:t>
+      </w:r>
+      <w:r>
+        <w:t xml:space="preserve"> com </w:t>
+      </w:r>
+      <w:proofErr w:type="spellStart"/>
+      <w:r>
+        <w:t>width</w:t>
+      </w:r>
+      <w:proofErr w:type="spellEnd"/>
+      <w:r>
+        <w:t>,</w:t>
+      </w:r>
+      <w:r>
+        <w:t xml:space="preserve"> </w:t>
+      </w:r>
+      <w:r>
+        <w:t xml:space="preserve">e </w:t>
+      </w:r>
+      <w:r>
+        <w:t>mais um espaço interno do lado direito</w:t>
+      </w:r>
+      <w:r>
+        <w:t xml:space="preserve"> com </w:t>
+      </w:r>
+      <w:proofErr w:type="spellStart"/>
+      <w:r>
+        <w:t>margin-right</w:t>
+      </w:r>
+      <w:proofErr w:type="spellEnd"/>
+      <w:r>
+        <w:t>:</w:t>
+      </w:r>
+    </w:p>
+    <w:p>
+      <w:pPr>
+        <w:pStyle w:val="PargrafodaLista"/>
+      </w:pPr>
+    </w:p>
+    <w:p>
+      <w:pPr>
+        <w:pStyle w:val="PargrafodaLista"/>
+        <w:jc w:val="center"/>
+      </w:pPr>
+      <w:r>
+        <w:rPr>
+          <w:noProof/>
+        </w:rPr>
+        <w:drawing>
+          <wp:inline distT="0" distB="0" distL="0" distR="0" wp14:anchorId="1D5102E4" wp14:editId="47E8AE7C">
+            <wp:extent cx="2257740" cy="1143160"/>
+            <wp:effectExtent l="0" t="0" r="0" b="0"/>
+            <wp:docPr id="26" name="Imagem 26"/>
+            <wp:cNvGraphicFramePr>
+              <a:graphicFrameLocks xmlns:a="http://schemas.openxmlformats.org/drawingml/2006/main" noChangeAspect="1"/>
+            </wp:cNvGraphicFramePr>
+            <a:graphic xmlns:a="http://schemas.openxmlformats.org/drawingml/2006/main">
+              <a:graphicData uri="http://schemas.openxmlformats.org/drawingml/2006/picture">
+                <pic:pic xmlns:pic="http://schemas.openxmlformats.org/drawingml/2006/picture">
+                  <pic:nvPicPr>
+                    <pic:cNvPr id="1" name=""/>
+                    <pic:cNvPicPr/>
+                  </pic:nvPicPr>
+                  <pic:blipFill>
+                    <a:blip r:embed="rId30"/>
+                    <a:stretch>
+                      <a:fillRect/>
+                    </a:stretch>
+                  </pic:blipFill>
+                  <pic:spPr>
+                    <a:xfrm>
+                      <a:off x="0" y="0"/>
+                      <a:ext cx="2257740" cy="1143160"/>
+                    </a:xfrm>
+                    <a:prstGeom prst="rect">
+                      <a:avLst/>
+                    </a:prstGeom>
+                  </pic:spPr>
+                </pic:pic>
+              </a:graphicData>
+            </a:graphic>
+          </wp:inline>
+        </w:drawing>
+      </w:r>
+    </w:p>
+    <w:p>
+      <w:pPr>
+        <w:pStyle w:val="PargrafodaLista"/>
+      </w:pPr>
+    </w:p>
+    <w:p>
+      <w:pPr>
+        <w:pStyle w:val="PargrafodaLista"/>
+        <w:numPr>
+          <w:ilvl w:val="0"/>
+          <w:numId w:val="4"/>
+        </w:numPr>
+      </w:pPr>
+      <w:r>
+        <w:t>Centralização do subtítulo h2:</w:t>
+      </w:r>
+    </w:p>
+    <w:p>
+      <w:pPr>
+        <w:pStyle w:val="PargrafodaLista"/>
+      </w:pPr>
+    </w:p>
+    <w:p>
+      <w:pPr>
+        <w:pStyle w:val="PargrafodaLista"/>
+        <w:jc w:val="center"/>
+      </w:pPr>
+      <w:r>
+        <w:rPr>
+          <w:noProof/>
+        </w:rPr>
+        <w:drawing>
+          <wp:inline distT="0" distB="0" distL="0" distR="0" wp14:anchorId="000F21FA" wp14:editId="5F972ABE">
+            <wp:extent cx="2248214" cy="819264"/>
+            <wp:effectExtent l="0" t="0" r="0" b="0"/>
+            <wp:docPr id="27" name="Imagem 27"/>
+            <wp:cNvGraphicFramePr>
+              <a:graphicFrameLocks xmlns:a="http://schemas.openxmlformats.org/drawingml/2006/main" noChangeAspect="1"/>
+            </wp:cNvGraphicFramePr>
+            <a:graphic xmlns:a="http://schemas.openxmlformats.org/drawingml/2006/main">
+              <a:graphicData uri="http://schemas.openxmlformats.org/drawingml/2006/picture">
+                <pic:pic xmlns:pic="http://schemas.openxmlformats.org/drawingml/2006/picture">
+                  <pic:nvPicPr>
+                    <pic:cNvPr id="1" name=""/>
+                    <pic:cNvPicPr/>
+                  </pic:nvPicPr>
+                  <pic:blipFill>
+                    <a:blip r:embed="rId31"/>
+                    <a:stretch>
+                      <a:fillRect/>
+                    </a:stretch>
+                  </pic:blipFill>
+                  <pic:spPr>
+                    <a:xfrm>
+                      <a:off x="0" y="0"/>
+                      <a:ext cx="2248214" cy="819264"/>
+                    </a:xfrm>
+                    <a:prstGeom prst="rect">
+                      <a:avLst/>
+                    </a:prstGeom>
+                  </pic:spPr>
+                </pic:pic>
+              </a:graphicData>
+            </a:graphic>
+          </wp:inline>
+        </w:drawing>
+      </w:r>
+    </w:p>
+    <w:p>
+      <w:pPr>
+        <w:pStyle w:val="PargrafodaLista"/>
+      </w:pPr>
+    </w:p>
+    <w:p>
+      <w:pPr>
+        <w:pStyle w:val="PargrafodaLista"/>
+        <w:numPr>
+          <w:ilvl w:val="0"/>
+          <w:numId w:val="4"/>
+        </w:numPr>
+      </w:pPr>
+      <w:r>
+        <w:t xml:space="preserve">Adição de </w:t>
+      </w:r>
+      <w:r>
+        <w:t>espaço interno geral</w:t>
+      </w:r>
+      <w:r>
+        <w:t xml:space="preserve"> (margem de todos os lados)</w:t>
+      </w:r>
+      <w:r>
+        <w:t xml:space="preserve">, através do </w:t>
+      </w:r>
+      <w:proofErr w:type="spellStart"/>
+      <w:r>
+        <w:t>cod</w:t>
+      </w:r>
+      <w:proofErr w:type="spellEnd"/>
+      <w:r>
+        <w:t xml:space="preserve">. </w:t>
+      </w:r>
+      <w:proofErr w:type="spellStart"/>
+      <w:r>
+        <w:t>Padding</w:t>
+      </w:r>
+      <w:proofErr w:type="spellEnd"/>
+      <w:r>
+        <w:t xml:space="preserve">, dentro da </w:t>
+      </w:r>
+      <w:proofErr w:type="spellStart"/>
+      <w:r>
+        <w:t>div</w:t>
+      </w:r>
+      <w:proofErr w:type="spellEnd"/>
+      <w:r>
+        <w:t xml:space="preserve"> (principal):</w:t>
+      </w:r>
+    </w:p>
+    <w:p>
+      <w:pPr>
+        <w:pStyle w:val="PargrafodaLista"/>
+      </w:pPr>
+    </w:p>
+    <w:p>
+      <w:pPr>
+        <w:pStyle w:val="PargrafodaLista"/>
+        <w:jc w:val="center"/>
+      </w:pPr>
+      <w:r>
+        <w:rPr>
+          <w:noProof/>
+        </w:rPr>
+        <w:drawing>
+          <wp:inline distT="0" distB="0" distL="0" distR="0" wp14:anchorId="627AF1E0" wp14:editId="219E14D7">
+            <wp:extent cx="2734057" cy="876422"/>
+            <wp:effectExtent l="0" t="0" r="9525" b="0"/>
+            <wp:docPr id="28" name="Imagem 28"/>
+            <wp:cNvGraphicFramePr>
+              <a:graphicFrameLocks xmlns:a="http://schemas.openxmlformats.org/drawingml/2006/main" noChangeAspect="1"/>
+            </wp:cNvGraphicFramePr>
+            <a:graphic xmlns:a="http://schemas.openxmlformats.org/drawingml/2006/main">
+              <a:graphicData uri="http://schemas.openxmlformats.org/drawingml/2006/picture">
+                <pic:pic xmlns:pic="http://schemas.openxmlformats.org/drawingml/2006/picture">
+                  <pic:nvPicPr>
+                    <pic:cNvPr id="1" name=""/>
+                    <pic:cNvPicPr/>
+                  </pic:nvPicPr>
+                  <pic:blipFill>
+                    <a:blip r:embed="rId32"/>
+                    <a:stretch>
+                      <a:fillRect/>
+                    </a:stretch>
+                  </pic:blipFill>
+                  <pic:spPr>
+                    <a:xfrm>
+                      <a:off x="0" y="0"/>
+                      <a:ext cx="2734057" cy="876422"/>
+                    </a:xfrm>
+                    <a:prstGeom prst="rect">
+                      <a:avLst/>
+                    </a:prstGeom>
+                  </pic:spPr>
+                </pic:pic>
+              </a:graphicData>
+            </a:graphic>
+          </wp:inline>
+        </w:drawing>
+      </w:r>
+    </w:p>
+    <w:p>
+      <w:pPr>
+        <w:pStyle w:val="PargrafodaLista"/>
+      </w:pPr>
+    </w:p>
+    <w:p>
+      <w:pPr>
+        <w:pStyle w:val="PargrafodaLista"/>
+        <w:numPr>
+          <w:ilvl w:val="0"/>
+          <w:numId w:val="3"/>
+        </w:numPr>
+      </w:pPr>
+      <w:r>
+        <w:t>Exemplo de como deve ficar:</w:t>
+      </w:r>
+    </w:p>
+    <w:p>
+      <w:pPr>
+        <w:pStyle w:val="PargrafodaLista"/>
+      </w:pPr>
+    </w:p>
+    <w:p>
+      <w:pPr>
+        <w:pStyle w:val="PargrafodaLista"/>
+        <w:jc w:val="center"/>
+      </w:pPr>
+      <w:r>
+        <w:rPr>
+          <w:noProof/>
+        </w:rPr>
+        <w:lastRenderedPageBreak/>
+        <w:drawing>
+          <wp:inline distT="0" distB="0" distL="0" distR="0" wp14:anchorId="48A8EE75" wp14:editId="0DB6D9BA">
+            <wp:extent cx="5400040" cy="1278890"/>
+            <wp:effectExtent l="0" t="0" r="0" b="0"/>
+            <wp:docPr id="29" name="Imagem 29"/>
+            <wp:cNvGraphicFramePr>
+              <a:graphicFrameLocks xmlns:a="http://schemas.openxmlformats.org/drawingml/2006/main" noChangeAspect="1"/>
+            </wp:cNvGraphicFramePr>
+            <a:graphic xmlns:a="http://schemas.openxmlformats.org/drawingml/2006/main">
+              <a:graphicData uri="http://schemas.openxmlformats.org/drawingml/2006/picture">
+                <pic:pic xmlns:pic="http://schemas.openxmlformats.org/drawingml/2006/picture">
+                  <pic:nvPicPr>
+                    <pic:cNvPr id="1" name=""/>
+                    <pic:cNvPicPr/>
+                  </pic:nvPicPr>
+                  <pic:blipFill>
+                    <a:blip r:embed="rId33"/>
+                    <a:stretch>
+                      <a:fillRect/>
+                    </a:stretch>
+                  </pic:blipFill>
+                  <pic:spPr>
+                    <a:xfrm>
+                      <a:off x="0" y="0"/>
+                      <a:ext cx="5400040" cy="1278890"/>
+                    </a:xfrm>
+                    <a:prstGeom prst="rect">
+                      <a:avLst/>
+                    </a:prstGeom>
+                  </pic:spPr>
+                </pic:pic>
+              </a:graphicData>
+            </a:graphic>
+          </wp:inline>
+        </w:drawing>
+      </w:r>
+    </w:p>
+    <w:p>
+      <w:pPr>
+        <w:pStyle w:val="PargrafodaLista"/>
+      </w:pPr>
+    </w:p>
+    <w:p>
+      <w:pPr>
+        <w:pStyle w:val="PargrafodaLista"/>
+        <w:numPr>
+          <w:ilvl w:val="0"/>
+          <w:numId w:val="4"/>
+        </w:numPr>
+      </w:pPr>
+      <w:r>
+        <w:t xml:space="preserve">Junção do h1 e h2 através da </w:t>
+      </w:r>
+      <w:proofErr w:type="spellStart"/>
+      <w:r>
+        <w:t>class</w:t>
+      </w:r>
+      <w:proofErr w:type="spellEnd"/>
+      <w:r>
+        <w:t xml:space="preserve"> como forma de deixar o </w:t>
+      </w:r>
+      <w:proofErr w:type="spellStart"/>
+      <w:r>
+        <w:t>css</w:t>
+      </w:r>
+      <w:proofErr w:type="spellEnd"/>
+      <w:r>
+        <w:t xml:space="preserve"> mais limpo:</w:t>
+      </w:r>
+    </w:p>
+    <w:p>
+      <w:pPr>
+        <w:pStyle w:val="PargrafodaLista"/>
+      </w:pPr>
+    </w:p>
+    <w:p>
+      <w:pPr>
+        <w:pStyle w:val="PargrafodaLista"/>
+        <w:jc w:val="center"/>
+      </w:pPr>
+      <w:r>
+        <w:rPr>
+          <w:noProof/>
+        </w:rPr>
+        <w:drawing>
+          <wp:inline distT="0" distB="0" distL="0" distR="0" wp14:anchorId="25F06C43" wp14:editId="68320116">
+            <wp:extent cx="5400040" cy="545465"/>
+            <wp:effectExtent l="0" t="0" r="0" b="6985"/>
+            <wp:docPr id="30" name="Imagem 30"/>
+            <wp:cNvGraphicFramePr>
+              <a:graphicFrameLocks xmlns:a="http://schemas.openxmlformats.org/drawingml/2006/main" noChangeAspect="1"/>
+            </wp:cNvGraphicFramePr>
+            <a:graphic xmlns:a="http://schemas.openxmlformats.org/drawingml/2006/main">
+              <a:graphicData uri="http://schemas.openxmlformats.org/drawingml/2006/picture">
+                <pic:pic xmlns:pic="http://schemas.openxmlformats.org/drawingml/2006/picture">
+                  <pic:nvPicPr>
+                    <pic:cNvPr id="1" name=""/>
+                    <pic:cNvPicPr/>
+                  </pic:nvPicPr>
+                  <pic:blipFill>
+                    <a:blip r:embed="rId34"/>
+                    <a:stretch>
+                      <a:fillRect/>
+                    </a:stretch>
+                  </pic:blipFill>
+                  <pic:spPr>
+                    <a:xfrm>
+                      <a:off x="0" y="0"/>
+                      <a:ext cx="5400040" cy="545465"/>
+                    </a:xfrm>
+                    <a:prstGeom prst="rect">
+                      <a:avLst/>
+                    </a:prstGeom>
+                  </pic:spPr>
+                </pic:pic>
+              </a:graphicData>
+            </a:graphic>
+          </wp:inline>
+        </w:drawing>
+      </w:r>
+    </w:p>
+    <w:p>
+      <w:pPr>
+        <w:pStyle w:val="PargrafodaLista"/>
+      </w:pPr>
+    </w:p>
+    <w:p>
+      <w:pPr>
+        <w:pStyle w:val="PargrafodaLista"/>
+        <w:jc w:val="center"/>
+      </w:pPr>
+      <w:r>
+        <w:rPr>
+          <w:noProof/>
+        </w:rPr>
+        <w:drawing>
+          <wp:inline distT="0" distB="0" distL="0" distR="0" wp14:anchorId="1749DA70" wp14:editId="074DBA88">
+            <wp:extent cx="2524477" cy="504895"/>
+            <wp:effectExtent l="0" t="0" r="9525" b="9525"/>
+            <wp:docPr id="32" name="Imagem 32"/>
+            <wp:cNvGraphicFramePr>
+              <a:graphicFrameLocks xmlns:a="http://schemas.openxmlformats.org/drawingml/2006/main" noChangeAspect="1"/>
+            </wp:cNvGraphicFramePr>
+            <a:graphic xmlns:a="http://schemas.openxmlformats.org/drawingml/2006/main">
+              <a:graphicData uri="http://schemas.openxmlformats.org/drawingml/2006/picture">
+                <pic:pic xmlns:pic="http://schemas.openxmlformats.org/drawingml/2006/picture">
+                  <pic:nvPicPr>
+                    <pic:cNvPr id="1" name=""/>
+                    <pic:cNvPicPr/>
+                  </pic:nvPicPr>
+                  <pic:blipFill>
+                    <a:blip r:embed="rId35"/>
+                    <a:stretch>
+                      <a:fillRect/>
+                    </a:stretch>
+                  </pic:blipFill>
+                  <pic:spPr>
+                    <a:xfrm>
+                      <a:off x="0" y="0"/>
+                      <a:ext cx="2524477" cy="504895"/>
+                    </a:xfrm>
+                    <a:prstGeom prst="rect">
+                      <a:avLst/>
+                    </a:prstGeom>
+                  </pic:spPr>
+                </pic:pic>
+              </a:graphicData>
+            </a:graphic>
+          </wp:inline>
+        </w:drawing>
+      </w:r>
+    </w:p>
+    <w:p>
+      <w:pPr>
+        <w:pStyle w:val="PargrafodaLista"/>
+      </w:pPr>
+    </w:p>
+    <w:p>
+      <w:pPr>
+        <w:pStyle w:val="PargrafodaLista"/>
+        <w:numPr>
+          <w:ilvl w:val="0"/>
+          <w:numId w:val="3"/>
+        </w:numPr>
+      </w:pPr>
+      <w:r>
+        <w:t>No CSS:</w:t>
+      </w:r>
+    </w:p>
+    <w:p>
+      <w:pPr>
+        <w:pStyle w:val="PargrafodaLista"/>
+      </w:pPr>
+    </w:p>
+    <w:p>
+      <w:pPr>
+        <w:jc w:val="center"/>
+      </w:pPr>
+      <w:r>
+        <w:rPr>
+          <w:noProof/>
+        </w:rPr>
+        <w:drawing>
+          <wp:inline distT="0" distB="0" distL="0" distR="0" wp14:anchorId="7115AAAD" wp14:editId="71B7691D">
+            <wp:extent cx="2257740" cy="571580"/>
+            <wp:effectExtent l="0" t="0" r="0" b="0"/>
+            <wp:docPr id="33" name="Imagem 33"/>
+            <wp:cNvGraphicFramePr>
+              <a:graphicFrameLocks xmlns:a="http://schemas.openxmlformats.org/drawingml/2006/main" noChangeAspect="1"/>
+            </wp:cNvGraphicFramePr>
+            <a:graphic xmlns:a="http://schemas.openxmlformats.org/drawingml/2006/main">
+              <a:graphicData uri="http://schemas.openxmlformats.org/drawingml/2006/picture">
+                <pic:pic xmlns:pic="http://schemas.openxmlformats.org/drawingml/2006/picture">
+                  <pic:nvPicPr>
+                    <pic:cNvPr id="1" name=""/>
+                    <pic:cNvPicPr/>
+                  </pic:nvPicPr>
+                  <pic:blipFill>
+                    <a:blip r:embed="rId36"/>
+                    <a:stretch>
+                      <a:fillRect/>
+                    </a:stretch>
+                  </pic:blipFill>
+                  <pic:spPr>
+                    <a:xfrm>
+                      <a:off x="0" y="0"/>
+                      <a:ext cx="2257740" cy="571580"/>
+                    </a:xfrm>
+                    <a:prstGeom prst="rect">
+                      <a:avLst/>
+                    </a:prstGeom>
+                  </pic:spPr>
+                </pic:pic>
+              </a:graphicData>
+            </a:graphic>
+          </wp:inline>
+        </w:drawing>
+      </w:r>
+    </w:p>
+    <w:p/>
+    <w:p>
+      <w:pPr>
+        <w:pStyle w:val="PargrafodaLista"/>
+        <w:numPr>
+          <w:ilvl w:val="0"/>
+          <w:numId w:val="4"/>
+        </w:numPr>
+      </w:pPr>
+      <w:r>
+        <w:t>Criação de novos arquivos no projeto:</w:t>
+      </w:r>
+    </w:p>
+    <w:p>
+      <w:pPr>
+        <w:pStyle w:val="PargrafodaLista"/>
+      </w:pPr>
+    </w:p>
+    <w:p>
+      <w:pPr>
+        <w:pStyle w:val="PargrafodaLista"/>
+        <w:jc w:val="center"/>
+      </w:pPr>
+      <w:r>
+        <w:rPr>
+          <w:noProof/>
+        </w:rPr>
+        <w:drawing>
+          <wp:inline distT="0" distB="0" distL="0" distR="0" wp14:anchorId="050FC5FE" wp14:editId="492B45EA">
+            <wp:extent cx="2772162" cy="552527"/>
+            <wp:effectExtent l="0" t="0" r="9525" b="0"/>
+            <wp:docPr id="10" name="Imagem 10"/>
+            <wp:cNvGraphicFramePr>
+              <a:graphicFrameLocks xmlns:a="http://schemas.openxmlformats.org/drawingml/2006/main" noChangeAspect="1"/>
+            </wp:cNvGraphicFramePr>
+            <a:graphic xmlns:a="http://schemas.openxmlformats.org/drawingml/2006/main">
+              <a:graphicData uri="http://schemas.openxmlformats.org/drawingml/2006/picture">
+                <pic:pic xmlns:pic="http://schemas.openxmlformats.org/drawingml/2006/picture">
+                  <pic:nvPicPr>
+                    <pic:cNvPr id="1" name=""/>
+                    <pic:cNvPicPr/>
+                  </pic:nvPicPr>
+                  <pic:blipFill>
+                    <a:blip r:embed="rId37"/>
+                    <a:stretch>
+                      <a:fillRect/>
+                    </a:stretch>
+                  </pic:blipFill>
+                  <pic:spPr>
+                    <a:xfrm>
+                      <a:off x="0" y="0"/>
+                      <a:ext cx="2772162" cy="552527"/>
+                    </a:xfrm>
+                    <a:prstGeom prst="rect">
+                      <a:avLst/>
+                    </a:prstGeom>
+                  </pic:spPr>
+                </pic:pic>
+              </a:graphicData>
+            </a:graphic>
+          </wp:inline>
+        </w:drawing>
+      </w:r>
+    </w:p>
+    <w:p>
+      <w:pPr>
+        <w:pStyle w:val="PargrafodaLista"/>
+      </w:pPr>
+    </w:p>
+    <w:p>
+      <w:pPr>
+        <w:pStyle w:val="PargrafodaLista"/>
+        <w:numPr>
+          <w:ilvl w:val="0"/>
+          <w:numId w:val="3"/>
+        </w:numPr>
+      </w:pPr>
+      <w:r>
+        <w:t xml:space="preserve">Ligando o </w:t>
+      </w:r>
+      <w:proofErr w:type="spellStart"/>
+      <w:r>
+        <w:t>css</w:t>
+      </w:r>
+      <w:proofErr w:type="spellEnd"/>
+      <w:r>
+        <w:t xml:space="preserve"> no </w:t>
+      </w:r>
+      <w:proofErr w:type="spellStart"/>
+      <w:r>
+        <w:t>html</w:t>
+      </w:r>
+      <w:proofErr w:type="spellEnd"/>
+      <w:r>
+        <w:t xml:space="preserve">, trocando o título e colocando para </w:t>
+      </w:r>
+      <w:proofErr w:type="spellStart"/>
+      <w:r>
+        <w:t>pt-br</w:t>
+      </w:r>
+      <w:proofErr w:type="spellEnd"/>
+      <w:r>
+        <w:t>:</w:t>
+      </w:r>
+    </w:p>
+    <w:p>
+      <w:pPr>
+        <w:pStyle w:val="PargrafodaLista"/>
+      </w:pPr>
+    </w:p>
+    <w:p>
+      <w:pPr>
+        <w:pStyle w:val="PargrafodaLista"/>
+        <w:jc w:val="center"/>
+      </w:pPr>
+      <w:r>
+        <w:rPr>
+          <w:noProof/>
+        </w:rPr>
+        <w:drawing>
+          <wp:inline distT="0" distB="0" distL="0" distR="0" wp14:anchorId="19FCE99F" wp14:editId="4A9BCF6D">
+            <wp:extent cx="5400040" cy="1468755"/>
+            <wp:effectExtent l="0" t="0" r="0" b="0"/>
+            <wp:docPr id="18" name="Imagem 18"/>
+            <wp:cNvGraphicFramePr>
+              <a:graphicFrameLocks xmlns:a="http://schemas.openxmlformats.org/drawingml/2006/main" noChangeAspect="1"/>
+            </wp:cNvGraphicFramePr>
+            <a:graphic xmlns:a="http://schemas.openxmlformats.org/drawingml/2006/main">
+              <a:graphicData uri="http://schemas.openxmlformats.org/drawingml/2006/picture">
+                <pic:pic xmlns:pic="http://schemas.openxmlformats.org/drawingml/2006/picture">
+                  <pic:nvPicPr>
+                    <pic:cNvPr id="1" name=""/>
+                    <pic:cNvPicPr/>
+                  </pic:nvPicPr>
+                  <pic:blipFill>
+                    <a:blip r:embed="rId38"/>
+                    <a:stretch>
+                      <a:fillRect/>
+                    </a:stretch>
+                  </pic:blipFill>
+                  <pic:spPr>
+                    <a:xfrm>
+                      <a:off x="0" y="0"/>
+                      <a:ext cx="5400040" cy="1468755"/>
+                    </a:xfrm>
+                    <a:prstGeom prst="rect">
+                      <a:avLst/>
+                    </a:prstGeom>
+                  </pic:spPr>
+                </pic:pic>
+              </a:graphicData>
+            </a:graphic>
+          </wp:inline>
+        </w:drawing>
+      </w:r>
+    </w:p>
+    <w:p>
+      <w:pPr>
+        <w:pStyle w:val="PargrafodaLista"/>
+      </w:pPr>
+    </w:p>
+    <w:p>
+      <w:pPr>
+        <w:pStyle w:val="PargrafodaLista"/>
+        <w:jc w:val="both"/>
+      </w:pPr>
+    </w:p>
+    <w:p>
+      <w:pPr>
+        <w:pStyle w:val="PargrafodaLista"/>
+        <w:numPr>
+          <w:ilvl w:val="0"/>
+          <w:numId w:val="4"/>
+        </w:numPr>
+      </w:pPr>
+      <w:r>
+        <w:t xml:space="preserve">Estruturação da página produtos.html, com header, </w:t>
+      </w:r>
+      <w:proofErr w:type="spellStart"/>
+      <w:r>
+        <w:t>main</w:t>
+      </w:r>
+      <w:proofErr w:type="spellEnd"/>
+      <w:r>
+        <w:t xml:space="preserve"> e </w:t>
+      </w:r>
+      <w:proofErr w:type="spellStart"/>
+      <w:r>
+        <w:t>footer</w:t>
+      </w:r>
+      <w:proofErr w:type="spellEnd"/>
+      <w:r>
+        <w:t>, com adição de uma imagem como logo do site e uma lista não ordenada (ela será o menu do nosso site):</w:t>
+      </w:r>
+    </w:p>
+    <w:p>
+      <w:pPr>
+        <w:pStyle w:val="PargrafodaLista"/>
+      </w:pPr>
+    </w:p>
+    <w:p>
+      <w:pPr>
+        <w:pStyle w:val="PargrafodaLista"/>
+        <w:jc w:val="center"/>
+      </w:pPr>
+      <w:r>
+        <w:rPr>
+          <w:noProof/>
+        </w:rPr>
+        <w:lastRenderedPageBreak/>
+        <w:drawing>
+          <wp:inline distT="0" distB="0" distL="0" distR="0" wp14:anchorId="2B1C11EC" wp14:editId="6EE84D6B">
+            <wp:extent cx="3953427" cy="4582164"/>
+            <wp:effectExtent l="0" t="0" r="9525" b="0"/>
+            <wp:docPr id="19" name="Imagem 19"/>
+            <wp:cNvGraphicFramePr>
+              <a:graphicFrameLocks xmlns:a="http://schemas.openxmlformats.org/drawingml/2006/main" noChangeAspect="1"/>
+            </wp:cNvGraphicFramePr>
+            <a:graphic xmlns:a="http://schemas.openxmlformats.org/drawingml/2006/main">
+              <a:graphicData uri="http://schemas.openxmlformats.org/drawingml/2006/picture">
+                <pic:pic xmlns:pic="http://schemas.openxmlformats.org/drawingml/2006/picture">
+                  <pic:nvPicPr>
+                    <pic:cNvPr id="1" name=""/>
+                    <pic:cNvPicPr/>
+                  </pic:nvPicPr>
+                  <pic:blipFill>
+                    <a:blip r:embed="rId39"/>
+                    <a:stretch>
+                      <a:fillRect/>
+                    </a:stretch>
+                  </pic:blipFill>
+                  <pic:spPr>
+                    <a:xfrm>
+                      <a:off x="0" y="0"/>
+                      <a:ext cx="3953427" cy="4582164"/>
+                    </a:xfrm>
+                    <a:prstGeom prst="rect">
+                      <a:avLst/>
+                    </a:prstGeom>
+                  </pic:spPr>
+                </pic:pic>
+              </a:graphicData>
+            </a:graphic>
+          </wp:inline>
+        </w:drawing>
+      </w:r>
+    </w:p>
+    <w:p>
+      <w:pPr>
+        <w:pStyle w:val="PargrafodaLista"/>
+      </w:pPr>
+    </w:p>
+    <w:p>
+      <w:pPr>
+        <w:pStyle w:val="PargrafodaLista"/>
+        <w:numPr>
+          <w:ilvl w:val="0"/>
+          <w:numId w:val="4"/>
+        </w:numPr>
+      </w:pPr>
+      <w:r>
+        <w:t xml:space="preserve">Adição de cor de fundo no header pelo </w:t>
+      </w:r>
+      <w:proofErr w:type="spellStart"/>
+      <w:r>
+        <w:t>css</w:t>
+      </w:r>
+      <w:proofErr w:type="spellEnd"/>
+      <w:r>
+        <w:t xml:space="preserve"> e </w:t>
+      </w:r>
+      <w:proofErr w:type="spellStart"/>
+      <w:r>
+        <w:t>tag</w:t>
+      </w:r>
+      <w:proofErr w:type="spellEnd"/>
+      <w:r>
+        <w:t xml:space="preserve"> </w:t>
+      </w:r>
+      <w:proofErr w:type="spellStart"/>
+      <w:r>
+        <w:t>nav</w:t>
+      </w:r>
+      <w:proofErr w:type="spellEnd"/>
+      <w:r>
+        <w:t xml:space="preserve"> no </w:t>
+      </w:r>
+      <w:proofErr w:type="spellStart"/>
+      <w:r>
+        <w:t>html</w:t>
+      </w:r>
+      <w:proofErr w:type="spellEnd"/>
+      <w:r>
+        <w:t xml:space="preserve"> para a lista se tornar um menu:</w:t>
+      </w:r>
+    </w:p>
+    <w:p>
+      <w:pPr>
+        <w:pStyle w:val="PargrafodaLista"/>
+        <w:numPr>
+          <w:ilvl w:val="0"/>
+          <w:numId w:val="3"/>
+        </w:numPr>
+      </w:pPr>
+      <w:r>
+        <w:t>Cor de fundo (</w:t>
+      </w:r>
+      <w:proofErr w:type="spellStart"/>
+      <w:r>
+        <w:t>css</w:t>
+      </w:r>
+      <w:proofErr w:type="spellEnd"/>
+      <w:r>
+        <w:t>):</w:t>
+      </w:r>
+    </w:p>
+    <w:p>
+      <w:pPr>
+        <w:pStyle w:val="PargrafodaLista"/>
+      </w:pPr>
+    </w:p>
+    <w:p>
+      <w:pPr>
+        <w:pStyle w:val="PargrafodaLista"/>
+        <w:jc w:val="center"/>
+      </w:pPr>
+      <w:r>
+        <w:rPr>
+          <w:noProof/>
+        </w:rPr>
+        <w:drawing>
+          <wp:inline distT="0" distB="0" distL="0" distR="0" wp14:anchorId="7577A2CB" wp14:editId="09AD3312">
+            <wp:extent cx="2753109" cy="533474"/>
+            <wp:effectExtent l="0" t="0" r="9525" b="0"/>
+            <wp:docPr id="23" name="Imagem 23"/>
+            <wp:cNvGraphicFramePr>
+              <a:graphicFrameLocks xmlns:a="http://schemas.openxmlformats.org/drawingml/2006/main" noChangeAspect="1"/>
+            </wp:cNvGraphicFramePr>
+            <a:graphic xmlns:a="http://schemas.openxmlformats.org/drawingml/2006/main">
+              <a:graphicData uri="http://schemas.openxmlformats.org/drawingml/2006/picture">
+                <pic:pic xmlns:pic="http://schemas.openxmlformats.org/drawingml/2006/picture">
+                  <pic:nvPicPr>
+                    <pic:cNvPr id="1" name=""/>
+                    <pic:cNvPicPr/>
+                  </pic:nvPicPr>
+                  <pic:blipFill>
+                    <a:blip r:embed="rId40"/>
+                    <a:stretch>
+                      <a:fillRect/>
+                    </a:stretch>
+                  </pic:blipFill>
+                  <pic:spPr>
+                    <a:xfrm>
+                      <a:off x="0" y="0"/>
+                      <a:ext cx="2753109" cy="533474"/>
+                    </a:xfrm>
+                    <a:prstGeom prst="rect">
+                      <a:avLst/>
+                    </a:prstGeom>
+                  </pic:spPr>
+                </pic:pic>
+              </a:graphicData>
+            </a:graphic>
+          </wp:inline>
+        </w:drawing>
+      </w:r>
+    </w:p>
+    <w:p>
+      <w:pPr>
+        <w:pStyle w:val="PargrafodaLista"/>
+        <w:jc w:val="center"/>
+      </w:pPr>
+    </w:p>
+    <w:p>
+      <w:pPr>
+        <w:pStyle w:val="PargrafodaLista"/>
+        <w:numPr>
+          <w:ilvl w:val="0"/>
+          <w:numId w:val="3"/>
+        </w:numPr>
+      </w:pPr>
+      <w:proofErr w:type="spellStart"/>
+      <w:r>
+        <w:t>Nav</w:t>
+      </w:r>
+      <w:proofErr w:type="spellEnd"/>
+      <w:r>
+        <w:t xml:space="preserve"> na lista (</w:t>
+      </w:r>
+      <w:proofErr w:type="spellStart"/>
+      <w:r>
+        <w:t>html</w:t>
+      </w:r>
+      <w:proofErr w:type="spellEnd"/>
+      <w:r>
+        <w:t>):</w:t>
+      </w:r>
+    </w:p>
+    <w:p>
+      <w:pPr>
+        <w:pStyle w:val="PargrafodaLista"/>
+      </w:pPr>
+    </w:p>
+    <w:p>
+      <w:pPr>
+        <w:pStyle w:val="PargrafodaLista"/>
+        <w:jc w:val="center"/>
+      </w:pPr>
+      <w:r>
+        <w:rPr>
+          <w:noProof/>
+        </w:rPr>
+        <w:lastRenderedPageBreak/>
+        <w:drawing>
+          <wp:inline distT="0" distB="0" distL="0" distR="0" wp14:anchorId="158526C7" wp14:editId="302D5199">
+            <wp:extent cx="1695687" cy="2467319"/>
+            <wp:effectExtent l="0" t="0" r="0" b="0"/>
+            <wp:docPr id="20" name="Imagem 20"/>
+            <wp:cNvGraphicFramePr>
+              <a:graphicFrameLocks xmlns:a="http://schemas.openxmlformats.org/drawingml/2006/main" noChangeAspect="1"/>
+            </wp:cNvGraphicFramePr>
+            <a:graphic xmlns:a="http://schemas.openxmlformats.org/drawingml/2006/main">
+              <a:graphicData uri="http://schemas.openxmlformats.org/drawingml/2006/picture">
+                <pic:pic xmlns:pic="http://schemas.openxmlformats.org/drawingml/2006/picture">
+                  <pic:nvPicPr>
+                    <pic:cNvPr id="1" name=""/>
+                    <pic:cNvPicPr/>
+                  </pic:nvPicPr>
+                  <pic:blipFill>
+                    <a:blip r:embed="rId41"/>
+                    <a:stretch>
+                      <a:fillRect/>
+                    </a:stretch>
+                  </pic:blipFill>
+                  <pic:spPr>
+                    <a:xfrm>
+                      <a:off x="0" y="0"/>
+                      <a:ext cx="1695687" cy="2467319"/>
+                    </a:xfrm>
+                    <a:prstGeom prst="rect">
+                      <a:avLst/>
+                    </a:prstGeom>
+                  </pic:spPr>
+                </pic:pic>
+              </a:graphicData>
+            </a:graphic>
+          </wp:inline>
+        </w:drawing>
+      </w:r>
+    </w:p>
+    <w:p>
+      <w:pPr>
+        <w:pStyle w:val="PargrafodaLista"/>
+      </w:pPr>
+    </w:p>
+    <w:p>
+      <w:pPr>
+        <w:pStyle w:val="PargrafodaLista"/>
+        <w:numPr>
+          <w:ilvl w:val="0"/>
+          <w:numId w:val="4"/>
+        </w:numPr>
+      </w:pPr>
+      <w:r>
+        <w:t xml:space="preserve">Inclusão de ancora com a </w:t>
+      </w:r>
+      <w:proofErr w:type="spellStart"/>
+      <w:r>
+        <w:t>tag</w:t>
+      </w:r>
+      <w:proofErr w:type="spellEnd"/>
+      <w:r>
+        <w:t xml:space="preserve"> &lt;a </w:t>
+      </w:r>
+      <w:proofErr w:type="spellStart"/>
+      <w:r>
+        <w:t>href</w:t>
+      </w:r>
+      <w:proofErr w:type="spellEnd"/>
+      <w:r>
+        <w:t>=””&gt; para formar links entre as páginas:</w:t>
+      </w:r>
+    </w:p>
+    <w:p>
+      <w:pPr>
+        <w:pStyle w:val="PargrafodaLista"/>
+      </w:pPr>
+    </w:p>
+    <w:p>
+      <w:pPr>
+        <w:ind w:left="360"/>
+        <w:jc w:val="center"/>
+      </w:pPr>
+      <w:r>
+        <w:rPr>
+          <w:noProof/>
+        </w:rPr>
+        <w:drawing>
+          <wp:inline distT="0" distB="0" distL="0" distR="0" wp14:anchorId="31AE7476" wp14:editId="0CB6A717">
+            <wp:extent cx="2991267" cy="1581371"/>
+            <wp:effectExtent l="0" t="0" r="0" b="0"/>
+            <wp:docPr id="31" name="Imagem 31"/>
+            <wp:cNvGraphicFramePr>
+              <a:graphicFrameLocks xmlns:a="http://schemas.openxmlformats.org/drawingml/2006/main" noChangeAspect="1"/>
+            </wp:cNvGraphicFramePr>
+            <a:graphic xmlns:a="http://schemas.openxmlformats.org/drawingml/2006/main">
+              <a:graphicData uri="http://schemas.openxmlformats.org/drawingml/2006/picture">
+                <pic:pic xmlns:pic="http://schemas.openxmlformats.org/drawingml/2006/picture">
+                  <pic:nvPicPr>
+                    <pic:cNvPr id="1" name=""/>
+                    <pic:cNvPicPr/>
+                  </pic:nvPicPr>
+                  <pic:blipFill>
+                    <a:blip r:embed="rId42"/>
+                    <a:stretch>
+                      <a:fillRect/>
+                    </a:stretch>
+                  </pic:blipFill>
+                  <pic:spPr>
+                    <a:xfrm>
+                      <a:off x="0" y="0"/>
+                      <a:ext cx="2991267" cy="1581371"/>
+                    </a:xfrm>
+                    <a:prstGeom prst="rect">
+                      <a:avLst/>
+                    </a:prstGeom>
+                  </pic:spPr>
+                </pic:pic>
+              </a:graphicData>
+            </a:graphic>
+          </wp:inline>
+        </w:drawing>
+      </w:r>
+    </w:p>
+    <w:p/>
+    <w:p>
+      <w:pPr>
+        <w:pStyle w:val="PargrafodaLista"/>
+        <w:numPr>
+          <w:ilvl w:val="0"/>
+          <w:numId w:val="3"/>
+        </w:numPr>
+      </w:pPr>
+      <w:r>
+        <w:t>Mais display para ficarem um ao lado do outro (horizontalmente):</w:t>
+      </w:r>
+    </w:p>
+    <w:p>
+      <w:pPr>
+        <w:pStyle w:val="PargrafodaLista"/>
+      </w:pPr>
+    </w:p>
+    <w:p>
+      <w:pPr>
+        <w:ind w:left="360"/>
+        <w:jc w:val="center"/>
+      </w:pPr>
+      <w:r>
+        <w:rPr>
+          <w:noProof/>
+        </w:rPr>
+        <w:drawing>
+          <wp:inline distT="0" distB="0" distL="0" distR="0" wp14:anchorId="502E9A02" wp14:editId="26D72D79">
+            <wp:extent cx="1933845" cy="676369"/>
+            <wp:effectExtent l="0" t="0" r="9525" b="9525"/>
+            <wp:docPr id="34" name="Imagem 34"/>
+            <wp:cNvGraphicFramePr>
+              <a:graphicFrameLocks xmlns:a="http://schemas.openxmlformats.org/drawingml/2006/main" noChangeAspect="1"/>
+            </wp:cNvGraphicFramePr>
+            <a:graphic xmlns:a="http://schemas.openxmlformats.org/drawingml/2006/main">
+              <a:graphicData uri="http://schemas.openxmlformats.org/drawingml/2006/picture">
+                <pic:pic xmlns:pic="http://schemas.openxmlformats.org/drawingml/2006/picture">
+                  <pic:nvPicPr>
+                    <pic:cNvPr id="1" name=""/>
+                    <pic:cNvPicPr/>
+                  </pic:nvPicPr>
+                  <pic:blipFill>
+                    <a:blip r:embed="rId43"/>
+                    <a:stretch>
+                      <a:fillRect/>
+                    </a:stretch>
+                  </pic:blipFill>
+                  <pic:spPr>
+                    <a:xfrm>
+                      <a:off x="0" y="0"/>
+                      <a:ext cx="1933845" cy="676369"/>
+                    </a:xfrm>
+                    <a:prstGeom prst="rect">
+                      <a:avLst/>
+                    </a:prstGeom>
+                  </pic:spPr>
+                </pic:pic>
+              </a:graphicData>
+            </a:graphic>
+          </wp:inline>
+        </w:drawing>
+      </w:r>
+    </w:p>
+    <w:p>
+      <w:pPr>
+        <w:ind w:left="360"/>
+      </w:pPr>
+    </w:p>
+    <w:p>
+      <w:pPr>
+        <w:pStyle w:val="PargrafodaLista"/>
+        <w:numPr>
+          <w:ilvl w:val="0"/>
+          <w:numId w:val="3"/>
+        </w:numPr>
+      </w:pPr>
+      <w:r>
+        <w:t>Como deve estar:</w:t>
+      </w:r>
+    </w:p>
+    <w:p>
+      <w:pPr>
+        <w:pStyle w:val="PargrafodaLista"/>
+      </w:pPr>
+    </w:p>
+    <w:p>
+      <w:pPr>
+        <w:pStyle w:val="PargrafodaLista"/>
+        <w:jc w:val="center"/>
+      </w:pPr>
+      <w:r>
+        <w:rPr>
+          <w:noProof/>
+        </w:rPr>
+        <w:lastRenderedPageBreak/>
+        <w:drawing>
+          <wp:inline distT="0" distB="0" distL="0" distR="0" wp14:anchorId="1C1B6042" wp14:editId="61487C8C">
+            <wp:extent cx="2076740" cy="2981741"/>
+            <wp:effectExtent l="0" t="0" r="0" b="9525"/>
+            <wp:docPr id="35" name="Imagem 35"/>
+            <wp:cNvGraphicFramePr>
+              <a:graphicFrameLocks xmlns:a="http://schemas.openxmlformats.org/drawingml/2006/main" noChangeAspect="1"/>
+            </wp:cNvGraphicFramePr>
+            <a:graphic xmlns:a="http://schemas.openxmlformats.org/drawingml/2006/main">
+              <a:graphicData uri="http://schemas.openxmlformats.org/drawingml/2006/picture">
+                <pic:pic xmlns:pic="http://schemas.openxmlformats.org/drawingml/2006/picture">
+                  <pic:nvPicPr>
+                    <pic:cNvPr id="1" name=""/>
+                    <pic:cNvPicPr/>
+                  </pic:nvPicPr>
+                  <pic:blipFill>
+                    <a:blip r:embed="rId44"/>
+                    <a:stretch>
+                      <a:fillRect/>
+                    </a:stretch>
+                  </pic:blipFill>
+                  <pic:spPr>
+                    <a:xfrm>
+                      <a:off x="0" y="0"/>
+                      <a:ext cx="2076740" cy="2981741"/>
+                    </a:xfrm>
+                    <a:prstGeom prst="rect">
+                      <a:avLst/>
+                    </a:prstGeom>
+                  </pic:spPr>
+                </pic:pic>
+              </a:graphicData>
+            </a:graphic>
+          </wp:inline>
+        </w:drawing>
+      </w:r>
+    </w:p>
+    <w:p>
+      <w:pPr>
+        <w:pStyle w:val="PargrafodaLista"/>
+      </w:pPr>
+    </w:p>
+    <w:p>
+      <w:pPr>
+        <w:pStyle w:val="PargrafodaLista"/>
+        <w:numPr>
+          <w:ilvl w:val="0"/>
+          <w:numId w:val="4"/>
+        </w:numPr>
+      </w:pPr>
+      <w:r>
+        <w:t>A</w:t>
+      </w:r>
+      <w:r>
+        <w:t>dição</w:t>
+      </w:r>
+      <w:r>
+        <w:t xml:space="preserve"> de detalhes na lista pelo </w:t>
+      </w:r>
+      <w:proofErr w:type="spellStart"/>
+      <w:r>
+        <w:t>css</w:t>
+      </w:r>
+      <w:proofErr w:type="spellEnd"/>
+      <w:r>
+        <w:t xml:space="preserve"> através de “</w:t>
+      </w:r>
+      <w:proofErr w:type="spellStart"/>
+      <w:r>
+        <w:t>nav</w:t>
+      </w:r>
+      <w:proofErr w:type="spellEnd"/>
+      <w:r>
+        <w:t xml:space="preserve"> a”:</w:t>
+      </w:r>
+    </w:p>
+    <w:p>
+      <w:pPr>
+        <w:pStyle w:val="PargrafodaLista"/>
+      </w:pPr>
+    </w:p>
+    <w:p>
+      <w:pPr>
+        <w:pStyle w:val="PargrafodaLista"/>
+        <w:numPr>
+          <w:ilvl w:val="0"/>
+          <w:numId w:val="3"/>
+        </w:numPr>
+      </w:pPr>
+      <w:proofErr w:type="spellStart"/>
+      <w:r>
+        <w:t>Uppercase</w:t>
+      </w:r>
+      <w:proofErr w:type="spellEnd"/>
+      <w:r>
+        <w:t xml:space="preserve"> para letra maiúscula, color para mudança na cor das letras, </w:t>
+      </w:r>
+      <w:proofErr w:type="spellStart"/>
+      <w:r>
+        <w:t>bold</w:t>
+      </w:r>
+      <w:proofErr w:type="spellEnd"/>
+      <w:r>
+        <w:t xml:space="preserve"> para encorpar, </w:t>
+      </w:r>
+      <w:proofErr w:type="spellStart"/>
+      <w:r>
+        <w:t>size</w:t>
+      </w:r>
+      <w:proofErr w:type="spellEnd"/>
+      <w:r>
+        <w:t xml:space="preserve"> para aumentar a letra e </w:t>
+      </w:r>
+      <w:proofErr w:type="spellStart"/>
+      <w:r>
+        <w:t>none</w:t>
+      </w:r>
+      <w:proofErr w:type="spellEnd"/>
+      <w:r>
+        <w:t xml:space="preserve"> para tirar as decorações (linha que estava embaixo de cada):</w:t>
+      </w:r>
+    </w:p>
+    <w:p>
+      <w:pPr>
+        <w:pStyle w:val="PargrafodaLista"/>
+      </w:pPr>
+    </w:p>
+    <w:p>
+      <w:pPr>
+        <w:pStyle w:val="PargrafodaLista"/>
+        <w:jc w:val="center"/>
+      </w:pPr>
+      <w:r>
+        <w:rPr>
+          <w:noProof/>
+        </w:rPr>
+        <w:drawing>
+          <wp:inline distT="0" distB="0" distL="0" distR="0" wp14:anchorId="436CA773" wp14:editId="3A60C0D8">
+            <wp:extent cx="2553056" cy="1428949"/>
+            <wp:effectExtent l="0" t="0" r="0" b="0"/>
+            <wp:docPr id="37" name="Imagem 37"/>
+            <wp:cNvGraphicFramePr>
+              <a:graphicFrameLocks xmlns:a="http://schemas.openxmlformats.org/drawingml/2006/main" noChangeAspect="1"/>
+            </wp:cNvGraphicFramePr>
+            <a:graphic xmlns:a="http://schemas.openxmlformats.org/drawingml/2006/main">
+              <a:graphicData uri="http://schemas.openxmlformats.org/drawingml/2006/picture">
+                <pic:pic xmlns:pic="http://schemas.openxmlformats.org/drawingml/2006/picture">
+                  <pic:nvPicPr>
+                    <pic:cNvPr id="1" name=""/>
+                    <pic:cNvPicPr/>
+                  </pic:nvPicPr>
+                  <pic:blipFill>
+                    <a:blip r:embed="rId45"/>
+                    <a:stretch>
+                      <a:fillRect/>
+                    </a:stretch>
+                  </pic:blipFill>
+                  <pic:spPr>
+                    <a:xfrm>
+                      <a:off x="0" y="0"/>
+                      <a:ext cx="2553056" cy="1428949"/>
+                    </a:xfrm>
+                    <a:prstGeom prst="rect">
+                      <a:avLst/>
+                    </a:prstGeom>
+                  </pic:spPr>
+                </pic:pic>
+              </a:graphicData>
+            </a:graphic>
+          </wp:inline>
+        </w:drawing>
+      </w:r>
+    </w:p>
+    <w:p>
+      <w:pPr>
+        <w:pStyle w:val="PargrafodaLista"/>
+        <w:jc w:val="center"/>
+      </w:pPr>
+    </w:p>
+    <w:p>
+      <w:pPr>
+        <w:pStyle w:val="PargrafodaLista"/>
+        <w:numPr>
+          <w:ilvl w:val="0"/>
+          <w:numId w:val="4"/>
+        </w:numPr>
+      </w:pPr>
+      <w:r>
+        <w:t>Em “</w:t>
+      </w:r>
+      <w:proofErr w:type="spellStart"/>
+      <w:r>
+        <w:t>nav</w:t>
+      </w:r>
+      <w:proofErr w:type="spellEnd"/>
+      <w:r>
+        <w:t xml:space="preserve"> li”, </w:t>
+      </w:r>
+      <w:proofErr w:type="spellStart"/>
+      <w:proofErr w:type="gramStart"/>
+      <w:r>
+        <w:t>margin</w:t>
+      </w:r>
+      <w:proofErr w:type="spellEnd"/>
+      <w:r>
+        <w:t xml:space="preserve">  para</w:t>
+      </w:r>
+      <w:proofErr w:type="gramEnd"/>
+      <w:r>
+        <w:t xml:space="preserve"> espaçamento entre as palavras:</w:t>
+      </w:r>
+    </w:p>
+    <w:p>
+      <w:pPr>
+        <w:pStyle w:val="PargrafodaLista"/>
+      </w:pPr>
+    </w:p>
+    <w:p>
+      <w:pPr>
+        <w:pStyle w:val="PargrafodaLista"/>
+        <w:jc w:val="center"/>
+      </w:pPr>
+      <w:r>
+        <w:rPr>
+          <w:noProof/>
+        </w:rPr>
+        <w:drawing>
+          <wp:inline distT="0" distB="0" distL="0" distR="0" wp14:anchorId="1E5E17C0" wp14:editId="1AC1D713">
+            <wp:extent cx="2114845" cy="733527"/>
+            <wp:effectExtent l="0" t="0" r="0" b="9525"/>
+            <wp:docPr id="38" name="Imagem 38"/>
+            <wp:cNvGraphicFramePr>
+              <a:graphicFrameLocks xmlns:a="http://schemas.openxmlformats.org/drawingml/2006/main" noChangeAspect="1"/>
+            </wp:cNvGraphicFramePr>
+            <a:graphic xmlns:a="http://schemas.openxmlformats.org/drawingml/2006/main">
+              <a:graphicData uri="http://schemas.openxmlformats.org/drawingml/2006/picture">
+                <pic:pic xmlns:pic="http://schemas.openxmlformats.org/drawingml/2006/picture">
+                  <pic:nvPicPr>
+                    <pic:cNvPr id="1" name=""/>
+                    <pic:cNvPicPr/>
+                  </pic:nvPicPr>
+                  <pic:blipFill>
+                    <a:blip r:embed="rId46"/>
+                    <a:stretch>
+                      <a:fillRect/>
+                    </a:stretch>
+                  </pic:blipFill>
+                  <pic:spPr>
+                    <a:xfrm>
+                      <a:off x="0" y="0"/>
+                      <a:ext cx="2114845" cy="733527"/>
+                    </a:xfrm>
+                    <a:prstGeom prst="rect">
+                      <a:avLst/>
+                    </a:prstGeom>
+                  </pic:spPr>
+                </pic:pic>
+              </a:graphicData>
+            </a:graphic>
+          </wp:inline>
+        </w:drawing>
+      </w:r>
+    </w:p>
+    <w:p>
+      <w:pPr>
+        <w:pStyle w:val="PargrafodaLista"/>
+      </w:pPr>
+    </w:p>
+    <w:p>
+      <w:pPr>
+        <w:pStyle w:val="PargrafodaLista"/>
+        <w:numPr>
+          <w:ilvl w:val="0"/>
+          <w:numId w:val="3"/>
+        </w:numPr>
+      </w:pPr>
+      <w:r>
+        <w:t>Exemplo de como deve estar:</w:t>
+      </w:r>
+    </w:p>
+    <w:p>
+      <w:pPr>
+        <w:pStyle w:val="PargrafodaLista"/>
+      </w:pPr>
+    </w:p>
+    <w:p>
+      <w:pPr>
+        <w:pStyle w:val="PargrafodaLista"/>
+        <w:jc w:val="center"/>
+      </w:pPr>
+      <w:r>
+        <w:rPr>
+          <w:noProof/>
+        </w:rPr>
+        <w:lastRenderedPageBreak/>
+        <w:drawing>
+          <wp:inline distT="0" distB="0" distL="0" distR="0" wp14:anchorId="185680DF" wp14:editId="4092E21A">
+            <wp:extent cx="3910965" cy="2677311"/>
+            <wp:effectExtent l="0" t="0" r="0" b="8890"/>
+            <wp:docPr id="39" name="Imagem 39"/>
+            <wp:cNvGraphicFramePr>
+              <a:graphicFrameLocks xmlns:a="http://schemas.openxmlformats.org/drawingml/2006/main" noChangeAspect="1"/>
+            </wp:cNvGraphicFramePr>
+            <a:graphic xmlns:a="http://schemas.openxmlformats.org/drawingml/2006/main">
+              <a:graphicData uri="http://schemas.openxmlformats.org/drawingml/2006/picture">
+                <pic:pic xmlns:pic="http://schemas.openxmlformats.org/drawingml/2006/picture">
+                  <pic:nvPicPr>
+                    <pic:cNvPr id="1" name=""/>
+                    <pic:cNvPicPr/>
+                  </pic:nvPicPr>
+                  <pic:blipFill>
+                    <a:blip r:embed="rId47"/>
+                    <a:stretch>
+                      <a:fillRect/>
+                    </a:stretch>
+                  </pic:blipFill>
+                  <pic:spPr>
+                    <a:xfrm>
+                      <a:off x="0" y="0"/>
+                      <a:ext cx="3935236" cy="2693926"/>
+                    </a:xfrm>
+                    <a:prstGeom prst="rect">
+                      <a:avLst/>
+                    </a:prstGeom>
+                  </pic:spPr>
+                </pic:pic>
+              </a:graphicData>
+            </a:graphic>
+          </wp:inline>
+        </w:drawing>
+      </w:r>
+    </w:p>
+    <w:p>
+      <w:pPr>
+        <w:pStyle w:val="PargrafodaLista"/>
+      </w:pPr>
+    </w:p>
+    <w:p>
+      <w:pPr>
+        <w:pStyle w:val="PargrafodaLista"/>
+        <w:numPr>
+          <w:ilvl w:val="0"/>
+          <w:numId w:val="4"/>
+        </w:numPr>
+      </w:pPr>
+      <w:r>
+        <w:t xml:space="preserve">Redefinição para resetar o </w:t>
+      </w:r>
+      <w:proofErr w:type="spellStart"/>
+      <w:r>
+        <w:t>css</w:t>
+      </w:r>
+      <w:proofErr w:type="spellEnd"/>
+      <w:r>
+        <w:t xml:space="preserve"> automático que há entre sites </w:t>
+      </w:r>
+      <w:proofErr w:type="spellStart"/>
+      <w:r>
+        <w:t>html</w:t>
+      </w:r>
+      <w:proofErr w:type="spellEnd"/>
+      <w:r>
+        <w:t xml:space="preserve">, pego no site </w:t>
+      </w:r>
+      <w:hyperlink r:id="rId48" w:history="1">
+        <w:r>
+          <w:rPr>
+            <w:rStyle w:val="Hyperlink"/>
+          </w:rPr>
+          <w:t>https://meyerweb.com/eric/tools/css/reset/</w:t>
+        </w:r>
+      </w:hyperlink>
+      <w:r>
+        <w:t>.</w:t>
+      </w:r>
+    </w:p>
+    <w:p>
+      <w:pPr>
+        <w:pStyle w:val="PargrafodaLista"/>
+      </w:pPr>
+    </w:p>
+    <w:p>
+      <w:pPr>
+        <w:pStyle w:val="PargrafodaLista"/>
+        <w:numPr>
+          <w:ilvl w:val="0"/>
+          <w:numId w:val="3"/>
+        </w:numPr>
+      </w:pPr>
+      <w:r>
+        <w:t xml:space="preserve">Criação de outro arquivo, colando o código do site acima e o ligando aos outros arquivos </w:t>
+      </w:r>
+      <w:proofErr w:type="spellStart"/>
+      <w:r>
+        <w:t>html</w:t>
+      </w:r>
+      <w:proofErr w:type="spellEnd"/>
+      <w:r>
+        <w:t xml:space="preserve"> já existentes:</w:t>
+      </w:r>
+    </w:p>
+    <w:p>
+      <w:pPr>
+        <w:pStyle w:val="PargrafodaLista"/>
+      </w:pPr>
+    </w:p>
+    <w:p>
+      <w:pPr>
+        <w:pStyle w:val="PargrafodaLista"/>
+      </w:pPr>
+    </w:p>
+    <w:p>
+      <w:pPr>
+        <w:pStyle w:val="PargrafodaLista"/>
+        <w:jc w:val="center"/>
+      </w:pPr>
+      <w:r>
+        <w:rPr>
+          <w:noProof/>
+        </w:rPr>
+        <w:drawing>
+          <wp:inline distT="0" distB="0" distL="0" distR="0" wp14:anchorId="22F1956A" wp14:editId="04E42E90">
+            <wp:extent cx="5400040" cy="4489450"/>
+            <wp:effectExtent l="0" t="0" r="0" b="6350"/>
+            <wp:docPr id="40" name="Imagem 40"/>
+            <wp:cNvGraphicFramePr>
+              <a:graphicFrameLocks xmlns:a="http://schemas.openxmlformats.org/drawingml/2006/main" noChangeAspect="1"/>
+            </wp:cNvGraphicFramePr>
+            <a:graphic xmlns:a="http://schemas.openxmlformats.org/drawingml/2006/main">
+              <a:graphicData uri="http://schemas.openxmlformats.org/drawingml/2006/picture">
+                <pic:pic xmlns:pic="http://schemas.openxmlformats.org/drawingml/2006/picture">
+                  <pic:nvPicPr>
+                    <pic:cNvPr id="1" name=""/>
+                    <pic:cNvPicPr/>
+                  </pic:nvPicPr>
+                  <pic:blipFill>
+                    <a:blip r:embed="rId49"/>
+                    <a:stretch>
+                      <a:fillRect/>
+                    </a:stretch>
+                  </pic:blipFill>
+                  <pic:spPr>
+                    <a:xfrm>
+                      <a:off x="0" y="0"/>
+                      <a:ext cx="5400040" cy="4489450"/>
+                    </a:xfrm>
+                    <a:prstGeom prst="rect">
+                      <a:avLst/>
+                    </a:prstGeom>
+                  </pic:spPr>
+                </pic:pic>
+              </a:graphicData>
+            </a:graphic>
+          </wp:inline>
+        </w:drawing>
+      </w:r>
+    </w:p>
+    <w:p>
+      <w:pPr>
+        <w:pStyle w:val="PargrafodaLista"/>
+      </w:pPr>
+    </w:p>
+    <w:p>
+      <w:pPr>
+        <w:pStyle w:val="PargrafodaLista"/>
+        <w:jc w:val="center"/>
+      </w:pPr>
+      <w:r>
+        <w:rPr>
+          <w:noProof/>
+        </w:rPr>
+        <w:lastRenderedPageBreak/>
+        <w:drawing>
+          <wp:inline distT="0" distB="0" distL="0" distR="0" wp14:anchorId="4D5DEE6A" wp14:editId="27903831">
+            <wp:extent cx="4067743" cy="952633"/>
+            <wp:effectExtent l="0" t="0" r="9525" b="0"/>
+            <wp:docPr id="41" name="Imagem 41"/>
+            <wp:cNvGraphicFramePr>
+              <a:graphicFrameLocks xmlns:a="http://schemas.openxmlformats.org/drawingml/2006/main" noChangeAspect="1"/>
+            </wp:cNvGraphicFramePr>
+            <a:graphic xmlns:a="http://schemas.openxmlformats.org/drawingml/2006/main">
+              <a:graphicData uri="http://schemas.openxmlformats.org/drawingml/2006/picture">
+                <pic:pic xmlns:pic="http://schemas.openxmlformats.org/drawingml/2006/picture">
+                  <pic:nvPicPr>
+                    <pic:cNvPr id="1" name=""/>
+                    <pic:cNvPicPr/>
+                  </pic:nvPicPr>
+                  <pic:blipFill>
+                    <a:blip r:embed="rId50"/>
+                    <a:stretch>
+                      <a:fillRect/>
+                    </a:stretch>
+                  </pic:blipFill>
+                  <pic:spPr>
+                    <a:xfrm>
+                      <a:off x="0" y="0"/>
+                      <a:ext cx="4067743" cy="952633"/>
+                    </a:xfrm>
+                    <a:prstGeom prst="rect">
+                      <a:avLst/>
+                    </a:prstGeom>
+                  </pic:spPr>
+                </pic:pic>
+              </a:graphicData>
+            </a:graphic>
+          </wp:inline>
+        </w:drawing>
+      </w:r>
+    </w:p>
+    <w:p>
+      <w:pPr>
+        <w:pStyle w:val="PargrafodaLista"/>
+      </w:pPr>
+    </w:p>
+    <w:p>
+      <w:pPr>
+        <w:pStyle w:val="PargrafodaLista"/>
+        <w:numPr>
+          <w:ilvl w:val="0"/>
+          <w:numId w:val="3"/>
+        </w:numPr>
+      </w:pPr>
+      <w:r>
+        <w:t xml:space="preserve">Obs.: ele sempre deve ir acima do outro </w:t>
+      </w:r>
+      <w:proofErr w:type="spellStart"/>
+      <w:r>
+        <w:t>css</w:t>
+      </w:r>
+      <w:proofErr w:type="spellEnd"/>
+      <w:r>
+        <w:t>.</w:t>
+      </w:r>
+    </w:p>
+    <w:p>
+      <w:pPr>
+        <w:pStyle w:val="PargrafodaLista"/>
+      </w:pPr>
+    </w:p>
+    <w:p>
+      <w:pPr>
+        <w:pStyle w:val="PargrafodaLista"/>
+        <w:numPr>
+          <w:ilvl w:val="0"/>
+          <w:numId w:val="4"/>
+        </w:numPr>
+      </w:pPr>
+      <w:r>
+        <w:t xml:space="preserve">Trabalho com posicionamento no </w:t>
+      </w:r>
+      <w:proofErr w:type="spellStart"/>
+      <w:r>
+        <w:t>css</w:t>
+      </w:r>
+      <w:proofErr w:type="spellEnd"/>
+      <w:r>
+        <w:t xml:space="preserve"> (position):</w:t>
+      </w:r>
+    </w:p>
+    <w:p>
+      <w:pPr>
+        <w:pStyle w:val="PargrafodaLista"/>
+      </w:pPr>
+    </w:p>
+    <w:p>
+      <w:pPr>
+        <w:pStyle w:val="PargrafodaLista"/>
+        <w:numPr>
+          <w:ilvl w:val="0"/>
+          <w:numId w:val="3"/>
+        </w:numPr>
+      </w:pPr>
+      <w:proofErr w:type="spellStart"/>
+      <w:r>
+        <w:t>Static</w:t>
+      </w:r>
+      <w:proofErr w:type="spellEnd"/>
+      <w:r>
+        <w:t>: fica fixo na posição inicial;</w:t>
+      </w:r>
+    </w:p>
+    <w:p>
+      <w:pPr>
+        <w:pStyle w:val="PargrafodaLista"/>
+        <w:numPr>
+          <w:ilvl w:val="0"/>
+          <w:numId w:val="3"/>
+        </w:numPr>
+      </w:pPr>
+      <w:proofErr w:type="spellStart"/>
+      <w:r>
+        <w:t>Relative</w:t>
+      </w:r>
+      <w:proofErr w:type="spellEnd"/>
+      <w:r>
+        <w:t>: anda conforme sua posição original de acordo com o número que você coloca;</w:t>
+      </w:r>
+    </w:p>
+    <w:p>
+      <w:pPr>
+        <w:pStyle w:val="PargrafodaLista"/>
+        <w:numPr>
+          <w:ilvl w:val="0"/>
+          <w:numId w:val="3"/>
+        </w:numPr>
+      </w:pPr>
+      <w:proofErr w:type="spellStart"/>
+      <w:r>
+        <w:t>Absolute</w:t>
+      </w:r>
+      <w:proofErr w:type="spellEnd"/>
+      <w:r>
+        <w:t>: anda conforme a posição geral (ou do ancestral dele) do site.</w:t>
+      </w:r>
+    </w:p>
+    <w:p>
+      <w:pPr>
+        <w:ind w:left="360"/>
+      </w:pPr>
+    </w:p>
+    <w:p>
+      <w:pPr>
+        <w:pStyle w:val="PargrafodaLista"/>
+        <w:numPr>
+          <w:ilvl w:val="0"/>
+          <w:numId w:val="4"/>
+        </w:numPr>
+      </w:pPr>
+      <w:r>
+        <w:t xml:space="preserve">Centralização da altura do menu utilizando o inspecionador de código ou </w:t>
+      </w:r>
+      <w:proofErr w:type="spellStart"/>
+      <w:r>
+        <w:t>devtool</w:t>
+      </w:r>
+      <w:proofErr w:type="spellEnd"/>
+      <w:r>
+        <w:t xml:space="preserve"> como forma de saber a altura do elemento dentro do &lt;header&gt; com a tecla f12:</w:t>
+      </w:r>
+    </w:p>
+    <w:p>
+      <w:pPr>
+        <w:pStyle w:val="PargrafodaLista"/>
+      </w:pPr>
+    </w:p>
+    <w:p>
+      <w:pPr>
+        <w:pStyle w:val="PargrafodaLista"/>
+        <w:jc w:val="center"/>
+      </w:pPr>
+      <w:r>
+        <w:drawing>
+          <wp:inline distT="0" distB="0" distL="0" distR="0" wp14:anchorId="04BC3E68" wp14:editId="5842365F">
+            <wp:extent cx="5400040" cy="1492945"/>
+            <wp:effectExtent l="0" t="0" r="0" b="0"/>
+            <wp:docPr id="36" name="Imagem 36"/>
+            <wp:cNvGraphicFramePr>
+              <a:graphicFrameLocks xmlns:a="http://schemas.openxmlformats.org/drawingml/2006/main" noChangeAspect="1"/>
+            </wp:cNvGraphicFramePr>
+            <a:graphic xmlns:a="http://schemas.openxmlformats.org/drawingml/2006/main">
+              <a:graphicData uri="http://schemas.openxmlformats.org/drawingml/2006/picture">
+                <pic:pic xmlns:pic="http://schemas.openxmlformats.org/drawingml/2006/picture">
+                  <pic:nvPicPr>
+                    <pic:cNvPr id="1" name=""/>
+                    <pic:cNvPicPr/>
+                  </pic:nvPicPr>
+                  <pic:blipFill>
+                    <a:blip r:embed="rId51"/>
+                    <a:stretch>
+                      <a:fillRect/>
+                    </a:stretch>
+                  </pic:blipFill>
+                  <pic:spPr>
+                    <a:xfrm>
+                      <a:off x="0" y="0"/>
+                      <a:ext cx="5400040" cy="1492945"/>
+                    </a:xfrm>
+                    <a:prstGeom prst="rect">
+                      <a:avLst/>
+                    </a:prstGeom>
+                  </pic:spPr>
+                </pic:pic>
+              </a:graphicData>
+            </a:graphic>
+          </wp:inline>
+        </w:drawing>
+      </w:r>
+    </w:p>
+    <w:p>
+      <w:pPr>
+        <w:pStyle w:val="PargrafodaLista"/>
+      </w:pPr>
+    </w:p>
+    <w:p>
+      <w:pPr>
+        <w:pStyle w:val="PargrafodaLista"/>
+        <w:numPr>
+          <w:ilvl w:val="0"/>
+          <w:numId w:val="3"/>
+        </w:numPr>
+      </w:pPr>
+      <w:proofErr w:type="spellStart"/>
+      <w:r>
+        <w:t>Css</w:t>
+      </w:r>
+      <w:proofErr w:type="spellEnd"/>
+      <w:r>
+        <w:t>, após dividir o valor da altura (253):</w:t>
+      </w:r>
+    </w:p>
+    <w:p>
+      <w:pPr>
+        <w:pStyle w:val="PargrafodaLista"/>
+      </w:pPr>
+    </w:p>
+    <w:p>
+      <w:pPr>
+        <w:pStyle w:val="PargrafodaLista"/>
+        <w:jc w:val="center"/>
+      </w:pPr>
+      <w:r>
+        <w:drawing>
+          <wp:inline distT="0" distB="0" distL="0" distR="0" wp14:anchorId="6908701D" wp14:editId="03C1FBA1">
+            <wp:extent cx="2257740" cy="952633"/>
+            <wp:effectExtent l="0" t="0" r="9525" b="0"/>
+            <wp:docPr id="42" name="Imagem 42"/>
+            <wp:cNvGraphicFramePr>
+              <a:graphicFrameLocks xmlns:a="http://schemas.openxmlformats.org/drawingml/2006/main" noChangeAspect="1"/>
+            </wp:cNvGraphicFramePr>
+            <a:graphic xmlns:a="http://schemas.openxmlformats.org/drawingml/2006/main">
+              <a:graphicData uri="http://schemas.openxmlformats.org/drawingml/2006/picture">
+                <pic:pic xmlns:pic="http://schemas.openxmlformats.org/drawingml/2006/picture">
+                  <pic:nvPicPr>
+                    <pic:cNvPr id="1" name=""/>
+                    <pic:cNvPicPr/>
+                  </pic:nvPicPr>
+                  <pic:blipFill>
+                    <a:blip r:embed="rId52"/>
+                    <a:stretch>
+                      <a:fillRect/>
+                    </a:stretch>
+                  </pic:blipFill>
+                  <pic:spPr>
+                    <a:xfrm>
+                      <a:off x="0" y="0"/>
+                      <a:ext cx="2257740" cy="952633"/>
+                    </a:xfrm>
+                    <a:prstGeom prst="rect">
+                      <a:avLst/>
+                    </a:prstGeom>
+                  </pic:spPr>
+                </pic:pic>
+              </a:graphicData>
+            </a:graphic>
+          </wp:inline>
+        </w:drawing>
+      </w:r>
+    </w:p>
+    <w:p>
+      <w:pPr>
+        <w:pStyle w:val="PargrafodaLista"/>
+      </w:pPr>
+    </w:p>
+    <w:p>
+      <w:pPr>
+        <w:pStyle w:val="PargrafodaLista"/>
+        <w:numPr>
+          <w:ilvl w:val="0"/>
+          <w:numId w:val="4"/>
+        </w:numPr>
+      </w:pPr>
+      <w:r>
+        <w:t xml:space="preserve">Centralização do logo e da lista, sem encostar nas bordas, através de uma </w:t>
+      </w:r>
+      <w:proofErr w:type="spellStart"/>
+      <w:r>
+        <w:t>div</w:t>
+      </w:r>
+      <w:proofErr w:type="spellEnd"/>
+      <w:r>
+        <w:t>:</w:t>
+      </w:r>
+    </w:p>
+    <w:p>
+      <w:pPr>
+        <w:pStyle w:val="PargrafodaLista"/>
+      </w:pPr>
+    </w:p>
+    <w:p>
+      <w:pPr>
+        <w:pStyle w:val="PargrafodaLista"/>
+        <w:numPr>
+          <w:ilvl w:val="0"/>
+          <w:numId w:val="3"/>
+        </w:numPr>
+      </w:pPr>
+      <w:proofErr w:type="spellStart"/>
+      <w:r>
+        <w:t>Html</w:t>
+      </w:r>
+      <w:proofErr w:type="spellEnd"/>
+      <w:r>
+        <w:t>:</w:t>
+      </w:r>
+    </w:p>
+    <w:p>
+      <w:pPr>
+        <w:ind w:left="360"/>
+      </w:pPr>
+    </w:p>
+    <w:p>
+      <w:pPr>
+        <w:ind w:left="360"/>
+        <w:jc w:val="center"/>
+      </w:pPr>
+      <w:r>
+        <w:lastRenderedPageBreak/>
+        <w:drawing>
+          <wp:inline distT="0" distB="0" distL="0" distR="0" wp14:anchorId="06010542" wp14:editId="70337B42">
+            <wp:extent cx="4182059" cy="3543795"/>
+            <wp:effectExtent l="0" t="0" r="9525" b="0"/>
+            <wp:docPr id="43" name="Imagem 43"/>
+            <wp:cNvGraphicFramePr>
+              <a:graphicFrameLocks xmlns:a="http://schemas.openxmlformats.org/drawingml/2006/main" noChangeAspect="1"/>
+            </wp:cNvGraphicFramePr>
+            <a:graphic xmlns:a="http://schemas.openxmlformats.org/drawingml/2006/main">
+              <a:graphicData uri="http://schemas.openxmlformats.org/drawingml/2006/picture">
+                <pic:pic xmlns:pic="http://schemas.openxmlformats.org/drawingml/2006/picture">
+                  <pic:nvPicPr>
+                    <pic:cNvPr id="1" name=""/>
+                    <pic:cNvPicPr/>
+                  </pic:nvPicPr>
+                  <pic:blipFill>
+                    <a:blip r:embed="rId53"/>
+                    <a:stretch>
+                      <a:fillRect/>
+                    </a:stretch>
+                  </pic:blipFill>
+                  <pic:spPr>
+                    <a:xfrm>
+                      <a:off x="0" y="0"/>
+                      <a:ext cx="4182059" cy="3543795"/>
+                    </a:xfrm>
+                    <a:prstGeom prst="rect">
+                      <a:avLst/>
+                    </a:prstGeom>
+                  </pic:spPr>
+                </pic:pic>
+              </a:graphicData>
+            </a:graphic>
+          </wp:inline>
+        </w:drawing>
+      </w:r>
+    </w:p>
+    <w:p>
+      <w:pPr>
+        <w:ind w:left="360"/>
+      </w:pPr>
+    </w:p>
+    <w:p>
+      <w:pPr>
+        <w:pStyle w:val="PargrafodaLista"/>
+        <w:numPr>
+          <w:ilvl w:val="0"/>
+          <w:numId w:val="3"/>
+        </w:numPr>
+      </w:pPr>
+      <w:proofErr w:type="spellStart"/>
+      <w:r>
+        <w:t>Css</w:t>
+      </w:r>
+      <w:proofErr w:type="spellEnd"/>
+      <w:r>
+        <w:t>:</w:t>
+      </w:r>
+    </w:p>
+    <w:p>
+      <w:pPr>
+        <w:ind w:left="360"/>
+        <w:jc w:val="center"/>
+      </w:pPr>
+      <w:r>
+        <w:drawing>
+          <wp:inline distT="0" distB="0" distL="0" distR="0" wp14:anchorId="557ED525" wp14:editId="7DC3D87C">
+            <wp:extent cx="2362530" cy="1000265"/>
+            <wp:effectExtent l="0" t="0" r="0" b="9525"/>
+            <wp:docPr id="44" name="Imagem 44"/>
+            <wp:cNvGraphicFramePr>
+              <a:graphicFrameLocks xmlns:a="http://schemas.openxmlformats.org/drawingml/2006/main" noChangeAspect="1"/>
+            </wp:cNvGraphicFramePr>
+            <a:graphic xmlns:a="http://schemas.openxmlformats.org/drawingml/2006/main">
+              <a:graphicData uri="http://schemas.openxmlformats.org/drawingml/2006/picture">
+                <pic:pic xmlns:pic="http://schemas.openxmlformats.org/drawingml/2006/picture">
+                  <pic:nvPicPr>
+                    <pic:cNvPr id="1" name=""/>
+                    <pic:cNvPicPr/>
+                  </pic:nvPicPr>
+                  <pic:blipFill>
+                    <a:blip r:embed="rId54"/>
+                    <a:stretch>
+                      <a:fillRect/>
+                    </a:stretch>
+                  </pic:blipFill>
+                  <pic:spPr>
+                    <a:xfrm>
+                      <a:off x="0" y="0"/>
+                      <a:ext cx="2362530" cy="1000265"/>
+                    </a:xfrm>
+                    <a:prstGeom prst="rect">
+                      <a:avLst/>
+                    </a:prstGeom>
+                  </pic:spPr>
+                </pic:pic>
+              </a:graphicData>
+            </a:graphic>
+          </wp:inline>
+        </w:drawing>
+      </w:r>
+    </w:p>
+    <w:p>
+      <w:pPr>
+        <w:ind w:left="360"/>
+      </w:pPr>
+    </w:p>
+    <w:p>
+      <w:pPr>
+        <w:pStyle w:val="PargrafodaLista"/>
+        <w:numPr>
+          <w:ilvl w:val="0"/>
+          <w:numId w:val="3"/>
+        </w:numPr>
+      </w:pPr>
+      <w:r>
+        <w:t xml:space="preserve">Obs.: o </w:t>
+      </w:r>
+      <w:proofErr w:type="spellStart"/>
+      <w:r>
+        <w:t>width</w:t>
+      </w:r>
+      <w:proofErr w:type="spellEnd"/>
+      <w:r>
+        <w:t xml:space="preserve"> foi utilizado para padronizar a medida para todos os </w:t>
+      </w:r>
+      <w:proofErr w:type="spellStart"/>
+      <w:r>
+        <w:t>coputadores</w:t>
+      </w:r>
+      <w:proofErr w:type="spellEnd"/>
+      <w:r>
+        <w:t xml:space="preserve">; </w:t>
+      </w:r>
+      <w:proofErr w:type="spellStart"/>
+      <w:r>
+        <w:t>margin</w:t>
+      </w:r>
+      <w:proofErr w:type="spellEnd"/>
+      <w:r>
+        <w:t xml:space="preserve"> para centralização e position para deixar a lista sem encostar na borda direita, pois em header já tinha o </w:t>
+      </w:r>
+      <w:proofErr w:type="spellStart"/>
+      <w:r>
+        <w:t>absolute</w:t>
+      </w:r>
+      <w:proofErr w:type="spellEnd"/>
+      <w:r>
+        <w:t>.</w:t>
+      </w:r>
+    </w:p>
+    <w:p>
+      <w:pPr>
+        <w:pStyle w:val="PargrafodaLista"/>
+      </w:pPr>
+    </w:p>
+    <w:p>
+      <w:pPr>
+        <w:pStyle w:val="PargrafodaLista"/>
+        <w:numPr>
+          <w:ilvl w:val="0"/>
+          <w:numId w:val="3"/>
+        </w:numPr>
+      </w:pPr>
+      <w:r>
+        <w:t>Como ficou:</w:t>
+      </w:r>
+    </w:p>
+    <w:p/>
+    <w:p>
+      <w:pPr>
+        <w:ind w:left="360"/>
+        <w:jc w:val="center"/>
+      </w:pPr>
+      <w:r>
+        <w:drawing>
+          <wp:inline distT="0" distB="0" distL="0" distR="0" wp14:anchorId="074648C1" wp14:editId="6505447A">
+            <wp:extent cx="5400040" cy="1029970"/>
+            <wp:effectExtent l="0" t="0" r="0" b="0"/>
+            <wp:docPr id="46" name="Imagem 46"/>
+            <wp:cNvGraphicFramePr>
+              <a:graphicFrameLocks xmlns:a="http://schemas.openxmlformats.org/drawingml/2006/main" noChangeAspect="1"/>
+            </wp:cNvGraphicFramePr>
+            <a:graphic xmlns:a="http://schemas.openxmlformats.org/drawingml/2006/main">
+              <a:graphicData uri="http://schemas.openxmlformats.org/drawingml/2006/picture">
+                <pic:pic xmlns:pic="http://schemas.openxmlformats.org/drawingml/2006/picture">
+                  <pic:nvPicPr>
+                    <pic:cNvPr id="1" name=""/>
+                    <pic:cNvPicPr/>
+                  </pic:nvPicPr>
+                  <pic:blipFill>
+                    <a:blip r:embed="rId55"/>
+                    <a:stretch>
+                      <a:fillRect/>
+                    </a:stretch>
+                  </pic:blipFill>
+                  <pic:spPr>
+                    <a:xfrm>
+                      <a:off x="0" y="0"/>
+                      <a:ext cx="5400040" cy="1029970"/>
+                    </a:xfrm>
+                    <a:prstGeom prst="rect">
+                      <a:avLst/>
+                    </a:prstGeom>
+                  </pic:spPr>
+                </pic:pic>
+              </a:graphicData>
+            </a:graphic>
+          </wp:inline>
+        </w:drawing>
+      </w:r>
+    </w:p>
+    <w:p>
+      <w:pPr>
+        <w:ind w:left="360"/>
+      </w:pPr>
+    </w:p>
+    <w:p>
+      <w:pPr>
+        <w:pStyle w:val="PargrafodaLista"/>
+        <w:numPr>
+          <w:ilvl w:val="0"/>
+          <w:numId w:val="4"/>
+        </w:numPr>
+      </w:pPr>
+      <w:r>
+        <w:t xml:space="preserve">Espaçamento interno entre a logo e a borda do header através do </w:t>
+      </w:r>
+      <w:proofErr w:type="spellStart"/>
+      <w:r>
+        <w:t>padding</w:t>
+      </w:r>
+      <w:proofErr w:type="spellEnd"/>
+      <w:r>
+        <w:t>:</w:t>
+      </w:r>
+    </w:p>
+    <w:p>
+      <w:pPr>
+        <w:ind w:left="360"/>
+      </w:pPr>
+    </w:p>
+    <w:p>
+      <w:pPr>
+        <w:ind w:left="360"/>
+        <w:jc w:val="center"/>
+      </w:pPr>
+      <w:r>
+        <w:lastRenderedPageBreak/>
+        <w:drawing>
+          <wp:inline distT="0" distB="0" distL="0" distR="0" wp14:anchorId="2ADCF440" wp14:editId="7993134A">
+            <wp:extent cx="2876951" cy="724001"/>
+            <wp:effectExtent l="0" t="0" r="0" b="0"/>
+            <wp:docPr id="47" name="Imagem 47"/>
+            <wp:cNvGraphicFramePr>
+              <a:graphicFrameLocks xmlns:a="http://schemas.openxmlformats.org/drawingml/2006/main" noChangeAspect="1"/>
+            </wp:cNvGraphicFramePr>
+            <a:graphic xmlns:a="http://schemas.openxmlformats.org/drawingml/2006/main">
+              <a:graphicData uri="http://schemas.openxmlformats.org/drawingml/2006/picture">
+                <pic:pic xmlns:pic="http://schemas.openxmlformats.org/drawingml/2006/picture">
+                  <pic:nvPicPr>
+                    <pic:cNvPr id="1" name=""/>
+                    <pic:cNvPicPr/>
+                  </pic:nvPicPr>
+                  <pic:blipFill>
+                    <a:blip r:embed="rId56"/>
+                    <a:stretch>
+                      <a:fillRect/>
+                    </a:stretch>
+                  </pic:blipFill>
+                  <pic:spPr>
+                    <a:xfrm>
+                      <a:off x="0" y="0"/>
+                      <a:ext cx="2876951" cy="724001"/>
+                    </a:xfrm>
+                    <a:prstGeom prst="rect">
+                      <a:avLst/>
+                    </a:prstGeom>
+                  </pic:spPr>
+                </pic:pic>
+              </a:graphicData>
+            </a:graphic>
+          </wp:inline>
+        </w:drawing>
+      </w:r>
+    </w:p>
+    <w:p>
+      <w:pPr>
+        <w:ind w:left="360"/>
+      </w:pPr>
+    </w:p>
+    <w:p>
+      <w:pPr>
+        <w:pStyle w:val="PargrafodaLista"/>
+        <w:numPr>
+          <w:ilvl w:val="0"/>
+          <w:numId w:val="3"/>
+        </w:numPr>
+      </w:pPr>
+      <w:r>
+        <w:t>Site:</w:t>
+      </w:r>
+    </w:p>
+    <w:p>
+      <w:pPr>
+        <w:ind w:left="360"/>
+      </w:pPr>
+    </w:p>
+    <w:p>
+      <w:pPr>
+        <w:ind w:left="360"/>
+      </w:pPr>
+      <w:r>
+        <w:drawing>
+          <wp:inline distT="0" distB="0" distL="0" distR="0" wp14:anchorId="45C5D31A" wp14:editId="0E0E73B1">
+            <wp:extent cx="5400040" cy="1200150"/>
+            <wp:effectExtent l="0" t="0" r="0" b="0"/>
+            <wp:docPr id="48" name="Imagem 48"/>
+            <wp:cNvGraphicFramePr>
+              <a:graphicFrameLocks xmlns:a="http://schemas.openxmlformats.org/drawingml/2006/main" noChangeAspect="1"/>
+            </wp:cNvGraphicFramePr>
+            <a:graphic xmlns:a="http://schemas.openxmlformats.org/drawingml/2006/main">
+              <a:graphicData uri="http://schemas.openxmlformats.org/drawingml/2006/picture">
+                <pic:pic xmlns:pic="http://schemas.openxmlformats.org/drawingml/2006/picture">
+                  <pic:nvPicPr>
+                    <pic:cNvPr id="1" name=""/>
+                    <pic:cNvPicPr/>
+                  </pic:nvPicPr>
+                  <pic:blipFill>
+                    <a:blip r:embed="rId57"/>
+                    <a:stretch>
+                      <a:fillRect/>
+                    </a:stretch>
+                  </pic:blipFill>
+                  <pic:spPr>
+                    <a:xfrm>
+                      <a:off x="0" y="0"/>
+                      <a:ext cx="5400040" cy="1200150"/>
+                    </a:xfrm>
+                    <a:prstGeom prst="rect">
+                      <a:avLst/>
+                    </a:prstGeom>
+                  </pic:spPr>
+                </pic:pic>
+              </a:graphicData>
+            </a:graphic>
+          </wp:inline>
+        </w:drawing>
+      </w:r>
+    </w:p>
+    <w:p/>
+    <w:p>
+      <w:pPr>
+        <w:pStyle w:val="PargrafodaLista"/>
+        <w:numPr>
+          <w:ilvl w:val="0"/>
+          <w:numId w:val="4"/>
+        </w:numPr>
+      </w:pPr>
+      <w:r>
+        <w:t>b</w:t>
+      </w:r>
+      <w:bookmarkStart w:id="0" w:name="_GoBack"/>
+      <w:bookmarkEnd w:id="0"/>
     </w:p>
     <w:sectPr>
       <w:pgSz w:w="11906" w:h="16838"/>
@@ -2033,21 +5197,12 @@
 </file>
 
 <file path=customXml/item1.xml><?xml version="1.0" encoding="utf-8"?>
-<?mso-contentType ?>
-<FormTemplates xmlns="http://schemas.microsoft.com/sharepoint/v3/contenttype/forms">
-  <Display>DocumentLibraryForm</Display>
-  <Edit>DocumentLibraryForm</Edit>
-  <New>DocumentLibraryForm</New>
-</FormTemplates>
-</file>
-
-<file path=customXml/item2.xml><?xml version="1.0" encoding="utf-8"?>
 <p:properties xmlns:p="http://schemas.microsoft.com/office/2006/metadata/properties" xmlns:xsi="http://www.w3.org/2001/XMLSchema-instance" xmlns:pc="http://schemas.microsoft.com/office/infopath/2007/PartnerControls">
   <documentManagement/>
 </p:properties>
 </file>
 
-<file path=customXml/item3.xml><?xml version="1.0" encoding="utf-8"?>
+<file path=customXml/item2.xml><?xml version="1.0" encoding="utf-8"?>
 <ct:contentTypeSchema xmlns:ct="http://schemas.microsoft.com/office/2006/metadata/contentType" xmlns:ma="http://schemas.microsoft.com/office/2006/metadata/properties/metaAttributes" ct:_="" ma:_="" ma:contentTypeName="Documento" ma:contentTypeID="0x010100505A3988A18C25428D7BB10E521541B0" ma:contentTypeVersion="8" ma:contentTypeDescription="Crie um novo documento." ma:contentTypeScope="" ma:versionID="ae23e9bf37998961397b45837b69f3af">
   <xsd:schema xmlns:xsd="http://www.w3.org/2001/XMLSchema" xmlns:xs="http://www.w3.org/2001/XMLSchema" xmlns:p="http://schemas.microsoft.com/office/2006/metadata/properties" xmlns:ns3="e2b1f529-36c3-4fcb-8be1-4f3f8816101a" targetNamespace="http://schemas.microsoft.com/office/2006/metadata/properties" ma:root="true" ma:fieldsID="3d6548e1f895b3cb6150e76934ecd33a" ns3:_="">
     <xsd:import namespace="e2b1f529-36c3-4fcb-8be1-4f3f8816101a"/>
@@ -2217,31 +5372,36 @@
 </ct:contentTypeSchema>
 </file>
 
-<file path=customXml/itemProps1.xml><?xml version="1.0" encoding="utf-8"?>
-<ds:datastoreItem xmlns:ds="http://schemas.openxmlformats.org/officeDocument/2006/customXml" ds:itemID="{263E0CB6-E330-45F6-9AAC-68409DB40271}">
-  <ds:schemaRefs>
-    <ds:schemaRef ds:uri="http://schemas.microsoft.com/sharepoint/v3/contenttype/forms"/>
-  </ds:schemaRefs>
-</ds:datastoreItem>
+<file path=customXml/item3.xml><?xml version="1.0" encoding="utf-8"?>
+<?mso-contentType ?>
+<FormTemplates xmlns="http://schemas.microsoft.com/sharepoint/v3/contenttype/forms">
+  <Display>DocumentLibraryForm</Display>
+  <Edit>DocumentLibraryForm</Edit>
+  <New>DocumentLibraryForm</New>
+</FormTemplates>
 </file>
 
-<file path=customXml/itemProps2.xml><?xml version="1.0" encoding="utf-8"?>
+<file path=customXml/item4.xml><?xml version="1.0" encoding="utf-8"?>
+<b:Sources xmlns:b="http://schemas.openxmlformats.org/officeDocument/2006/bibliography" xmlns="http://schemas.openxmlformats.org/officeDocument/2006/bibliography" SelectedStyle="\APASixthEditionOfficeOnline.xsl" StyleName="APA" Version="6"/>
+</file>
+
+<file path=customXml/itemProps1.xml><?xml version="1.0" encoding="utf-8"?>
 <ds:datastoreItem xmlns:ds="http://schemas.openxmlformats.org/officeDocument/2006/customXml" ds:itemID="{3124EC2B-CD6D-4EC1-9DEC-2AAFA53F32A6}">
   <ds:schemaRefs>
-    <ds:schemaRef ds:uri="http://purl.org/dc/dcmitype/"/>
     <ds:schemaRef ds:uri="http://schemas.microsoft.com/office/infopath/2007/PartnerControls"/>
+    <ds:schemaRef ds:uri="http://schemas.microsoft.com/office/2006/metadata/properties"/>
     <ds:schemaRef ds:uri="http://www.w3.org/XML/1998/namespace"/>
     <ds:schemaRef ds:uri="http://purl.org/dc/terms/"/>
+    <ds:schemaRef ds:uri="http://purl.org/dc/elements/1.1/"/>
+    <ds:schemaRef ds:uri="http://purl.org/dc/dcmitype/"/>
     <ds:schemaRef ds:uri="http://schemas.microsoft.com/office/2006/documentManagement/types"/>
-    <ds:schemaRef ds:uri="http://purl.org/dc/elements/1.1/"/>
-    <ds:schemaRef ds:uri="http://schemas.microsoft.com/office/2006/metadata/properties"/>
     <ds:schemaRef ds:uri="http://schemas.openxmlformats.org/package/2006/metadata/core-properties"/>
     <ds:schemaRef ds:uri="e2b1f529-36c3-4fcb-8be1-4f3f8816101a"/>
   </ds:schemaRefs>
 </ds:datastoreItem>
 </file>
 
-<file path=customXml/itemProps3.xml><?xml version="1.0" encoding="utf-8"?>
+<file path=customXml/itemProps2.xml><?xml version="1.0" encoding="utf-8"?>
 <ds:datastoreItem xmlns:ds="http://schemas.openxmlformats.org/officeDocument/2006/customXml" ds:itemID="{4AC5D033-2B45-4E39-A66C-DCF8D41218A3}">
   <ds:schemaRefs>
     <ds:schemaRef ds:uri="http://schemas.microsoft.com/office/2006/metadata/contentType"/>
@@ -2257,4 +5417,20 @@
     <ds:schemaRef ds:uri="http://schemas.microsoft.com/internal/obd"/>
   </ds:schemaRefs>
 </ds:datastoreItem>
+</file>
+
+<file path=customXml/itemProps3.xml><?xml version="1.0" encoding="utf-8"?>
+<ds:datastoreItem xmlns:ds="http://schemas.openxmlformats.org/officeDocument/2006/customXml" ds:itemID="{263E0CB6-E330-45F6-9AAC-68409DB40271}">
+  <ds:schemaRefs>
+    <ds:schemaRef ds:uri="http://schemas.microsoft.com/sharepoint/v3/contenttype/forms"/>
+  </ds:schemaRefs>
+</ds:datastoreItem>
+</file>
+
+<file path=customXml/itemProps4.xml><?xml version="1.0" encoding="utf-8"?>
+<ds:datastoreItem xmlns:ds="http://schemas.openxmlformats.org/officeDocument/2006/customXml" ds:itemID="{DD21D16B-770C-4BB0-925D-6204F7F7D62F}">
+  <ds:schemaRefs>
+    <ds:schemaRef ds:uri="http://schemas.openxmlformats.org/officeDocument/2006/bibliography"/>
+  </ds:schemaRefs>
+</ds:datastoreItem>
 </file>
--- a/apostila/Projeto Space For Men.docx
+++ b/apostila/Projeto Space For Men.docx
@@ -3501,6 +3501,9 @@
         <w:jc w:val="center"/>
       </w:pPr>
       <w:r>
+        <w:rPr>
+          <w:noProof/>
+        </w:rPr>
         <w:drawing>
           <wp:inline distT="0" distB="0" distL="0" distR="0" wp14:anchorId="04BC3E68" wp14:editId="5842365F">
             <wp:extent cx="5400040" cy="1492945"/>
@@ -3571,6 +3574,9 @@
         <w:jc w:val="center"/>
       </w:pPr>
       <w:r>
+        <w:rPr>
+          <w:noProof/>
+        </w:rPr>
         <w:drawing>
           <wp:inline distT="0" distB="0" distL="0" distR="0" wp14:anchorId="6908701D" wp14:editId="03C1FBA1">
             <wp:extent cx="2257740" cy="952633"/>
@@ -3666,6 +3672,9 @@
         <w:jc w:val="center"/>
       </w:pPr>
       <w:r>
+        <w:rPr>
+          <w:noProof/>
+        </w:rPr>
         <w:lastRenderedPageBreak/>
         <w:drawing>
           <wp:inline distT="0" distB="0" distL="0" distR="0" wp14:anchorId="06010542" wp14:editId="70337B42">
@@ -3732,6 +3741,9 @@
         <w:jc w:val="center"/>
       </w:pPr>
       <w:r>
+        <w:rPr>
+          <w:noProof/>
+        </w:rPr>
         <w:drawing>
           <wp:inline distT="0" distB="0" distL="0" distR="0" wp14:anchorId="557ED525" wp14:editId="7DC3D87C">
             <wp:extent cx="2362530" cy="1000265"/>
@@ -3842,6 +3854,9 @@
         <w:jc w:val="center"/>
       </w:pPr>
       <w:r>
+        <w:rPr>
+          <w:noProof/>
+        </w:rPr>
         <w:drawing>
           <wp:inline distT="0" distB="0" distL="0" distR="0" wp14:anchorId="074648C1" wp14:editId="6505447A">
             <wp:extent cx="5400040" cy="1029970"/>
@@ -3915,6 +3930,9 @@
         <w:jc w:val="center"/>
       </w:pPr>
       <w:r>
+        <w:rPr>
+          <w:noProof/>
+        </w:rPr>
         <w:lastRenderedPageBreak/>
         <w:drawing>
           <wp:inline distT="0" distB="0" distL="0" distR="0" wp14:anchorId="2ADCF440" wp14:editId="7993134A">
@@ -3980,6 +3998,9 @@
         <w:ind w:left="360"/>
       </w:pPr>
       <w:r>
+        <w:rPr>
+          <w:noProof/>
+        </w:rPr>
         <w:drawing>
           <wp:inline distT="0" distB="0" distL="0" distR="0" wp14:anchorId="45C5D31A" wp14:editId="0E0E73B1">
             <wp:extent cx="5400040" cy="1200150"/>
@@ -4027,7 +4048,1954 @@
         </w:numPr>
       </w:pPr>
       <w:r>
-        <w:t>b</w:t>
+        <w:t>Criação de lista não ordenada com adição de itens dos produtos (imagem, subtítulo e parágrafo):</w:t>
+      </w:r>
+    </w:p>
+    <w:p>
+      <w:pPr>
+        <w:pStyle w:val="PargrafodaLista"/>
+      </w:pPr>
+    </w:p>
+    <w:p>
+      <w:pPr>
+        <w:pStyle w:val="PargrafodaLista"/>
+        <w:jc w:val="center"/>
+      </w:pPr>
+      <w:r>
+        <w:rPr>
+          <w:noProof/>
+        </w:rPr>
+        <w:lastRenderedPageBreak/>
+        <w:drawing>
+          <wp:inline distT="0" distB="0" distL="0" distR="0" wp14:anchorId="638921E6" wp14:editId="1EE67043">
+            <wp:extent cx="4086795" cy="5268060"/>
+            <wp:effectExtent l="0" t="0" r="9525" b="8890"/>
+            <wp:docPr id="45" name="Imagem 45"/>
+            <wp:cNvGraphicFramePr>
+              <a:graphicFrameLocks xmlns:a="http://schemas.openxmlformats.org/drawingml/2006/main" noChangeAspect="1"/>
+            </wp:cNvGraphicFramePr>
+            <a:graphic xmlns:a="http://schemas.openxmlformats.org/drawingml/2006/main">
+              <a:graphicData uri="http://schemas.openxmlformats.org/drawingml/2006/picture">
+                <pic:pic xmlns:pic="http://schemas.openxmlformats.org/drawingml/2006/picture">
+                  <pic:nvPicPr>
+                    <pic:cNvPr id="1" name=""/>
+                    <pic:cNvPicPr/>
+                  </pic:nvPicPr>
+                  <pic:blipFill>
+                    <a:blip r:embed="rId58"/>
+                    <a:stretch>
+                      <a:fillRect/>
+                    </a:stretch>
+                  </pic:blipFill>
+                  <pic:spPr>
+                    <a:xfrm>
+                      <a:off x="0" y="0"/>
+                      <a:ext cx="4086795" cy="5268060"/>
+                    </a:xfrm>
+                    <a:prstGeom prst="rect">
+                      <a:avLst/>
+                    </a:prstGeom>
+                  </pic:spPr>
+                </pic:pic>
+              </a:graphicData>
+            </a:graphic>
+          </wp:inline>
+        </w:drawing>
+      </w:r>
+    </w:p>
+    <w:p>
+      <w:pPr>
+        <w:pStyle w:val="PargrafodaLista"/>
+      </w:pPr>
+    </w:p>
+    <w:p>
+      <w:pPr>
+        <w:pStyle w:val="PargrafodaLista"/>
+        <w:numPr>
+          <w:ilvl w:val="0"/>
+          <w:numId w:val="4"/>
+        </w:numPr>
+      </w:pPr>
+      <w:r>
+        <w:t xml:space="preserve">Adição de </w:t>
+      </w:r>
+      <w:proofErr w:type="spellStart"/>
+      <w:r>
+        <w:t>class</w:t>
+      </w:r>
+      <w:proofErr w:type="spellEnd"/>
+      <w:r>
+        <w:t xml:space="preserve"> para deixar os itens dessa lista um do lado do outro:</w:t>
+      </w:r>
+    </w:p>
+    <w:p>
+      <w:pPr>
+        <w:pStyle w:val="PargrafodaLista"/>
+      </w:pPr>
+    </w:p>
+    <w:p>
+      <w:pPr>
+        <w:pStyle w:val="PargrafodaLista"/>
+      </w:pPr>
+    </w:p>
+    <w:p>
+      <w:pPr>
+        <w:pStyle w:val="PargrafodaLista"/>
+        <w:jc w:val="center"/>
+      </w:pPr>
+      <w:r>
+        <w:rPr>
+          <w:noProof/>
+        </w:rPr>
+        <w:drawing>
+          <wp:inline distT="0" distB="0" distL="0" distR="0" wp14:anchorId="138671D7" wp14:editId="27CA09D1">
+            <wp:extent cx="4620270" cy="2362530"/>
+            <wp:effectExtent l="0" t="0" r="8890" b="0"/>
+            <wp:docPr id="51" name="Imagem 51"/>
+            <wp:cNvGraphicFramePr>
+              <a:graphicFrameLocks xmlns:a="http://schemas.openxmlformats.org/drawingml/2006/main" noChangeAspect="1"/>
+            </wp:cNvGraphicFramePr>
+            <a:graphic xmlns:a="http://schemas.openxmlformats.org/drawingml/2006/main">
+              <a:graphicData uri="http://schemas.openxmlformats.org/drawingml/2006/picture">
+                <pic:pic xmlns:pic="http://schemas.openxmlformats.org/drawingml/2006/picture">
+                  <pic:nvPicPr>
+                    <pic:cNvPr id="1" name=""/>
+                    <pic:cNvPicPr/>
+                  </pic:nvPicPr>
+                  <pic:blipFill>
+                    <a:blip r:embed="rId59"/>
+                    <a:stretch>
+                      <a:fillRect/>
+                    </a:stretch>
+                  </pic:blipFill>
+                  <pic:spPr>
+                    <a:xfrm>
+                      <a:off x="0" y="0"/>
+                      <a:ext cx="4620270" cy="2362530"/>
+                    </a:xfrm>
+                    <a:prstGeom prst="rect">
+                      <a:avLst/>
+                    </a:prstGeom>
+                  </pic:spPr>
+                </pic:pic>
+              </a:graphicData>
+            </a:graphic>
+          </wp:inline>
+        </w:drawing>
+      </w:r>
+    </w:p>
+    <w:p>
+      <w:pPr>
+        <w:pStyle w:val="PargrafodaLista"/>
+      </w:pPr>
+    </w:p>
+    <w:p>
+      <w:pPr>
+        <w:pStyle w:val="PargrafodaLista"/>
+        <w:numPr>
+          <w:ilvl w:val="0"/>
+          <w:numId w:val="3"/>
+        </w:numPr>
+      </w:pPr>
+      <w:proofErr w:type="spellStart"/>
+      <w:r>
+        <w:t>Css</w:t>
+      </w:r>
+      <w:proofErr w:type="spellEnd"/>
+      <w:r>
+        <w:t>:</w:t>
+      </w:r>
+    </w:p>
+    <w:p>
+      <w:pPr>
+        <w:pStyle w:val="PargrafodaLista"/>
+      </w:pPr>
+    </w:p>
+    <w:p>
+      <w:pPr>
+        <w:pStyle w:val="PargrafodaLista"/>
+        <w:jc w:val="center"/>
+      </w:pPr>
+      <w:r>
+        <w:rPr>
+          <w:noProof/>
+        </w:rPr>
+        <w:drawing>
+          <wp:inline distT="0" distB="0" distL="0" distR="0" wp14:anchorId="27C12E43" wp14:editId="391884FA">
+            <wp:extent cx="2505425" cy="905001"/>
+            <wp:effectExtent l="0" t="0" r="9525" b="9525"/>
+            <wp:docPr id="50" name="Imagem 50"/>
+            <wp:cNvGraphicFramePr>
+              <a:graphicFrameLocks xmlns:a="http://schemas.openxmlformats.org/drawingml/2006/main" noChangeAspect="1"/>
+            </wp:cNvGraphicFramePr>
+            <a:graphic xmlns:a="http://schemas.openxmlformats.org/drawingml/2006/main">
+              <a:graphicData uri="http://schemas.openxmlformats.org/drawingml/2006/picture">
+                <pic:pic xmlns:pic="http://schemas.openxmlformats.org/drawingml/2006/picture">
+                  <pic:nvPicPr>
+                    <pic:cNvPr id="1" name=""/>
+                    <pic:cNvPicPr/>
+                  </pic:nvPicPr>
+                  <pic:blipFill>
+                    <a:blip r:embed="rId60"/>
+                    <a:stretch>
+                      <a:fillRect/>
+                    </a:stretch>
+                  </pic:blipFill>
+                  <pic:spPr>
+                    <a:xfrm>
+                      <a:off x="0" y="0"/>
+                      <a:ext cx="2505425" cy="905001"/>
+                    </a:xfrm>
+                    <a:prstGeom prst="rect">
+                      <a:avLst/>
+                    </a:prstGeom>
+                  </pic:spPr>
+                </pic:pic>
+              </a:graphicData>
+            </a:graphic>
+          </wp:inline>
+        </w:drawing>
+      </w:r>
+    </w:p>
+    <w:p>
+      <w:pPr>
+        <w:pStyle w:val="PargrafodaLista"/>
+        <w:numPr>
+          <w:ilvl w:val="0"/>
+          <w:numId w:val="3"/>
+        </w:numPr>
+      </w:pPr>
+      <w:r>
+        <w:t>Site:</w:t>
+      </w:r>
+    </w:p>
+    <w:p>
+      <w:pPr>
+        <w:pStyle w:val="PargrafodaLista"/>
+      </w:pPr>
+    </w:p>
+    <w:p>
+      <w:pPr>
+        <w:pStyle w:val="PargrafodaLista"/>
+      </w:pPr>
+      <w:r>
+        <w:rPr>
+          <w:noProof/>
+        </w:rPr>
+        <w:drawing>
+          <wp:inline distT="0" distB="0" distL="0" distR="0" wp14:anchorId="49ED20E9" wp14:editId="6D24D60A">
+            <wp:extent cx="5400040" cy="2096770"/>
+            <wp:effectExtent l="0" t="0" r="0" b="0"/>
+            <wp:docPr id="52" name="Imagem 52"/>
+            <wp:cNvGraphicFramePr>
+              <a:graphicFrameLocks xmlns:a="http://schemas.openxmlformats.org/drawingml/2006/main" noChangeAspect="1"/>
+            </wp:cNvGraphicFramePr>
+            <a:graphic xmlns:a="http://schemas.openxmlformats.org/drawingml/2006/main">
+              <a:graphicData uri="http://schemas.openxmlformats.org/drawingml/2006/picture">
+                <pic:pic xmlns:pic="http://schemas.openxmlformats.org/drawingml/2006/picture">
+                  <pic:nvPicPr>
+                    <pic:cNvPr id="1" name=""/>
+                    <pic:cNvPicPr/>
+                  </pic:nvPicPr>
+                  <pic:blipFill>
+                    <a:blip r:embed="rId61"/>
+                    <a:stretch>
+                      <a:fillRect/>
+                    </a:stretch>
+                  </pic:blipFill>
+                  <pic:spPr>
+                    <a:xfrm>
+                      <a:off x="0" y="0"/>
+                      <a:ext cx="5400040" cy="2096770"/>
+                    </a:xfrm>
+                    <a:prstGeom prst="rect">
+                      <a:avLst/>
+                    </a:prstGeom>
+                  </pic:spPr>
+                </pic:pic>
+              </a:graphicData>
+            </a:graphic>
+          </wp:inline>
+        </w:drawing>
+      </w:r>
+    </w:p>
+    <w:p>
+      <w:pPr>
+        <w:pStyle w:val="PargrafodaLista"/>
+      </w:pPr>
+    </w:p>
+    <w:p>
+      <w:pPr>
+        <w:pStyle w:val="PargrafodaLista"/>
+        <w:numPr>
+          <w:ilvl w:val="0"/>
+          <w:numId w:val="4"/>
+        </w:numPr>
+      </w:pPr>
+      <w:r>
+        <w:t>Centralização de produtos</w:t>
+      </w:r>
+      <w:r>
+        <w:t xml:space="preserve"> e texto</w:t>
+      </w:r>
+      <w:r>
+        <w:t xml:space="preserve"> pelo </w:t>
+      </w:r>
+      <w:proofErr w:type="spellStart"/>
+      <w:r>
+        <w:t>css</w:t>
+      </w:r>
+      <w:proofErr w:type="spellEnd"/>
+      <w:r>
+        <w:t>:</w:t>
+      </w:r>
+    </w:p>
+    <w:p>
+      <w:pPr>
+        <w:pStyle w:val="PargrafodaLista"/>
+        <w:numPr>
+          <w:ilvl w:val="0"/>
+          <w:numId w:val="3"/>
+        </w:numPr>
+      </w:pPr>
+      <w:r>
+        <w:t>Produtos:</w:t>
+      </w:r>
+    </w:p>
+    <w:p>
+      <w:pPr>
+        <w:pStyle w:val="PargrafodaLista"/>
+      </w:pPr>
+    </w:p>
+    <w:p>
+      <w:pPr>
+        <w:pStyle w:val="PargrafodaLista"/>
+        <w:jc w:val="center"/>
+      </w:pPr>
+      <w:r>
+        <w:rPr>
+          <w:noProof/>
+        </w:rPr>
+        <w:drawing>
+          <wp:inline distT="0" distB="0" distL="0" distR="0" wp14:anchorId="2F77EE0E" wp14:editId="26F45213">
+            <wp:extent cx="1991003" cy="1047896"/>
+            <wp:effectExtent l="0" t="0" r="9525" b="0"/>
+            <wp:docPr id="53" name="Imagem 53"/>
+            <wp:cNvGraphicFramePr>
+              <a:graphicFrameLocks xmlns:a="http://schemas.openxmlformats.org/drawingml/2006/main" noChangeAspect="1"/>
+            </wp:cNvGraphicFramePr>
+            <a:graphic xmlns:a="http://schemas.openxmlformats.org/drawingml/2006/main">
+              <a:graphicData uri="http://schemas.openxmlformats.org/drawingml/2006/picture">
+                <pic:pic xmlns:pic="http://schemas.openxmlformats.org/drawingml/2006/picture">
+                  <pic:nvPicPr>
+                    <pic:cNvPr id="1" name=""/>
+                    <pic:cNvPicPr/>
+                  </pic:nvPicPr>
+                  <pic:blipFill>
+                    <a:blip r:embed="rId62"/>
+                    <a:stretch>
+                      <a:fillRect/>
+                    </a:stretch>
+                  </pic:blipFill>
+                  <pic:spPr>
+                    <a:xfrm>
+                      <a:off x="0" y="0"/>
+                      <a:ext cx="1991003" cy="1047896"/>
+                    </a:xfrm>
+                    <a:prstGeom prst="rect">
+                      <a:avLst/>
+                    </a:prstGeom>
+                  </pic:spPr>
+                </pic:pic>
+              </a:graphicData>
+            </a:graphic>
+          </wp:inline>
+        </w:drawing>
+      </w:r>
+    </w:p>
+    <w:p>
+      <w:pPr>
+        <w:pStyle w:val="PargrafodaLista"/>
+        <w:numPr>
+          <w:ilvl w:val="0"/>
+          <w:numId w:val="3"/>
+        </w:numPr>
+      </w:pPr>
+      <w:r>
+        <w:t>Textos:</w:t>
+      </w:r>
+    </w:p>
+    <w:p>
+      <w:pPr>
+        <w:pStyle w:val="PargrafodaLista"/>
+      </w:pPr>
+    </w:p>
+    <w:p>
+      <w:pPr>
+        <w:pStyle w:val="PargrafodaLista"/>
+        <w:jc w:val="center"/>
+      </w:pPr>
+      <w:r>
+        <w:rPr>
+          <w:noProof/>
+        </w:rPr>
+        <w:drawing>
+          <wp:inline distT="0" distB="0" distL="0" distR="0" wp14:anchorId="5902919A" wp14:editId="5298A68C">
+            <wp:extent cx="2543530" cy="809738"/>
+            <wp:effectExtent l="0" t="0" r="9525" b="9525"/>
+            <wp:docPr id="55" name="Imagem 55"/>
+            <wp:cNvGraphicFramePr>
+              <a:graphicFrameLocks xmlns:a="http://schemas.openxmlformats.org/drawingml/2006/main" noChangeAspect="1"/>
+            </wp:cNvGraphicFramePr>
+            <a:graphic xmlns:a="http://schemas.openxmlformats.org/drawingml/2006/main">
+              <a:graphicData uri="http://schemas.openxmlformats.org/drawingml/2006/picture">
+                <pic:pic xmlns:pic="http://schemas.openxmlformats.org/drawingml/2006/picture">
+                  <pic:nvPicPr>
+                    <pic:cNvPr id="1" name=""/>
+                    <pic:cNvPicPr/>
+                  </pic:nvPicPr>
+                  <pic:blipFill>
+                    <a:blip r:embed="rId63"/>
+                    <a:stretch>
+                      <a:fillRect/>
+                    </a:stretch>
+                  </pic:blipFill>
+                  <pic:spPr>
+                    <a:xfrm>
+                      <a:off x="0" y="0"/>
+                      <a:ext cx="2543530" cy="809738"/>
+                    </a:xfrm>
+                    <a:prstGeom prst="rect">
+                      <a:avLst/>
+                    </a:prstGeom>
+                  </pic:spPr>
+                </pic:pic>
+              </a:graphicData>
+            </a:graphic>
+          </wp:inline>
+        </w:drawing>
+      </w:r>
+    </w:p>
+    <w:p>
+      <w:pPr>
+        <w:pStyle w:val="PargrafodaLista"/>
+        <w:jc w:val="center"/>
+      </w:pPr>
+    </w:p>
+    <w:p>
+      <w:pPr>
+        <w:pStyle w:val="PargrafodaLista"/>
+        <w:numPr>
+          <w:ilvl w:val="0"/>
+          <w:numId w:val="3"/>
+        </w:numPr>
+      </w:pPr>
+      <w:r>
+        <w:t>Site:</w:t>
+      </w:r>
+    </w:p>
+    <w:p>
+      <w:pPr>
+        <w:pStyle w:val="PargrafodaLista"/>
+      </w:pPr>
+    </w:p>
+    <w:p>
+      <w:pPr>
+        <w:pStyle w:val="PargrafodaLista"/>
+        <w:jc w:val="center"/>
+      </w:pPr>
+      <w:r>
+        <w:rPr>
+          <w:noProof/>
+        </w:rPr>
+        <w:lastRenderedPageBreak/>
+        <w:drawing>
+          <wp:inline distT="0" distB="0" distL="0" distR="0" wp14:anchorId="62F1B9A4" wp14:editId="157FD0C3">
+            <wp:extent cx="5400040" cy="2511425"/>
+            <wp:effectExtent l="0" t="0" r="0" b="3175"/>
+            <wp:docPr id="56" name="Imagem 56"/>
+            <wp:cNvGraphicFramePr>
+              <a:graphicFrameLocks xmlns:a="http://schemas.openxmlformats.org/drawingml/2006/main" noChangeAspect="1"/>
+            </wp:cNvGraphicFramePr>
+            <a:graphic xmlns:a="http://schemas.openxmlformats.org/drawingml/2006/main">
+              <a:graphicData uri="http://schemas.openxmlformats.org/drawingml/2006/picture">
+                <pic:pic xmlns:pic="http://schemas.openxmlformats.org/drawingml/2006/picture">
+                  <pic:nvPicPr>
+                    <pic:cNvPr id="1" name=""/>
+                    <pic:cNvPicPr/>
+                  </pic:nvPicPr>
+                  <pic:blipFill>
+                    <a:blip r:embed="rId64"/>
+                    <a:stretch>
+                      <a:fillRect/>
+                    </a:stretch>
+                  </pic:blipFill>
+                  <pic:spPr>
+                    <a:xfrm>
+                      <a:off x="0" y="0"/>
+                      <a:ext cx="5400040" cy="2511425"/>
+                    </a:xfrm>
+                    <a:prstGeom prst="rect">
+                      <a:avLst/>
+                    </a:prstGeom>
+                  </pic:spPr>
+                </pic:pic>
+              </a:graphicData>
+            </a:graphic>
+          </wp:inline>
+        </w:drawing>
+      </w:r>
+    </w:p>
+    <w:p>
+      <w:pPr>
+        <w:pStyle w:val="PargrafodaLista"/>
+      </w:pPr>
+    </w:p>
+    <w:p>
+      <w:pPr>
+        <w:pStyle w:val="PargrafodaLista"/>
+        <w:numPr>
+          <w:ilvl w:val="0"/>
+          <w:numId w:val="4"/>
+        </w:numPr>
+      </w:pPr>
+      <w:r>
+        <w:t>Espaçamento (</w:t>
+      </w:r>
+      <w:proofErr w:type="spellStart"/>
+      <w:r>
+        <w:t>width</w:t>
+      </w:r>
+      <w:proofErr w:type="spellEnd"/>
+      <w:r>
+        <w:t>) e alinhamento (vertical-</w:t>
+      </w:r>
+      <w:proofErr w:type="spellStart"/>
+      <w:r>
+        <w:t>align</w:t>
+      </w:r>
+      <w:proofErr w:type="spellEnd"/>
+      <w:r>
+        <w:t>) dos produtos e textos da lista:</w:t>
+      </w:r>
+    </w:p>
+    <w:p>
+      <w:pPr>
+        <w:pStyle w:val="PargrafodaLista"/>
+      </w:pPr>
+    </w:p>
+    <w:p>
+      <w:pPr>
+        <w:pStyle w:val="PargrafodaLista"/>
+        <w:jc w:val="center"/>
+      </w:pPr>
+      <w:r>
+        <w:rPr>
+          <w:noProof/>
+        </w:rPr>
+        <w:drawing>
+          <wp:inline distT="0" distB="0" distL="0" distR="0" wp14:anchorId="0EBB2AE1" wp14:editId="3D68C20B">
+            <wp:extent cx="2676899" cy="1295581"/>
+            <wp:effectExtent l="0" t="0" r="9525" b="0"/>
+            <wp:docPr id="57" name="Imagem 57"/>
+            <wp:cNvGraphicFramePr>
+              <a:graphicFrameLocks xmlns:a="http://schemas.openxmlformats.org/drawingml/2006/main" noChangeAspect="1"/>
+            </wp:cNvGraphicFramePr>
+            <a:graphic xmlns:a="http://schemas.openxmlformats.org/drawingml/2006/main">
+              <a:graphicData uri="http://schemas.openxmlformats.org/drawingml/2006/picture">
+                <pic:pic xmlns:pic="http://schemas.openxmlformats.org/drawingml/2006/picture">
+                  <pic:nvPicPr>
+                    <pic:cNvPr id="1" name=""/>
+                    <pic:cNvPicPr/>
+                  </pic:nvPicPr>
+                  <pic:blipFill>
+                    <a:blip r:embed="rId65"/>
+                    <a:stretch>
+                      <a:fillRect/>
+                    </a:stretch>
+                  </pic:blipFill>
+                  <pic:spPr>
+                    <a:xfrm>
+                      <a:off x="0" y="0"/>
+                      <a:ext cx="2676899" cy="1295581"/>
+                    </a:xfrm>
+                    <a:prstGeom prst="rect">
+                      <a:avLst/>
+                    </a:prstGeom>
+                  </pic:spPr>
+                </pic:pic>
+              </a:graphicData>
+            </a:graphic>
+          </wp:inline>
+        </w:drawing>
+      </w:r>
+    </w:p>
+    <w:p>
+      <w:pPr>
+        <w:pStyle w:val="PargrafodaLista"/>
+        <w:jc w:val="center"/>
+      </w:pPr>
+    </w:p>
+    <w:p>
+      <w:pPr>
+        <w:pStyle w:val="PargrafodaLista"/>
+        <w:numPr>
+          <w:ilvl w:val="0"/>
+          <w:numId w:val="4"/>
+        </w:numPr>
+      </w:pPr>
+      <w:r>
+        <w:t xml:space="preserve">Mudança no subtítulo (h2) através da </w:t>
+      </w:r>
+      <w:proofErr w:type="spellStart"/>
+      <w:r>
+        <w:t>class</w:t>
+      </w:r>
+      <w:proofErr w:type="spellEnd"/>
+      <w:r>
+        <w:t xml:space="preserve"> (produtos):</w:t>
+      </w:r>
+    </w:p>
+    <w:p>
+      <w:pPr>
+        <w:pStyle w:val="PargrafodaLista"/>
+      </w:pPr>
+    </w:p>
+    <w:p>
+      <w:pPr>
+        <w:pStyle w:val="PargrafodaLista"/>
+        <w:jc w:val="center"/>
+      </w:pPr>
+      <w:r>
+        <w:rPr>
+          <w:noProof/>
+        </w:rPr>
+        <w:drawing>
+          <wp:inline distT="0" distB="0" distL="0" distR="0" wp14:anchorId="229EB2C0" wp14:editId="3D3C3642">
+            <wp:extent cx="2457793" cy="857370"/>
+            <wp:effectExtent l="0" t="0" r="0" b="0"/>
+            <wp:docPr id="58" name="Imagem 58"/>
+            <wp:cNvGraphicFramePr>
+              <a:graphicFrameLocks xmlns:a="http://schemas.openxmlformats.org/drawingml/2006/main" noChangeAspect="1"/>
+            </wp:cNvGraphicFramePr>
+            <a:graphic xmlns:a="http://schemas.openxmlformats.org/drawingml/2006/main">
+              <a:graphicData uri="http://schemas.openxmlformats.org/drawingml/2006/picture">
+                <pic:pic xmlns:pic="http://schemas.openxmlformats.org/drawingml/2006/picture">
+                  <pic:nvPicPr>
+                    <pic:cNvPr id="1" name=""/>
+                    <pic:cNvPicPr/>
+                  </pic:nvPicPr>
+                  <pic:blipFill>
+                    <a:blip r:embed="rId66"/>
+                    <a:stretch>
+                      <a:fillRect/>
+                    </a:stretch>
+                  </pic:blipFill>
+                  <pic:spPr>
+                    <a:xfrm>
+                      <a:off x="0" y="0"/>
+                      <a:ext cx="2457793" cy="857370"/>
+                    </a:xfrm>
+                    <a:prstGeom prst="rect">
+                      <a:avLst/>
+                    </a:prstGeom>
+                  </pic:spPr>
+                </pic:pic>
+              </a:graphicData>
+            </a:graphic>
+          </wp:inline>
+        </w:drawing>
+      </w:r>
+    </w:p>
+    <w:p>
+      <w:pPr>
+        <w:pStyle w:val="PargrafodaLista"/>
+      </w:pPr>
+    </w:p>
+    <w:p>
+      <w:pPr>
+        <w:pStyle w:val="PargrafodaLista"/>
+        <w:numPr>
+          <w:ilvl w:val="0"/>
+          <w:numId w:val="4"/>
+        </w:numPr>
+      </w:pPr>
+      <w:r>
+        <w:t xml:space="preserve">Adição de </w:t>
+      </w:r>
+      <w:proofErr w:type="spellStart"/>
+      <w:r>
+        <w:t>class</w:t>
+      </w:r>
+      <w:proofErr w:type="spellEnd"/>
+      <w:r>
+        <w:t xml:space="preserve"> nos parágrafos </w:t>
+      </w:r>
+      <w:r>
+        <w:t>da lista para mudança de tamanho e cor:</w:t>
+      </w:r>
+    </w:p>
+    <w:p>
+      <w:pPr>
+        <w:pStyle w:val="PargrafodaLista"/>
+      </w:pPr>
+    </w:p>
+    <w:p>
+      <w:pPr>
+        <w:pStyle w:val="PargrafodaLista"/>
+        <w:jc w:val="center"/>
+      </w:pPr>
+      <w:r>
+        <w:rPr>
+          <w:noProof/>
+        </w:rPr>
+        <w:drawing>
+          <wp:inline distT="0" distB="0" distL="0" distR="0" wp14:anchorId="6A90877E" wp14:editId="45AAE0EA">
+            <wp:extent cx="4172532" cy="1114581"/>
+            <wp:effectExtent l="0" t="0" r="0" b="9525"/>
+            <wp:docPr id="59" name="Imagem 59"/>
+            <wp:cNvGraphicFramePr>
+              <a:graphicFrameLocks xmlns:a="http://schemas.openxmlformats.org/drawingml/2006/main" noChangeAspect="1"/>
+            </wp:cNvGraphicFramePr>
+            <a:graphic xmlns:a="http://schemas.openxmlformats.org/drawingml/2006/main">
+              <a:graphicData uri="http://schemas.openxmlformats.org/drawingml/2006/picture">
+                <pic:pic xmlns:pic="http://schemas.openxmlformats.org/drawingml/2006/picture">
+                  <pic:nvPicPr>
+                    <pic:cNvPr id="1" name=""/>
+                    <pic:cNvPicPr/>
+                  </pic:nvPicPr>
+                  <pic:blipFill>
+                    <a:blip r:embed="rId67"/>
+                    <a:stretch>
+                      <a:fillRect/>
+                    </a:stretch>
+                  </pic:blipFill>
+                  <pic:spPr>
+                    <a:xfrm>
+                      <a:off x="0" y="0"/>
+                      <a:ext cx="4172532" cy="1114581"/>
+                    </a:xfrm>
+                    <a:prstGeom prst="rect">
+                      <a:avLst/>
+                    </a:prstGeom>
+                  </pic:spPr>
+                </pic:pic>
+              </a:graphicData>
+            </a:graphic>
+          </wp:inline>
+        </w:drawing>
+      </w:r>
+    </w:p>
+    <w:p>
+      <w:pPr>
+        <w:pStyle w:val="PargrafodaLista"/>
+        <w:jc w:val="center"/>
+      </w:pPr>
+    </w:p>
+    <w:p>
+      <w:pPr>
+        <w:pStyle w:val="PargrafodaLista"/>
+        <w:numPr>
+          <w:ilvl w:val="0"/>
+          <w:numId w:val="3"/>
+        </w:numPr>
+      </w:pPr>
+      <w:r>
+        <w:t xml:space="preserve">Obs.: </w:t>
+      </w:r>
+      <w:proofErr w:type="spellStart"/>
+      <w:r>
+        <w:t>class</w:t>
+      </w:r>
+      <w:proofErr w:type="spellEnd"/>
+      <w:r>
+        <w:t xml:space="preserve"> adicionada em cada parágrafo de acordo com a imagem acima.</w:t>
+      </w:r>
+    </w:p>
+    <w:p>
+      <w:pPr>
+        <w:pStyle w:val="PargrafodaLista"/>
+        <w:numPr>
+          <w:ilvl w:val="0"/>
+          <w:numId w:val="3"/>
+        </w:numPr>
+      </w:pPr>
+      <w:proofErr w:type="spellStart"/>
+      <w:r>
+        <w:t>Css</w:t>
+      </w:r>
+      <w:proofErr w:type="spellEnd"/>
+      <w:r>
+        <w:t>:</w:t>
+      </w:r>
+    </w:p>
+    <w:p>
+      <w:pPr>
+        <w:pStyle w:val="PargrafodaLista"/>
+      </w:pPr>
+    </w:p>
+    <w:p>
+      <w:pPr>
+        <w:pStyle w:val="PargrafodaLista"/>
+        <w:jc w:val="center"/>
+      </w:pPr>
+      <w:r>
+        <w:rPr>
+          <w:noProof/>
+        </w:rPr>
+        <w:lastRenderedPageBreak/>
+        <w:drawing>
+          <wp:inline distT="0" distB="0" distL="0" distR="0" wp14:anchorId="08757C78" wp14:editId="1E34B4C7">
+            <wp:extent cx="2219635" cy="800212"/>
+            <wp:effectExtent l="0" t="0" r="0" b="0"/>
+            <wp:docPr id="60" name="Imagem 60"/>
+            <wp:cNvGraphicFramePr>
+              <a:graphicFrameLocks xmlns:a="http://schemas.openxmlformats.org/drawingml/2006/main" noChangeAspect="1"/>
+            </wp:cNvGraphicFramePr>
+            <a:graphic xmlns:a="http://schemas.openxmlformats.org/drawingml/2006/main">
+              <a:graphicData uri="http://schemas.openxmlformats.org/drawingml/2006/picture">
+                <pic:pic xmlns:pic="http://schemas.openxmlformats.org/drawingml/2006/picture">
+                  <pic:nvPicPr>
+                    <pic:cNvPr id="1" name=""/>
+                    <pic:cNvPicPr/>
+                  </pic:nvPicPr>
+                  <pic:blipFill>
+                    <a:blip r:embed="rId68"/>
+                    <a:stretch>
+                      <a:fillRect/>
+                    </a:stretch>
+                  </pic:blipFill>
+                  <pic:spPr>
+                    <a:xfrm>
+                      <a:off x="0" y="0"/>
+                      <a:ext cx="2219635" cy="800212"/>
+                    </a:xfrm>
+                    <a:prstGeom prst="rect">
+                      <a:avLst/>
+                    </a:prstGeom>
+                  </pic:spPr>
+                </pic:pic>
+              </a:graphicData>
+            </a:graphic>
+          </wp:inline>
+        </w:drawing>
+      </w:r>
+    </w:p>
+    <w:p>
+      <w:pPr>
+        <w:pStyle w:val="PargrafodaLista"/>
+      </w:pPr>
+    </w:p>
+    <w:p>
+      <w:pPr>
+        <w:pStyle w:val="PargrafodaLista"/>
+        <w:numPr>
+          <w:ilvl w:val="0"/>
+          <w:numId w:val="4"/>
+        </w:numPr>
+      </w:pPr>
+      <w:r>
+        <w:t>Adição de margem (</w:t>
+      </w:r>
+      <w:proofErr w:type="spellStart"/>
+      <w:r>
+        <w:t>margin</w:t>
+      </w:r>
+      <w:proofErr w:type="spellEnd"/>
+      <w:r>
+        <w:t>) e cor de fundo (background-color) na lista:</w:t>
+      </w:r>
+    </w:p>
+    <w:p>
+      <w:pPr>
+        <w:pStyle w:val="PargrafodaLista"/>
+      </w:pPr>
+    </w:p>
+    <w:p>
+      <w:pPr>
+        <w:pStyle w:val="PargrafodaLista"/>
+        <w:jc w:val="center"/>
+      </w:pPr>
+      <w:r>
+        <w:rPr>
+          <w:noProof/>
+        </w:rPr>
+        <w:drawing>
+          <wp:inline distT="0" distB="0" distL="0" distR="0" wp14:anchorId="507944F9" wp14:editId="5757E69D">
+            <wp:extent cx="2800741" cy="1629002"/>
+            <wp:effectExtent l="0" t="0" r="0" b="9525"/>
+            <wp:docPr id="61" name="Imagem 61"/>
+            <wp:cNvGraphicFramePr>
+              <a:graphicFrameLocks xmlns:a="http://schemas.openxmlformats.org/drawingml/2006/main" noChangeAspect="1"/>
+            </wp:cNvGraphicFramePr>
+            <a:graphic xmlns:a="http://schemas.openxmlformats.org/drawingml/2006/main">
+              <a:graphicData uri="http://schemas.openxmlformats.org/drawingml/2006/picture">
+                <pic:pic xmlns:pic="http://schemas.openxmlformats.org/drawingml/2006/picture">
+                  <pic:nvPicPr>
+                    <pic:cNvPr id="1" name=""/>
+                    <pic:cNvPicPr/>
+                  </pic:nvPicPr>
+                  <pic:blipFill>
+                    <a:blip r:embed="rId69"/>
+                    <a:stretch>
+                      <a:fillRect/>
+                    </a:stretch>
+                  </pic:blipFill>
+                  <pic:spPr>
+                    <a:xfrm>
+                      <a:off x="0" y="0"/>
+                      <a:ext cx="2800741" cy="1629002"/>
+                    </a:xfrm>
+                    <a:prstGeom prst="rect">
+                      <a:avLst/>
+                    </a:prstGeom>
+                  </pic:spPr>
+                </pic:pic>
+              </a:graphicData>
+            </a:graphic>
+          </wp:inline>
+        </w:drawing>
+      </w:r>
+    </w:p>
+    <w:p>
+      <w:pPr>
+        <w:pStyle w:val="PargrafodaLista"/>
+      </w:pPr>
+    </w:p>
+    <w:p>
+      <w:pPr>
+        <w:pStyle w:val="PargrafodaLista"/>
+        <w:numPr>
+          <w:ilvl w:val="0"/>
+          <w:numId w:val="3"/>
+        </w:numPr>
+      </w:pPr>
+      <w:r>
+        <w:t>Site:</w:t>
+      </w:r>
+    </w:p>
+    <w:p>
+      <w:pPr>
+        <w:pStyle w:val="PargrafodaLista"/>
+      </w:pPr>
+    </w:p>
+    <w:p>
+      <w:pPr>
+        <w:pStyle w:val="PargrafodaLista"/>
+        <w:jc w:val="center"/>
+      </w:pPr>
+      <w:r>
+        <w:rPr>
+          <w:noProof/>
+        </w:rPr>
+        <w:drawing>
+          <wp:inline distT="0" distB="0" distL="0" distR="0" wp14:anchorId="333503AC" wp14:editId="76FA2DEA">
+            <wp:extent cx="5400040" cy="2505710"/>
+            <wp:effectExtent l="0" t="0" r="0" b="8890"/>
+            <wp:docPr id="62" name="Imagem 62"/>
+            <wp:cNvGraphicFramePr>
+              <a:graphicFrameLocks xmlns:a="http://schemas.openxmlformats.org/drawingml/2006/main" noChangeAspect="1"/>
+            </wp:cNvGraphicFramePr>
+            <a:graphic xmlns:a="http://schemas.openxmlformats.org/drawingml/2006/main">
+              <a:graphicData uri="http://schemas.openxmlformats.org/drawingml/2006/picture">
+                <pic:pic xmlns:pic="http://schemas.openxmlformats.org/drawingml/2006/picture">
+                  <pic:nvPicPr>
+                    <pic:cNvPr id="1" name=""/>
+                    <pic:cNvPicPr/>
+                  </pic:nvPicPr>
+                  <pic:blipFill>
+                    <a:blip r:embed="rId70"/>
+                    <a:stretch>
+                      <a:fillRect/>
+                    </a:stretch>
+                  </pic:blipFill>
+                  <pic:spPr>
+                    <a:xfrm>
+                      <a:off x="0" y="0"/>
+                      <a:ext cx="5400040" cy="2505710"/>
+                    </a:xfrm>
+                    <a:prstGeom prst="rect">
+                      <a:avLst/>
+                    </a:prstGeom>
+                  </pic:spPr>
+                </pic:pic>
+              </a:graphicData>
+            </a:graphic>
+          </wp:inline>
+        </w:drawing>
+      </w:r>
+    </w:p>
+    <w:p>
+      <w:pPr>
+        <w:pStyle w:val="PargrafodaLista"/>
+      </w:pPr>
+    </w:p>
+    <w:p>
+      <w:pPr>
+        <w:pStyle w:val="PargrafodaLista"/>
+        <w:numPr>
+          <w:ilvl w:val="0"/>
+          <w:numId w:val="4"/>
+        </w:numPr>
+      </w:pPr>
+      <w:r>
+        <w:t>Adição de espaço interno acima e aos lados em relação as bordas</w:t>
+      </w:r>
+    </w:p>
+    <w:p>
+      <w:pPr>
+        <w:pStyle w:val="PargrafodaLista"/>
+      </w:pPr>
+    </w:p>
+    <w:p>
+      <w:pPr>
+        <w:pStyle w:val="PargrafodaLista"/>
+        <w:jc w:val="center"/>
+      </w:pPr>
+      <w:r>
+        <w:drawing>
+          <wp:inline distT="0" distB="0" distL="0" distR="0" wp14:anchorId="1F4AFB5A" wp14:editId="1A996C96">
+            <wp:extent cx="2010056" cy="1105054"/>
+            <wp:effectExtent l="0" t="0" r="9525" b="0"/>
+            <wp:docPr id="49" name="Imagem 49"/>
+            <wp:cNvGraphicFramePr>
+              <a:graphicFrameLocks xmlns:a="http://schemas.openxmlformats.org/drawingml/2006/main" noChangeAspect="1"/>
+            </wp:cNvGraphicFramePr>
+            <a:graphic xmlns:a="http://schemas.openxmlformats.org/drawingml/2006/main">
+              <a:graphicData uri="http://schemas.openxmlformats.org/drawingml/2006/picture">
+                <pic:pic xmlns:pic="http://schemas.openxmlformats.org/drawingml/2006/picture">
+                  <pic:nvPicPr>
+                    <pic:cNvPr id="1" name=""/>
+                    <pic:cNvPicPr/>
+                  </pic:nvPicPr>
+                  <pic:blipFill>
+                    <a:blip r:embed="rId71"/>
+                    <a:stretch>
+                      <a:fillRect/>
+                    </a:stretch>
+                  </pic:blipFill>
+                  <pic:spPr>
+                    <a:xfrm>
+                      <a:off x="0" y="0"/>
+                      <a:ext cx="2010056" cy="1105054"/>
+                    </a:xfrm>
+                    <a:prstGeom prst="rect">
+                      <a:avLst/>
+                    </a:prstGeom>
+                  </pic:spPr>
+                </pic:pic>
+              </a:graphicData>
+            </a:graphic>
+          </wp:inline>
+        </w:drawing>
+      </w:r>
+    </w:p>
+    <w:p>
+      <w:pPr>
+        <w:pStyle w:val="PargrafodaLista"/>
+      </w:pPr>
+    </w:p>
+    <w:p>
+      <w:pPr>
+        <w:pStyle w:val="PargrafodaLista"/>
+        <w:numPr>
+          <w:ilvl w:val="0"/>
+          <w:numId w:val="3"/>
+        </w:numPr>
+      </w:pPr>
+      <w:r>
+        <w:t>Site:</w:t>
+      </w:r>
+    </w:p>
+    <w:p>
+      <w:pPr>
+        <w:pStyle w:val="PargrafodaLista"/>
+      </w:pPr>
+    </w:p>
+    <w:p>
+      <w:pPr>
+        <w:pStyle w:val="PargrafodaLista"/>
+        <w:jc w:val="center"/>
+      </w:pPr>
+      <w:r>
+        <w:lastRenderedPageBreak/>
+        <w:drawing>
+          <wp:inline distT="0" distB="0" distL="0" distR="0" wp14:anchorId="1ED2E5FF" wp14:editId="6ED27763">
+            <wp:extent cx="5400040" cy="2600960"/>
+            <wp:effectExtent l="0" t="0" r="0" b="8890"/>
+            <wp:docPr id="54" name="Imagem 54"/>
+            <wp:cNvGraphicFramePr>
+              <a:graphicFrameLocks xmlns:a="http://schemas.openxmlformats.org/drawingml/2006/main" noChangeAspect="1"/>
+            </wp:cNvGraphicFramePr>
+            <a:graphic xmlns:a="http://schemas.openxmlformats.org/drawingml/2006/main">
+              <a:graphicData uri="http://schemas.openxmlformats.org/drawingml/2006/picture">
+                <pic:pic xmlns:pic="http://schemas.openxmlformats.org/drawingml/2006/picture">
+                  <pic:nvPicPr>
+                    <pic:cNvPr id="1" name=""/>
+                    <pic:cNvPicPr/>
+                  </pic:nvPicPr>
+                  <pic:blipFill>
+                    <a:blip r:embed="rId72"/>
+                    <a:stretch>
+                      <a:fillRect/>
+                    </a:stretch>
+                  </pic:blipFill>
+                  <pic:spPr>
+                    <a:xfrm>
+                      <a:off x="0" y="0"/>
+                      <a:ext cx="5400040" cy="2600960"/>
+                    </a:xfrm>
+                    <a:prstGeom prst="rect">
+                      <a:avLst/>
+                    </a:prstGeom>
+                  </pic:spPr>
+                </pic:pic>
+              </a:graphicData>
+            </a:graphic>
+          </wp:inline>
+        </w:drawing>
+      </w:r>
+    </w:p>
+    <w:p>
+      <w:pPr>
+        <w:pStyle w:val="PargrafodaLista"/>
+      </w:pPr>
+    </w:p>
+    <w:p>
+      <w:pPr>
+        <w:pStyle w:val="PargrafodaLista"/>
+        <w:numPr>
+          <w:ilvl w:val="0"/>
+          <w:numId w:val="4"/>
+        </w:numPr>
+      </w:pPr>
+      <w:r>
+        <w:t>Espaço externo entre os itens da lista deixando do mesmo tamanho (</w:t>
+      </w:r>
+      <w:proofErr w:type="spellStart"/>
+      <w:r>
+        <w:t>padding</w:t>
+      </w:r>
+      <w:proofErr w:type="spellEnd"/>
+      <w:r>
+        <w:t>):</w:t>
+      </w:r>
+    </w:p>
+    <w:p>
+      <w:pPr>
+        <w:pStyle w:val="PargrafodaLista"/>
+      </w:pPr>
+    </w:p>
+    <w:p>
+      <w:pPr>
+        <w:pStyle w:val="PargrafodaLista"/>
+        <w:jc w:val="center"/>
+      </w:pPr>
+      <w:r>
+        <w:drawing>
+          <wp:inline distT="0" distB="0" distL="0" distR="0" wp14:anchorId="48F3896E" wp14:editId="41EC27EA">
+            <wp:extent cx="2896004" cy="1800476"/>
+            <wp:effectExtent l="0" t="0" r="0" b="9525"/>
+            <wp:docPr id="63" name="Imagem 63"/>
+            <wp:cNvGraphicFramePr>
+              <a:graphicFrameLocks xmlns:a="http://schemas.openxmlformats.org/drawingml/2006/main" noChangeAspect="1"/>
+            </wp:cNvGraphicFramePr>
+            <a:graphic xmlns:a="http://schemas.openxmlformats.org/drawingml/2006/main">
+              <a:graphicData uri="http://schemas.openxmlformats.org/drawingml/2006/picture">
+                <pic:pic xmlns:pic="http://schemas.openxmlformats.org/drawingml/2006/picture">
+                  <pic:nvPicPr>
+                    <pic:cNvPr id="1" name=""/>
+                    <pic:cNvPicPr/>
+                  </pic:nvPicPr>
+                  <pic:blipFill>
+                    <a:blip r:embed="rId73"/>
+                    <a:stretch>
+                      <a:fillRect/>
+                    </a:stretch>
+                  </pic:blipFill>
+                  <pic:spPr>
+                    <a:xfrm>
+                      <a:off x="0" y="0"/>
+                      <a:ext cx="2896004" cy="1800476"/>
+                    </a:xfrm>
+                    <a:prstGeom prst="rect">
+                      <a:avLst/>
+                    </a:prstGeom>
+                  </pic:spPr>
+                </pic:pic>
+              </a:graphicData>
+            </a:graphic>
+          </wp:inline>
+        </w:drawing>
+      </w:r>
+    </w:p>
+    <w:p/>
+    <w:p>
+      <w:pPr>
+        <w:pStyle w:val="PargrafodaLista"/>
+        <w:numPr>
+          <w:ilvl w:val="0"/>
+          <w:numId w:val="3"/>
+        </w:numPr>
+      </w:pPr>
+      <w:r>
+        <w:t>Site:</w:t>
+      </w:r>
+    </w:p>
+    <w:p>
+      <w:pPr>
+        <w:pStyle w:val="PargrafodaLista"/>
+      </w:pPr>
+    </w:p>
+    <w:p>
+      <w:pPr>
+        <w:pStyle w:val="PargrafodaLista"/>
+      </w:pPr>
+      <w:r>
+        <w:lastRenderedPageBreak/>
+        <w:drawing>
+          <wp:inline distT="0" distB="0" distL="0" distR="0" wp14:anchorId="758C6E87" wp14:editId="0ECDACAD">
+            <wp:extent cx="5400040" cy="3191510"/>
+            <wp:effectExtent l="0" t="0" r="0" b="8890"/>
+            <wp:docPr id="64" name="Imagem 64"/>
+            <wp:cNvGraphicFramePr>
+              <a:graphicFrameLocks xmlns:a="http://schemas.openxmlformats.org/drawingml/2006/main" noChangeAspect="1"/>
+            </wp:cNvGraphicFramePr>
+            <a:graphic xmlns:a="http://schemas.openxmlformats.org/drawingml/2006/main">
+              <a:graphicData uri="http://schemas.openxmlformats.org/drawingml/2006/picture">
+                <pic:pic xmlns:pic="http://schemas.openxmlformats.org/drawingml/2006/picture">
+                  <pic:nvPicPr>
+                    <pic:cNvPr id="1" name=""/>
+                    <pic:cNvPicPr/>
+                  </pic:nvPicPr>
+                  <pic:blipFill>
+                    <a:blip r:embed="rId74"/>
+                    <a:stretch>
+                      <a:fillRect/>
+                    </a:stretch>
+                  </pic:blipFill>
+                  <pic:spPr>
+                    <a:xfrm>
+                      <a:off x="0" y="0"/>
+                      <a:ext cx="5400040" cy="3191510"/>
+                    </a:xfrm>
+                    <a:prstGeom prst="rect">
+                      <a:avLst/>
+                    </a:prstGeom>
+                  </pic:spPr>
+                </pic:pic>
+              </a:graphicData>
+            </a:graphic>
+          </wp:inline>
+        </w:drawing>
+      </w:r>
+    </w:p>
+    <w:p/>
+    <w:p>
+      <w:pPr>
+        <w:pStyle w:val="PargrafodaLista"/>
+        <w:numPr>
+          <w:ilvl w:val="0"/>
+          <w:numId w:val="3"/>
+        </w:numPr>
+      </w:pPr>
+      <w:r>
+        <w:t>Adição de box-</w:t>
+      </w:r>
+      <w:proofErr w:type="spellStart"/>
+      <w:r>
+        <w:t>sizzing</w:t>
+      </w:r>
+      <w:proofErr w:type="spellEnd"/>
+      <w:r>
+        <w:t xml:space="preserve"> para ajustar automaticamente ao tamanho da tela:</w:t>
+      </w:r>
+    </w:p>
+    <w:p>
+      <w:pPr>
+        <w:pStyle w:val="PargrafodaLista"/>
+      </w:pPr>
+    </w:p>
+    <w:p>
+      <w:pPr>
+        <w:pStyle w:val="PargrafodaLista"/>
+        <w:jc w:val="center"/>
+      </w:pPr>
+      <w:r>
+        <w:drawing>
+          <wp:inline distT="0" distB="0" distL="0" distR="0" wp14:anchorId="59CF8C9A" wp14:editId="0A51D28E">
+            <wp:extent cx="2810267" cy="1895740"/>
+            <wp:effectExtent l="0" t="0" r="0" b="9525"/>
+            <wp:docPr id="65" name="Imagem 65"/>
+            <wp:cNvGraphicFramePr>
+              <a:graphicFrameLocks xmlns:a="http://schemas.openxmlformats.org/drawingml/2006/main" noChangeAspect="1"/>
+            </wp:cNvGraphicFramePr>
+            <a:graphic xmlns:a="http://schemas.openxmlformats.org/drawingml/2006/main">
+              <a:graphicData uri="http://schemas.openxmlformats.org/drawingml/2006/picture">
+                <pic:pic xmlns:pic="http://schemas.openxmlformats.org/drawingml/2006/picture">
+                  <pic:nvPicPr>
+                    <pic:cNvPr id="1" name=""/>
+                    <pic:cNvPicPr/>
+                  </pic:nvPicPr>
+                  <pic:blipFill>
+                    <a:blip r:embed="rId75"/>
+                    <a:stretch>
+                      <a:fillRect/>
+                    </a:stretch>
+                  </pic:blipFill>
+                  <pic:spPr>
+                    <a:xfrm>
+                      <a:off x="0" y="0"/>
+                      <a:ext cx="2810267" cy="1895740"/>
+                    </a:xfrm>
+                    <a:prstGeom prst="rect">
+                      <a:avLst/>
+                    </a:prstGeom>
+                  </pic:spPr>
+                </pic:pic>
+              </a:graphicData>
+            </a:graphic>
+          </wp:inline>
+        </w:drawing>
+      </w:r>
+    </w:p>
+    <w:p>
+      <w:pPr>
+        <w:pStyle w:val="PargrafodaLista"/>
+      </w:pPr>
+    </w:p>
+    <w:p>
+      <w:pPr>
+        <w:pStyle w:val="PargrafodaLista"/>
+        <w:numPr>
+          <w:ilvl w:val="0"/>
+          <w:numId w:val="3"/>
+        </w:numPr>
+      </w:pPr>
+      <w:r>
+        <w:t>Site:</w:t>
+      </w:r>
+    </w:p>
+    <w:p>
+      <w:pPr>
+        <w:pStyle w:val="PargrafodaLista"/>
+      </w:pPr>
+    </w:p>
+    <w:p>
+      <w:pPr>
+        <w:pStyle w:val="PargrafodaLista"/>
+      </w:pPr>
+      <w:r>
+        <w:drawing>
+          <wp:inline distT="0" distB="0" distL="0" distR="0" wp14:anchorId="24F99C4E" wp14:editId="5E05FF58">
+            <wp:extent cx="5400040" cy="2332355"/>
+            <wp:effectExtent l="0" t="0" r="0" b="0"/>
+            <wp:docPr id="66" name="Imagem 66"/>
+            <wp:cNvGraphicFramePr>
+              <a:graphicFrameLocks xmlns:a="http://schemas.openxmlformats.org/drawingml/2006/main" noChangeAspect="1"/>
+            </wp:cNvGraphicFramePr>
+            <a:graphic xmlns:a="http://schemas.openxmlformats.org/drawingml/2006/main">
+              <a:graphicData uri="http://schemas.openxmlformats.org/drawingml/2006/picture">
+                <pic:pic xmlns:pic="http://schemas.openxmlformats.org/drawingml/2006/picture">
+                  <pic:nvPicPr>
+                    <pic:cNvPr id="1" name=""/>
+                    <pic:cNvPicPr/>
+                  </pic:nvPicPr>
+                  <pic:blipFill>
+                    <a:blip r:embed="rId76"/>
+                    <a:stretch>
+                      <a:fillRect/>
+                    </a:stretch>
+                  </pic:blipFill>
+                  <pic:spPr>
+                    <a:xfrm>
+                      <a:off x="0" y="0"/>
+                      <a:ext cx="5400040" cy="2332355"/>
+                    </a:xfrm>
+                    <a:prstGeom prst="rect">
+                      <a:avLst/>
+                    </a:prstGeom>
+                  </pic:spPr>
+                </pic:pic>
+              </a:graphicData>
+            </a:graphic>
+          </wp:inline>
+        </w:drawing>
+      </w:r>
+    </w:p>
+    <w:p>
+      <w:pPr>
+        <w:pStyle w:val="PargrafodaLista"/>
+        <w:numPr>
+          <w:ilvl w:val="0"/>
+          <w:numId w:val="4"/>
+        </w:numPr>
+      </w:pPr>
+      <w:r>
+        <w:lastRenderedPageBreak/>
+        <w:t xml:space="preserve">Adição de </w:t>
+      </w:r>
+      <w:proofErr w:type="spellStart"/>
+      <w:r>
+        <w:t>cod</w:t>
+      </w:r>
+      <w:proofErr w:type="spellEnd"/>
+      <w:r>
+        <w:t>.</w:t>
+      </w:r>
+      <w:r>
+        <w:t xml:space="preserve"> para </w:t>
+      </w:r>
+      <w:r>
+        <w:t>espaçamento:</w:t>
+      </w:r>
+    </w:p>
+    <w:p>
+      <w:pPr>
+        <w:pStyle w:val="PargrafodaLista"/>
+      </w:pPr>
+    </w:p>
+    <w:p>
+      <w:pPr>
+        <w:pStyle w:val="PargrafodaLista"/>
+        <w:jc w:val="center"/>
+      </w:pPr>
+      <w:r>
+        <w:drawing>
+          <wp:inline distT="0" distB="0" distL="0" distR="0" wp14:anchorId="43133CC5" wp14:editId="540F36CB">
+            <wp:extent cx="2133898" cy="1047896"/>
+            <wp:effectExtent l="0" t="0" r="0" b="0"/>
+            <wp:docPr id="68" name="Imagem 68"/>
+            <wp:cNvGraphicFramePr>
+              <a:graphicFrameLocks xmlns:a="http://schemas.openxmlformats.org/drawingml/2006/main" noChangeAspect="1"/>
+            </wp:cNvGraphicFramePr>
+            <a:graphic xmlns:a="http://schemas.openxmlformats.org/drawingml/2006/main">
+              <a:graphicData uri="http://schemas.openxmlformats.org/drawingml/2006/picture">
+                <pic:pic xmlns:pic="http://schemas.openxmlformats.org/drawingml/2006/picture">
+                  <pic:nvPicPr>
+                    <pic:cNvPr id="1" name=""/>
+                    <pic:cNvPicPr/>
+                  </pic:nvPicPr>
+                  <pic:blipFill>
+                    <a:blip r:embed="rId77"/>
+                    <a:stretch>
+                      <a:fillRect/>
+                    </a:stretch>
+                  </pic:blipFill>
+                  <pic:spPr>
+                    <a:xfrm>
+                      <a:off x="0" y="0"/>
+                      <a:ext cx="2133898" cy="1047896"/>
+                    </a:xfrm>
+                    <a:prstGeom prst="rect">
+                      <a:avLst/>
+                    </a:prstGeom>
+                  </pic:spPr>
+                </pic:pic>
+              </a:graphicData>
+            </a:graphic>
+          </wp:inline>
+        </w:drawing>
+      </w:r>
+    </w:p>
+    <w:p>
+      <w:pPr>
+        <w:pStyle w:val="PargrafodaLista"/>
+      </w:pPr>
+    </w:p>
+    <w:p>
+      <w:pPr>
+        <w:pStyle w:val="PargrafodaLista"/>
+        <w:numPr>
+          <w:ilvl w:val="0"/>
+          <w:numId w:val="3"/>
+        </w:numPr>
+      </w:pPr>
+      <w:r>
+        <w:t>Site:</w:t>
+      </w:r>
+    </w:p>
+    <w:p>
+      <w:pPr>
+        <w:pStyle w:val="PargrafodaLista"/>
+      </w:pPr>
+    </w:p>
+    <w:p>
+      <w:pPr>
+        <w:pStyle w:val="PargrafodaLista"/>
+        <w:jc w:val="center"/>
+      </w:pPr>
+      <w:r>
+        <w:drawing>
+          <wp:inline distT="0" distB="0" distL="0" distR="0" wp14:anchorId="15F074DC" wp14:editId="3AE2576F">
+            <wp:extent cx="5400040" cy="2428875"/>
+            <wp:effectExtent l="0" t="0" r="0" b="9525"/>
+            <wp:docPr id="67" name="Imagem 67"/>
+            <wp:cNvGraphicFramePr>
+              <a:graphicFrameLocks xmlns:a="http://schemas.openxmlformats.org/drawingml/2006/main" noChangeAspect="1"/>
+            </wp:cNvGraphicFramePr>
+            <a:graphic xmlns:a="http://schemas.openxmlformats.org/drawingml/2006/main">
+              <a:graphicData uri="http://schemas.openxmlformats.org/drawingml/2006/picture">
+                <pic:pic xmlns:pic="http://schemas.openxmlformats.org/drawingml/2006/picture">
+                  <pic:nvPicPr>
+                    <pic:cNvPr id="1" name=""/>
+                    <pic:cNvPicPr/>
+                  </pic:nvPicPr>
+                  <pic:blipFill>
+                    <a:blip r:embed="rId78"/>
+                    <a:stretch>
+                      <a:fillRect/>
+                    </a:stretch>
+                  </pic:blipFill>
+                  <pic:spPr>
+                    <a:xfrm>
+                      <a:off x="0" y="0"/>
+                      <a:ext cx="5400040" cy="2428875"/>
+                    </a:xfrm>
+                    <a:prstGeom prst="rect">
+                      <a:avLst/>
+                    </a:prstGeom>
+                  </pic:spPr>
+                </pic:pic>
+              </a:graphicData>
+            </a:graphic>
+          </wp:inline>
+        </w:drawing>
+      </w:r>
+    </w:p>
+    <w:p>
+      <w:pPr>
+        <w:pStyle w:val="PargrafodaLista"/>
+      </w:pPr>
+    </w:p>
+    <w:p>
+      <w:pPr>
+        <w:pStyle w:val="PargrafodaLista"/>
+        <w:numPr>
+          <w:ilvl w:val="0"/>
+          <w:numId w:val="4"/>
+        </w:numPr>
+      </w:pPr>
+      <w:r>
+        <w:t>Adicionar borda</w:t>
+      </w:r>
+      <w:r>
+        <w:t>, arredondamento</w:t>
+      </w:r>
+      <w:r>
+        <w:t xml:space="preserve"> </w:t>
+      </w:r>
+      <w:r>
+        <w:t>tirando</w:t>
+      </w:r>
+      <w:r>
+        <w:t xml:space="preserve"> a cor de fundo:</w:t>
+      </w:r>
+    </w:p>
+    <w:p>
+      <w:pPr>
+        <w:pStyle w:val="PargrafodaLista"/>
+      </w:pPr>
+    </w:p>
+    <w:p>
+      <w:pPr>
+        <w:ind w:left="360"/>
+        <w:jc w:val="center"/>
+      </w:pPr>
+      <w:r>
+        <w:drawing>
+          <wp:inline distT="0" distB="0" distL="0" distR="0" wp14:anchorId="24F9C6B1" wp14:editId="1D482E13">
+            <wp:extent cx="2781688" cy="2057687"/>
+            <wp:effectExtent l="0" t="0" r="0" b="0"/>
+            <wp:docPr id="71" name="Imagem 71"/>
+            <wp:cNvGraphicFramePr>
+              <a:graphicFrameLocks xmlns:a="http://schemas.openxmlformats.org/drawingml/2006/main" noChangeAspect="1"/>
+            </wp:cNvGraphicFramePr>
+            <a:graphic xmlns:a="http://schemas.openxmlformats.org/drawingml/2006/main">
+              <a:graphicData uri="http://schemas.openxmlformats.org/drawingml/2006/picture">
+                <pic:pic xmlns:pic="http://schemas.openxmlformats.org/drawingml/2006/picture">
+                  <pic:nvPicPr>
+                    <pic:cNvPr id="1" name=""/>
+                    <pic:cNvPicPr/>
+                  </pic:nvPicPr>
+                  <pic:blipFill>
+                    <a:blip r:embed="rId79"/>
+                    <a:stretch>
+                      <a:fillRect/>
+                    </a:stretch>
+                  </pic:blipFill>
+                  <pic:spPr>
+                    <a:xfrm>
+                      <a:off x="0" y="0"/>
+                      <a:ext cx="2781688" cy="2057687"/>
+                    </a:xfrm>
+                    <a:prstGeom prst="rect">
+                      <a:avLst/>
+                    </a:prstGeom>
+                  </pic:spPr>
+                </pic:pic>
+              </a:graphicData>
+            </a:graphic>
+          </wp:inline>
+        </w:drawing>
+      </w:r>
+    </w:p>
+    <w:p>
+      <w:pPr>
+        <w:ind w:left="360"/>
+      </w:pPr>
+    </w:p>
+    <w:p>
+      <w:pPr>
+        <w:pStyle w:val="PargrafodaLista"/>
+        <w:numPr>
+          <w:ilvl w:val="0"/>
+          <w:numId w:val="3"/>
+        </w:numPr>
+      </w:pPr>
+      <w:r>
+        <w:t>Site:</w:t>
+      </w:r>
+    </w:p>
+    <w:p>
+      <w:pPr>
+        <w:pStyle w:val="PargrafodaLista"/>
+      </w:pPr>
+    </w:p>
+    <w:p>
+      <w:pPr>
+        <w:pStyle w:val="PargrafodaLista"/>
+        <w:jc w:val="center"/>
+      </w:pPr>
+      <w:r>
+        <w:lastRenderedPageBreak/>
+        <w:drawing>
+          <wp:inline distT="0" distB="0" distL="0" distR="0" wp14:anchorId="47B1D72F" wp14:editId="6E8CF20B">
+            <wp:extent cx="5400040" cy="2406015"/>
+            <wp:effectExtent l="0" t="0" r="0" b="0"/>
+            <wp:docPr id="72" name="Imagem 72"/>
+            <wp:cNvGraphicFramePr>
+              <a:graphicFrameLocks xmlns:a="http://schemas.openxmlformats.org/drawingml/2006/main" noChangeAspect="1"/>
+            </wp:cNvGraphicFramePr>
+            <a:graphic xmlns:a="http://schemas.openxmlformats.org/drawingml/2006/main">
+              <a:graphicData uri="http://schemas.openxmlformats.org/drawingml/2006/picture">
+                <pic:pic xmlns:pic="http://schemas.openxmlformats.org/drawingml/2006/picture">
+                  <pic:nvPicPr>
+                    <pic:cNvPr id="1" name=""/>
+                    <pic:cNvPicPr/>
+                  </pic:nvPicPr>
+                  <pic:blipFill>
+                    <a:blip r:embed="rId80"/>
+                    <a:stretch>
+                      <a:fillRect/>
+                    </a:stretch>
+                  </pic:blipFill>
+                  <pic:spPr>
+                    <a:xfrm>
+                      <a:off x="0" y="0"/>
+                      <a:ext cx="5400040" cy="2406015"/>
+                    </a:xfrm>
+                    <a:prstGeom prst="rect">
+                      <a:avLst/>
+                    </a:prstGeom>
+                  </pic:spPr>
+                </pic:pic>
+              </a:graphicData>
+            </a:graphic>
+          </wp:inline>
+        </w:drawing>
+      </w:r>
+    </w:p>
+    <w:p>
+      <w:pPr>
+        <w:pStyle w:val="PargrafodaLista"/>
+      </w:pPr>
+    </w:p>
+    <w:p>
+      <w:pPr>
+        <w:pStyle w:val="PargrafodaLista"/>
+        <w:numPr>
+          <w:ilvl w:val="0"/>
+          <w:numId w:val="4"/>
+        </w:numPr>
+      </w:pPr>
+      <w:r>
+        <w:t>Comportamento: ao passar o mouse encima de tal elemento, ele mudará de cor (</w:t>
+      </w:r>
+      <w:proofErr w:type="spellStart"/>
+      <w:r>
+        <w:t>hover</w:t>
+      </w:r>
+      <w:proofErr w:type="spellEnd"/>
+      <w:r>
+        <w:t>)</w:t>
+      </w:r>
+      <w:r>
+        <w:t xml:space="preserve"> mais adição de uma linha abaixo de cada item:</w:t>
+      </w:r>
+    </w:p>
+    <w:p>
+      <w:pPr>
+        <w:pStyle w:val="PargrafodaLista"/>
+      </w:pPr>
+    </w:p>
+    <w:p>
+      <w:pPr>
+        <w:pStyle w:val="PargrafodaLista"/>
+        <w:jc w:val="center"/>
+      </w:pPr>
+      <w:r>
+        <w:drawing>
+          <wp:inline distT="0" distB="0" distL="0" distR="0" wp14:anchorId="2992E794" wp14:editId="03CAE366">
+            <wp:extent cx="2829320" cy="847843"/>
+            <wp:effectExtent l="0" t="0" r="9525" b="9525"/>
+            <wp:docPr id="75" name="Imagem 75"/>
+            <wp:cNvGraphicFramePr>
+              <a:graphicFrameLocks xmlns:a="http://schemas.openxmlformats.org/drawingml/2006/main" noChangeAspect="1"/>
+            </wp:cNvGraphicFramePr>
+            <a:graphic xmlns:a="http://schemas.openxmlformats.org/drawingml/2006/main">
+              <a:graphicData uri="http://schemas.openxmlformats.org/drawingml/2006/picture">
+                <pic:pic xmlns:pic="http://schemas.openxmlformats.org/drawingml/2006/picture">
+                  <pic:nvPicPr>
+                    <pic:cNvPr id="1" name=""/>
+                    <pic:cNvPicPr/>
+                  </pic:nvPicPr>
+                  <pic:blipFill>
+                    <a:blip r:embed="rId81"/>
+                    <a:stretch>
+                      <a:fillRect/>
+                    </a:stretch>
+                  </pic:blipFill>
+                  <pic:spPr>
+                    <a:xfrm>
+                      <a:off x="0" y="0"/>
+                      <a:ext cx="2829320" cy="847843"/>
+                    </a:xfrm>
+                    <a:prstGeom prst="rect">
+                      <a:avLst/>
+                    </a:prstGeom>
+                  </pic:spPr>
+                </pic:pic>
+              </a:graphicData>
+            </a:graphic>
+          </wp:inline>
+        </w:drawing>
+      </w:r>
+    </w:p>
+    <w:p>
+      <w:pPr>
+        <w:pStyle w:val="PargrafodaLista"/>
+      </w:pPr>
+    </w:p>
+    <w:p>
+      <w:pPr>
+        <w:pStyle w:val="PargrafodaLista"/>
+        <w:numPr>
+          <w:ilvl w:val="0"/>
+          <w:numId w:val="3"/>
+        </w:numPr>
+      </w:pPr>
+      <w:r>
+        <w:t>Site</w:t>
+      </w:r>
+    </w:p>
+    <w:p>
+      <w:pPr>
+        <w:pStyle w:val="PargrafodaLista"/>
+      </w:pPr>
+    </w:p>
+    <w:p>
+      <w:pPr>
+        <w:pStyle w:val="PargrafodaLista"/>
+        <w:jc w:val="center"/>
+      </w:pPr>
+      <w:r>
+        <w:drawing>
+          <wp:inline distT="0" distB="0" distL="0" distR="0" wp14:anchorId="289905DA" wp14:editId="692E588F">
+            <wp:extent cx="2876951" cy="724001"/>
+            <wp:effectExtent l="0" t="0" r="0" b="0"/>
+            <wp:docPr id="76" name="Imagem 76"/>
+            <wp:cNvGraphicFramePr>
+              <a:graphicFrameLocks xmlns:a="http://schemas.openxmlformats.org/drawingml/2006/main" noChangeAspect="1"/>
+            </wp:cNvGraphicFramePr>
+            <a:graphic xmlns:a="http://schemas.openxmlformats.org/drawingml/2006/main">
+              <a:graphicData uri="http://schemas.openxmlformats.org/drawingml/2006/picture">
+                <pic:pic xmlns:pic="http://schemas.openxmlformats.org/drawingml/2006/picture">
+                  <pic:nvPicPr>
+                    <pic:cNvPr id="1" name=""/>
+                    <pic:cNvPicPr/>
+                  </pic:nvPicPr>
+                  <pic:blipFill>
+                    <a:blip r:embed="rId82"/>
+                    <a:stretch>
+                      <a:fillRect/>
+                    </a:stretch>
+                  </pic:blipFill>
+                  <pic:spPr>
+                    <a:xfrm>
+                      <a:off x="0" y="0"/>
+                      <a:ext cx="2876951" cy="724001"/>
+                    </a:xfrm>
+                    <a:prstGeom prst="rect">
+                      <a:avLst/>
+                    </a:prstGeom>
+                  </pic:spPr>
+                </pic:pic>
+              </a:graphicData>
+            </a:graphic>
+          </wp:inline>
+        </w:drawing>
+      </w:r>
+    </w:p>
+    <w:p>
+      <w:pPr>
+        <w:pStyle w:val="PargrafodaLista"/>
+      </w:pPr>
+    </w:p>
+    <w:p>
+      <w:pPr>
+        <w:pStyle w:val="PargrafodaLista"/>
+        <w:numPr>
+          <w:ilvl w:val="0"/>
+          <w:numId w:val="4"/>
+        </w:numPr>
+      </w:pPr>
+      <w:r>
+        <w:t>Pela mesma ideia:</w:t>
+      </w:r>
+    </w:p>
+    <w:p>
+      <w:pPr>
+        <w:pStyle w:val="PargrafodaLista"/>
+      </w:pPr>
+    </w:p>
+    <w:p>
+      <w:pPr>
+        <w:pStyle w:val="PargrafodaLista"/>
+        <w:jc w:val="center"/>
+      </w:pPr>
+      <w:r>
+        <w:drawing>
+          <wp:inline distT="0" distB="0" distL="0" distR="0" wp14:anchorId="71B942B3" wp14:editId="6B40D2D9">
+            <wp:extent cx="2676899" cy="676369"/>
+            <wp:effectExtent l="0" t="0" r="9525" b="9525"/>
+            <wp:docPr id="77" name="Imagem 77"/>
+            <wp:cNvGraphicFramePr>
+              <a:graphicFrameLocks xmlns:a="http://schemas.openxmlformats.org/drawingml/2006/main" noChangeAspect="1"/>
+            </wp:cNvGraphicFramePr>
+            <a:graphic xmlns:a="http://schemas.openxmlformats.org/drawingml/2006/main">
+              <a:graphicData uri="http://schemas.openxmlformats.org/drawingml/2006/picture">
+                <pic:pic xmlns:pic="http://schemas.openxmlformats.org/drawingml/2006/picture">
+                  <pic:nvPicPr>
+                    <pic:cNvPr id="1" name=""/>
+                    <pic:cNvPicPr/>
+                  </pic:nvPicPr>
+                  <pic:blipFill>
+                    <a:blip r:embed="rId83"/>
+                    <a:stretch>
+                      <a:fillRect/>
+                    </a:stretch>
+                  </pic:blipFill>
+                  <pic:spPr>
+                    <a:xfrm>
+                      <a:off x="0" y="0"/>
+                      <a:ext cx="2676899" cy="676369"/>
+                    </a:xfrm>
+                    <a:prstGeom prst="rect">
+                      <a:avLst/>
+                    </a:prstGeom>
+                  </pic:spPr>
+                </pic:pic>
+              </a:graphicData>
+            </a:graphic>
+          </wp:inline>
+        </w:drawing>
+      </w:r>
+    </w:p>
+    <w:p>
+      <w:pPr>
+        <w:pStyle w:val="PargrafodaLista"/>
+      </w:pPr>
+    </w:p>
+    <w:p>
+      <w:pPr>
+        <w:pStyle w:val="PargrafodaLista"/>
+        <w:numPr>
+          <w:ilvl w:val="0"/>
+          <w:numId w:val="3"/>
+        </w:numPr>
+      </w:pPr>
+      <w:r>
+        <w:t>Site:</w:t>
+      </w:r>
+    </w:p>
+    <w:p>
+      <w:pPr>
+        <w:pStyle w:val="PargrafodaLista"/>
+      </w:pPr>
+    </w:p>
+    <w:p>
+      <w:pPr>
+        <w:pStyle w:val="PargrafodaLista"/>
+        <w:jc w:val="center"/>
+      </w:pPr>
+      <w:r>
+        <w:lastRenderedPageBreak/>
+        <w:drawing>
+          <wp:inline distT="0" distB="0" distL="0" distR="0" wp14:anchorId="7BACA2EE" wp14:editId="6C2E9ED8">
+            <wp:extent cx="5400040" cy="2536825"/>
+            <wp:effectExtent l="0" t="0" r="0" b="0"/>
+            <wp:docPr id="78" name="Imagem 78"/>
+            <wp:cNvGraphicFramePr>
+              <a:graphicFrameLocks xmlns:a="http://schemas.openxmlformats.org/drawingml/2006/main" noChangeAspect="1"/>
+            </wp:cNvGraphicFramePr>
+            <a:graphic xmlns:a="http://schemas.openxmlformats.org/drawingml/2006/main">
+              <a:graphicData uri="http://schemas.openxmlformats.org/drawingml/2006/picture">
+                <pic:pic xmlns:pic="http://schemas.openxmlformats.org/drawingml/2006/picture">
+                  <pic:nvPicPr>
+                    <pic:cNvPr id="1" name=""/>
+                    <pic:cNvPicPr/>
+                  </pic:nvPicPr>
+                  <pic:blipFill>
+                    <a:blip r:embed="rId84"/>
+                    <a:stretch>
+                      <a:fillRect/>
+                    </a:stretch>
+                  </pic:blipFill>
+                  <pic:spPr>
+                    <a:xfrm>
+                      <a:off x="0" y="0"/>
+                      <a:ext cx="5400040" cy="2536825"/>
+                    </a:xfrm>
+                    <a:prstGeom prst="rect">
+                      <a:avLst/>
+                    </a:prstGeom>
+                  </pic:spPr>
+                </pic:pic>
+              </a:graphicData>
+            </a:graphic>
+          </wp:inline>
+        </w:drawing>
+      </w:r>
+    </w:p>
+    <w:p>
+      <w:pPr>
+        <w:pStyle w:val="PargrafodaLista"/>
+      </w:pPr>
+    </w:p>
+    <w:p>
+      <w:pPr>
+        <w:pStyle w:val="PargrafodaLista"/>
+        <w:numPr>
+          <w:ilvl w:val="0"/>
+          <w:numId w:val="4"/>
+        </w:numPr>
+      </w:pPr>
+      <w:r>
+        <w:t>A</w:t>
+      </w:r>
+      <w:r>
+        <w:t xml:space="preserve"> </w:t>
       </w:r>
       <w:bookmarkStart w:id="0" w:name="_GoBack"/>
       <w:bookmarkEnd w:id="0"/>
@@ -5197,12 +7165,21 @@
 </file>
 
 <file path=customXml/item1.xml><?xml version="1.0" encoding="utf-8"?>
+<?mso-contentType ?>
+<FormTemplates xmlns="http://schemas.microsoft.com/sharepoint/v3/contenttype/forms">
+  <Display>DocumentLibraryForm</Display>
+  <Edit>DocumentLibraryForm</Edit>
+  <New>DocumentLibraryForm</New>
+</FormTemplates>
+</file>
+
+<file path=customXml/item2.xml><?xml version="1.0" encoding="utf-8"?>
 <p:properties xmlns:p="http://schemas.microsoft.com/office/2006/metadata/properties" xmlns:xsi="http://www.w3.org/2001/XMLSchema-instance" xmlns:pc="http://schemas.microsoft.com/office/infopath/2007/PartnerControls">
   <documentManagement/>
 </p:properties>
 </file>
 
-<file path=customXml/item2.xml><?xml version="1.0" encoding="utf-8"?>
+<file path=customXml/item3.xml><?xml version="1.0" encoding="utf-8"?>
 <ct:contentTypeSchema xmlns:ct="http://schemas.microsoft.com/office/2006/metadata/contentType" xmlns:ma="http://schemas.microsoft.com/office/2006/metadata/properties/metaAttributes" ct:_="" ma:_="" ma:contentTypeName="Documento" ma:contentTypeID="0x010100505A3988A18C25428D7BB10E521541B0" ma:contentTypeVersion="8" ma:contentTypeDescription="Crie um novo documento." ma:contentTypeScope="" ma:versionID="ae23e9bf37998961397b45837b69f3af">
   <xsd:schema xmlns:xsd="http://www.w3.org/2001/XMLSchema" xmlns:xs="http://www.w3.org/2001/XMLSchema" xmlns:p="http://schemas.microsoft.com/office/2006/metadata/properties" xmlns:ns3="e2b1f529-36c3-4fcb-8be1-4f3f8816101a" targetNamespace="http://schemas.microsoft.com/office/2006/metadata/properties" ma:root="true" ma:fieldsID="3d6548e1f895b3cb6150e76934ecd33a" ns3:_="">
     <xsd:import namespace="e2b1f529-36c3-4fcb-8be1-4f3f8816101a"/>
@@ -5372,36 +7349,35 @@
 </ct:contentTypeSchema>
 </file>
 
-<file path=customXml/item3.xml><?xml version="1.0" encoding="utf-8"?>
-<?mso-contentType ?>
-<FormTemplates xmlns="http://schemas.microsoft.com/sharepoint/v3/contenttype/forms">
-  <Display>DocumentLibraryForm</Display>
-  <Edit>DocumentLibraryForm</Edit>
-  <New>DocumentLibraryForm</New>
-</FormTemplates>
-</file>
-
 <file path=customXml/item4.xml><?xml version="1.0" encoding="utf-8"?>
 <b:Sources xmlns:b="http://schemas.openxmlformats.org/officeDocument/2006/bibliography" xmlns="http://schemas.openxmlformats.org/officeDocument/2006/bibliography" SelectedStyle="\APASixthEditionOfficeOnline.xsl" StyleName="APA" Version="6"/>
 </file>
 
 <file path=customXml/itemProps1.xml><?xml version="1.0" encoding="utf-8"?>
-<ds:datastoreItem xmlns:ds="http://schemas.openxmlformats.org/officeDocument/2006/customXml" ds:itemID="{3124EC2B-CD6D-4EC1-9DEC-2AAFA53F32A6}">
+<ds:datastoreItem xmlns:ds="http://schemas.openxmlformats.org/officeDocument/2006/customXml" ds:itemID="{263E0CB6-E330-45F6-9AAC-68409DB40271}">
   <ds:schemaRefs>
-    <ds:schemaRef ds:uri="http://schemas.microsoft.com/office/infopath/2007/PartnerControls"/>
-    <ds:schemaRef ds:uri="http://schemas.microsoft.com/office/2006/metadata/properties"/>
-    <ds:schemaRef ds:uri="http://www.w3.org/XML/1998/namespace"/>
-    <ds:schemaRef ds:uri="http://purl.org/dc/terms/"/>
-    <ds:schemaRef ds:uri="http://purl.org/dc/elements/1.1/"/>
-    <ds:schemaRef ds:uri="http://purl.org/dc/dcmitype/"/>
-    <ds:schemaRef ds:uri="http://schemas.microsoft.com/office/2006/documentManagement/types"/>
-    <ds:schemaRef ds:uri="http://schemas.openxmlformats.org/package/2006/metadata/core-properties"/>
-    <ds:schemaRef ds:uri="e2b1f529-36c3-4fcb-8be1-4f3f8816101a"/>
+    <ds:schemaRef ds:uri="http://schemas.microsoft.com/sharepoint/v3/contenttype/forms"/>
   </ds:schemaRefs>
 </ds:datastoreItem>
 </file>
 
 <file path=customXml/itemProps2.xml><?xml version="1.0" encoding="utf-8"?>
+<ds:datastoreItem xmlns:ds="http://schemas.openxmlformats.org/officeDocument/2006/customXml" ds:itemID="{3124EC2B-CD6D-4EC1-9DEC-2AAFA53F32A6}">
+  <ds:schemaRefs>
+    <ds:schemaRef ds:uri="http://purl.org/dc/dcmitype/"/>
+    <ds:schemaRef ds:uri="http://schemas.microsoft.com/office/2006/documentManagement/types"/>
+    <ds:schemaRef ds:uri="http://purl.org/dc/terms/"/>
+    <ds:schemaRef ds:uri="http://purl.org/dc/elements/1.1/"/>
+    <ds:schemaRef ds:uri="http://www.w3.org/XML/1998/namespace"/>
+    <ds:schemaRef ds:uri="e2b1f529-36c3-4fcb-8be1-4f3f8816101a"/>
+    <ds:schemaRef ds:uri="http://schemas.microsoft.com/office/infopath/2007/PartnerControls"/>
+    <ds:schemaRef ds:uri="http://schemas.openxmlformats.org/package/2006/metadata/core-properties"/>
+    <ds:schemaRef ds:uri="http://schemas.microsoft.com/office/2006/metadata/properties"/>
+  </ds:schemaRefs>
+</ds:datastoreItem>
+</file>
+
+<file path=customXml/itemProps3.xml><?xml version="1.0" encoding="utf-8"?>
 <ds:datastoreItem xmlns:ds="http://schemas.openxmlformats.org/officeDocument/2006/customXml" ds:itemID="{4AC5D033-2B45-4E39-A66C-DCF8D41218A3}">
   <ds:schemaRefs>
     <ds:schemaRef ds:uri="http://schemas.microsoft.com/office/2006/metadata/contentType"/>
@@ -5419,16 +7395,8 @@
 </ds:datastoreItem>
 </file>
 
-<file path=customXml/itemProps3.xml><?xml version="1.0" encoding="utf-8"?>
-<ds:datastoreItem xmlns:ds="http://schemas.openxmlformats.org/officeDocument/2006/customXml" ds:itemID="{263E0CB6-E330-45F6-9AAC-68409DB40271}">
-  <ds:schemaRefs>
-    <ds:schemaRef ds:uri="http://schemas.microsoft.com/sharepoint/v3/contenttype/forms"/>
-  </ds:schemaRefs>
-</ds:datastoreItem>
-</file>
-
 <file path=customXml/itemProps4.xml><?xml version="1.0" encoding="utf-8"?>
-<ds:datastoreItem xmlns:ds="http://schemas.openxmlformats.org/officeDocument/2006/customXml" ds:itemID="{DD21D16B-770C-4BB0-925D-6204F7F7D62F}">
+<ds:datastoreItem xmlns:ds="http://schemas.openxmlformats.org/officeDocument/2006/customXml" ds:itemID="{961A28DD-B3E1-436D-83C6-8EE80E6BE5DA}">
   <ds:schemaRefs>
     <ds:schemaRef ds:uri="http://schemas.openxmlformats.org/officeDocument/2006/bibliography"/>
   </ds:schemaRefs>

--- a/apostila/Projeto Space For Men.docx
+++ b/apostila/Projeto Space For Men.docx
@@ -5053,6 +5053,9 @@
         <w:jc w:val="center"/>
       </w:pPr>
       <w:r>
+        <w:rPr>
+          <w:noProof/>
+        </w:rPr>
         <w:drawing>
           <wp:inline distT="0" distB="0" distL="0" distR="0" wp14:anchorId="1F4AFB5A" wp14:editId="1A996C96">
             <wp:extent cx="2010056" cy="1105054"/>
@@ -5118,6 +5121,9 @@
         <w:jc w:val="center"/>
       </w:pPr>
       <w:r>
+        <w:rPr>
+          <w:noProof/>
+        </w:rPr>
         <w:lastRenderedPageBreak/>
         <w:drawing>
           <wp:inline distT="0" distB="0" distL="0" distR="0" wp14:anchorId="1ED2E5FF" wp14:editId="6ED27763">
@@ -5192,6 +5198,9 @@
         <w:jc w:val="center"/>
       </w:pPr>
       <w:r>
+        <w:rPr>
+          <w:noProof/>
+        </w:rPr>
         <w:drawing>
           <wp:inline distT="0" distB="0" distL="0" distR="0" wp14:anchorId="48F3896E" wp14:editId="41EC27EA">
             <wp:extent cx="2896004" cy="1800476"/>
@@ -5252,6 +5261,9 @@
         <w:pStyle w:val="PargrafodaLista"/>
       </w:pPr>
       <w:r>
+        <w:rPr>
+          <w:noProof/>
+        </w:rPr>
         <w:lastRenderedPageBreak/>
         <w:drawing>
           <wp:inline distT="0" distB="0" distL="0" distR="0" wp14:anchorId="758C6E87" wp14:editId="0ECDACAD">
@@ -5322,6 +5334,9 @@
         <w:jc w:val="center"/>
       </w:pPr>
       <w:r>
+        <w:rPr>
+          <w:noProof/>
+        </w:rPr>
         <w:drawing>
           <wp:inline distT="0" distB="0" distL="0" distR="0" wp14:anchorId="59CF8C9A" wp14:editId="0A51D28E">
             <wp:extent cx="2810267" cy="1895740"/>
@@ -5386,6 +5401,9 @@
         <w:pStyle w:val="PargrafodaLista"/>
       </w:pPr>
       <w:r>
+        <w:rPr>
+          <w:noProof/>
+        </w:rPr>
         <w:drawing>
           <wp:inline distT="0" distB="0" distL="0" distR="0" wp14:anchorId="24F99C4E" wp14:editId="5E05FF58">
             <wp:extent cx="5400040" cy="2332355"/>
@@ -5461,6 +5479,9 @@
         <w:jc w:val="center"/>
       </w:pPr>
       <w:r>
+        <w:rPr>
+          <w:noProof/>
+        </w:rPr>
         <w:drawing>
           <wp:inline distT="0" distB="0" distL="0" distR="0" wp14:anchorId="43133CC5" wp14:editId="540F36CB">
             <wp:extent cx="2133898" cy="1047896"/>
@@ -5526,6 +5547,9 @@
         <w:jc w:val="center"/>
       </w:pPr>
       <w:r>
+        <w:rPr>
+          <w:noProof/>
+        </w:rPr>
         <w:drawing>
           <wp:inline distT="0" distB="0" distL="0" distR="0" wp14:anchorId="15F074DC" wp14:editId="3AE2576F">
             <wp:extent cx="5400040" cy="2428875"/>
@@ -5603,6 +5627,9 @@
         <w:jc w:val="center"/>
       </w:pPr>
       <w:r>
+        <w:rPr>
+          <w:noProof/>
+        </w:rPr>
         <w:drawing>
           <wp:inline distT="0" distB="0" distL="0" distR="0" wp14:anchorId="24F9C6B1" wp14:editId="1D482E13">
             <wp:extent cx="2781688" cy="2057687"/>
@@ -5668,6 +5695,9 @@
         <w:jc w:val="center"/>
       </w:pPr>
       <w:r>
+        <w:rPr>
+          <w:noProof/>
+        </w:rPr>
         <w:lastRenderedPageBreak/>
         <w:drawing>
           <wp:inline distT="0" distB="0" distL="0" distR="0" wp14:anchorId="47B1D72F" wp14:editId="6E8CF20B">
@@ -5745,6 +5775,9 @@
         <w:jc w:val="center"/>
       </w:pPr>
       <w:r>
+        <w:rPr>
+          <w:noProof/>
+        </w:rPr>
         <w:drawing>
           <wp:inline distT="0" distB="0" distL="0" distR="0" wp14:anchorId="2992E794" wp14:editId="03CAE366">
             <wp:extent cx="2829320" cy="847843"/>
@@ -5810,6 +5843,9 @@
         <w:jc w:val="center"/>
       </w:pPr>
       <w:r>
+        <w:rPr>
+          <w:noProof/>
+        </w:rPr>
         <w:drawing>
           <wp:inline distT="0" distB="0" distL="0" distR="0" wp14:anchorId="289905DA" wp14:editId="692E588F">
             <wp:extent cx="2876951" cy="724001"/>
@@ -5875,6 +5911,9 @@
         <w:jc w:val="center"/>
       </w:pPr>
       <w:r>
+        <w:rPr>
+          <w:noProof/>
+        </w:rPr>
         <w:drawing>
           <wp:inline distT="0" distB="0" distL="0" distR="0" wp14:anchorId="71B942B3" wp14:editId="6B40D2D9">
             <wp:extent cx="2676899" cy="676369"/>
@@ -5940,6 +5979,9 @@
         <w:jc w:val="center"/>
       </w:pPr>
       <w:r>
+        <w:rPr>
+          <w:noProof/>
+        </w:rPr>
         <w:lastRenderedPageBreak/>
         <w:drawing>
           <wp:inline distT="0" distB="0" distL="0" distR="0" wp14:anchorId="7BACA2EE" wp14:editId="6C2E9ED8">
@@ -5995,10 +6037,1307 @@
         <w:t>A</w:t>
       </w:r>
       <w:r>
-        <w:t xml:space="preserve"> </w:t>
+        <w:t>dição de cor da borda ao pressionar a imagem:</w:t>
+      </w:r>
+    </w:p>
+    <w:p>
+      <w:pPr>
+        <w:pStyle w:val="PargrafodaLista"/>
+      </w:pPr>
+    </w:p>
+    <w:p>
+      <w:pPr>
+        <w:pStyle w:val="PargrafodaLista"/>
+        <w:numPr>
+          <w:ilvl w:val="0"/>
+          <w:numId w:val="3"/>
+        </w:numPr>
+      </w:pPr>
+      <w:proofErr w:type="spellStart"/>
+      <w:r>
+        <w:t>Css</w:t>
+      </w:r>
+      <w:proofErr w:type="spellEnd"/>
+      <w:r>
+        <w:t>:</w:t>
+      </w:r>
+    </w:p>
+    <w:p>
+      <w:pPr>
+        <w:pStyle w:val="PargrafodaLista"/>
+      </w:pPr>
+    </w:p>
+    <w:p>
+      <w:pPr>
+        <w:pStyle w:val="PargrafodaLista"/>
+        <w:jc w:val="center"/>
+      </w:pPr>
+      <w:r>
+        <w:drawing>
+          <wp:inline distT="0" distB="0" distL="0" distR="0" wp14:anchorId="5D1D91DC" wp14:editId="52717E16">
+            <wp:extent cx="2619741" cy="600159"/>
+            <wp:effectExtent l="0" t="0" r="0" b="9525"/>
+            <wp:docPr id="79" name="Imagem 79"/>
+            <wp:cNvGraphicFramePr>
+              <a:graphicFrameLocks xmlns:a="http://schemas.openxmlformats.org/drawingml/2006/main" noChangeAspect="1"/>
+            </wp:cNvGraphicFramePr>
+            <a:graphic xmlns:a="http://schemas.openxmlformats.org/drawingml/2006/main">
+              <a:graphicData uri="http://schemas.openxmlformats.org/drawingml/2006/picture">
+                <pic:pic xmlns:pic="http://schemas.openxmlformats.org/drawingml/2006/picture">
+                  <pic:nvPicPr>
+                    <pic:cNvPr id="1" name=""/>
+                    <pic:cNvPicPr/>
+                  </pic:nvPicPr>
+                  <pic:blipFill>
+                    <a:blip r:embed="rId85"/>
+                    <a:stretch>
+                      <a:fillRect/>
+                    </a:stretch>
+                  </pic:blipFill>
+                  <pic:spPr>
+                    <a:xfrm>
+                      <a:off x="0" y="0"/>
+                      <a:ext cx="2619741" cy="600159"/>
+                    </a:xfrm>
+                    <a:prstGeom prst="rect">
+                      <a:avLst/>
+                    </a:prstGeom>
+                  </pic:spPr>
+                </pic:pic>
+              </a:graphicData>
+            </a:graphic>
+          </wp:inline>
+        </w:drawing>
+      </w:r>
+    </w:p>
+    <w:p>
+      <w:pPr>
+        <w:pStyle w:val="PargrafodaLista"/>
+      </w:pPr>
+    </w:p>
+    <w:p>
+      <w:pPr>
+        <w:pStyle w:val="PargrafodaLista"/>
+        <w:numPr>
+          <w:ilvl w:val="0"/>
+          <w:numId w:val="3"/>
+        </w:numPr>
+      </w:pPr>
+      <w:r>
+        <w:t>Site:</w:t>
+      </w:r>
+    </w:p>
+    <w:p>
+      <w:pPr>
+        <w:pStyle w:val="PargrafodaLista"/>
+      </w:pPr>
+    </w:p>
+    <w:p>
+      <w:pPr>
+        <w:pStyle w:val="PargrafodaLista"/>
+        <w:jc w:val="center"/>
+      </w:pPr>
+      <w:r>
+        <w:drawing>
+          <wp:inline distT="0" distB="0" distL="0" distR="0" wp14:anchorId="5B80C005" wp14:editId="00397B1D">
+            <wp:extent cx="5400040" cy="2439035"/>
+            <wp:effectExtent l="0" t="0" r="0" b="0"/>
+            <wp:docPr id="69" name="Imagem 69"/>
+            <wp:cNvGraphicFramePr>
+              <a:graphicFrameLocks xmlns:a="http://schemas.openxmlformats.org/drawingml/2006/main" noChangeAspect="1"/>
+            </wp:cNvGraphicFramePr>
+            <a:graphic xmlns:a="http://schemas.openxmlformats.org/drawingml/2006/main">
+              <a:graphicData uri="http://schemas.openxmlformats.org/drawingml/2006/picture">
+                <pic:pic xmlns:pic="http://schemas.openxmlformats.org/drawingml/2006/picture">
+                  <pic:nvPicPr>
+                    <pic:cNvPr id="1" name=""/>
+                    <pic:cNvPicPr/>
+                  </pic:nvPicPr>
+                  <pic:blipFill>
+                    <a:blip r:embed="rId86"/>
+                    <a:stretch>
+                      <a:fillRect/>
+                    </a:stretch>
+                  </pic:blipFill>
+                  <pic:spPr>
+                    <a:xfrm>
+                      <a:off x="0" y="0"/>
+                      <a:ext cx="5400040" cy="2439035"/>
+                    </a:xfrm>
+                    <a:prstGeom prst="rect">
+                      <a:avLst/>
+                    </a:prstGeom>
+                  </pic:spPr>
+                </pic:pic>
+              </a:graphicData>
+            </a:graphic>
+          </wp:inline>
+        </w:drawing>
+      </w:r>
+    </w:p>
+    <w:p>
+      <w:pPr>
+        <w:pStyle w:val="PargrafodaLista"/>
+      </w:pPr>
+    </w:p>
+    <w:p>
+      <w:pPr>
+        <w:pStyle w:val="PargrafodaLista"/>
+        <w:numPr>
+          <w:ilvl w:val="0"/>
+          <w:numId w:val="4"/>
+        </w:numPr>
+      </w:pPr>
+      <w:r>
+        <w:t xml:space="preserve">Adição de decoração, fazer </w:t>
+      </w:r>
+      <w:proofErr w:type="gramStart"/>
+      <w:r>
+        <w:t>as box</w:t>
+      </w:r>
+      <w:proofErr w:type="gramEnd"/>
+      <w:r>
+        <w:t xml:space="preserve"> de produtos aumentarem quando passar o mouse em cima:</w:t>
+      </w:r>
+    </w:p>
+    <w:p>
+      <w:pPr>
+        <w:pStyle w:val="PargrafodaLista"/>
+      </w:pPr>
+    </w:p>
+    <w:p>
+      <w:pPr>
+        <w:pStyle w:val="PargrafodaLista"/>
+        <w:numPr>
+          <w:ilvl w:val="0"/>
+          <w:numId w:val="3"/>
+        </w:numPr>
+      </w:pPr>
+      <w:proofErr w:type="spellStart"/>
+      <w:r>
+        <w:t>Css</w:t>
+      </w:r>
+      <w:proofErr w:type="spellEnd"/>
+      <w:r>
+        <w:t>:</w:t>
+      </w:r>
+    </w:p>
+    <w:p>
+      <w:pPr>
+        <w:pStyle w:val="PargrafodaLista"/>
+      </w:pPr>
+    </w:p>
+    <w:p>
+      <w:pPr>
+        <w:pStyle w:val="PargrafodaLista"/>
+        <w:jc w:val="center"/>
+      </w:pPr>
+      <w:r>
+        <w:drawing>
+          <wp:inline distT="0" distB="0" distL="0" distR="0" wp14:anchorId="7670FD5F" wp14:editId="67B51574">
+            <wp:extent cx="2257740" cy="647790"/>
+            <wp:effectExtent l="0" t="0" r="9525" b="0"/>
+            <wp:docPr id="74" name="Imagem 74"/>
+            <wp:cNvGraphicFramePr>
+              <a:graphicFrameLocks xmlns:a="http://schemas.openxmlformats.org/drawingml/2006/main" noChangeAspect="1"/>
+            </wp:cNvGraphicFramePr>
+            <a:graphic xmlns:a="http://schemas.openxmlformats.org/drawingml/2006/main">
+              <a:graphicData uri="http://schemas.openxmlformats.org/drawingml/2006/picture">
+                <pic:pic xmlns:pic="http://schemas.openxmlformats.org/drawingml/2006/picture">
+                  <pic:nvPicPr>
+                    <pic:cNvPr id="1" name=""/>
+                    <pic:cNvPicPr/>
+                  </pic:nvPicPr>
+                  <pic:blipFill>
+                    <a:blip r:embed="rId87"/>
+                    <a:stretch>
+                      <a:fillRect/>
+                    </a:stretch>
+                  </pic:blipFill>
+                  <pic:spPr>
+                    <a:xfrm>
+                      <a:off x="0" y="0"/>
+                      <a:ext cx="2257740" cy="647790"/>
+                    </a:xfrm>
+                    <a:prstGeom prst="rect">
+                      <a:avLst/>
+                    </a:prstGeom>
+                  </pic:spPr>
+                </pic:pic>
+              </a:graphicData>
+            </a:graphic>
+          </wp:inline>
+        </w:drawing>
+      </w:r>
+    </w:p>
+    <w:p>
+      <w:pPr>
+        <w:pStyle w:val="PargrafodaLista"/>
+      </w:pPr>
+    </w:p>
+    <w:p>
+      <w:pPr>
+        <w:pStyle w:val="PargrafodaLista"/>
+        <w:numPr>
+          <w:ilvl w:val="0"/>
+          <w:numId w:val="3"/>
+        </w:numPr>
+      </w:pPr>
+      <w:r>
+        <w:t>Site:</w:t>
+      </w:r>
+    </w:p>
+    <w:p>
+      <w:pPr>
+        <w:pStyle w:val="PargrafodaLista"/>
+      </w:pPr>
+    </w:p>
+    <w:p>
+      <w:pPr>
+        <w:pStyle w:val="PargrafodaLista"/>
+        <w:jc w:val="center"/>
+      </w:pPr>
+      <w:r>
+        <w:drawing>
+          <wp:inline distT="0" distB="0" distL="0" distR="0" wp14:anchorId="535D4C93" wp14:editId="66E8AFA7">
+            <wp:extent cx="5400040" cy="2542540"/>
+            <wp:effectExtent l="0" t="0" r="0" b="0"/>
+            <wp:docPr id="70" name="Imagem 70"/>
+            <wp:cNvGraphicFramePr>
+              <a:graphicFrameLocks xmlns:a="http://schemas.openxmlformats.org/drawingml/2006/main" noChangeAspect="1"/>
+            </wp:cNvGraphicFramePr>
+            <a:graphic xmlns:a="http://schemas.openxmlformats.org/drawingml/2006/main">
+              <a:graphicData uri="http://schemas.openxmlformats.org/drawingml/2006/picture">
+                <pic:pic xmlns:pic="http://schemas.openxmlformats.org/drawingml/2006/picture">
+                  <pic:nvPicPr>
+                    <pic:cNvPr id="1" name=""/>
+                    <pic:cNvPicPr/>
+                  </pic:nvPicPr>
+                  <pic:blipFill>
+                    <a:blip r:embed="rId88"/>
+                    <a:stretch>
+                      <a:fillRect/>
+                    </a:stretch>
+                  </pic:blipFill>
+                  <pic:spPr>
+                    <a:xfrm>
+                      <a:off x="0" y="0"/>
+                      <a:ext cx="5400040" cy="2542540"/>
+                    </a:xfrm>
+                    <a:prstGeom prst="rect">
+                      <a:avLst/>
+                    </a:prstGeom>
+                  </pic:spPr>
+                </pic:pic>
+              </a:graphicData>
+            </a:graphic>
+          </wp:inline>
+        </w:drawing>
+      </w:r>
+    </w:p>
+    <w:p>
+      <w:pPr>
+        <w:pStyle w:val="PargrafodaLista"/>
+        <w:numPr>
+          <w:ilvl w:val="0"/>
+          <w:numId w:val="4"/>
+        </w:numPr>
+      </w:pPr>
+      <w:r>
+        <w:t xml:space="preserve">Adição de imagem e paragrafo ao </w:t>
+      </w:r>
+      <w:proofErr w:type="spellStart"/>
+      <w:r>
+        <w:t>footer</w:t>
+      </w:r>
+      <w:proofErr w:type="spellEnd"/>
+      <w:r>
+        <w:t>:</w:t>
+      </w:r>
+    </w:p>
+    <w:p>
+      <w:pPr>
+        <w:pStyle w:val="PargrafodaLista"/>
+      </w:pPr>
+    </w:p>
+    <w:p>
+      <w:pPr>
+        <w:pStyle w:val="PargrafodaLista"/>
+        <w:jc w:val="center"/>
+      </w:pPr>
+      <w:r>
+        <w:drawing>
+          <wp:inline distT="0" distB="0" distL="0" distR="0" wp14:anchorId="285D7D55" wp14:editId="259DE3FF">
+            <wp:extent cx="4686954" cy="857370"/>
+            <wp:effectExtent l="0" t="0" r="0" b="0"/>
+            <wp:docPr id="73" name="Imagem 73"/>
+            <wp:cNvGraphicFramePr>
+              <a:graphicFrameLocks xmlns:a="http://schemas.openxmlformats.org/drawingml/2006/main" noChangeAspect="1"/>
+            </wp:cNvGraphicFramePr>
+            <a:graphic xmlns:a="http://schemas.openxmlformats.org/drawingml/2006/main">
+              <a:graphicData uri="http://schemas.openxmlformats.org/drawingml/2006/picture">
+                <pic:pic xmlns:pic="http://schemas.openxmlformats.org/drawingml/2006/picture">
+                  <pic:nvPicPr>
+                    <pic:cNvPr id="1" name=""/>
+                    <pic:cNvPicPr/>
+                  </pic:nvPicPr>
+                  <pic:blipFill>
+                    <a:blip r:embed="rId89"/>
+                    <a:stretch>
+                      <a:fillRect/>
+                    </a:stretch>
+                  </pic:blipFill>
+                  <pic:spPr>
+                    <a:xfrm>
+                      <a:off x="0" y="0"/>
+                      <a:ext cx="4686954" cy="857370"/>
+                    </a:xfrm>
+                    <a:prstGeom prst="rect">
+                      <a:avLst/>
+                    </a:prstGeom>
+                  </pic:spPr>
+                </pic:pic>
+              </a:graphicData>
+            </a:graphic>
+          </wp:inline>
+        </w:drawing>
+      </w:r>
+    </w:p>
+    <w:p>
+      <w:pPr>
+        <w:pStyle w:val="PargrafodaLista"/>
+        <w:jc w:val="center"/>
+      </w:pPr>
+    </w:p>
+    <w:p>
+      <w:pPr>
+        <w:pStyle w:val="PargrafodaLista"/>
+        <w:numPr>
+          <w:ilvl w:val="0"/>
+          <w:numId w:val="3"/>
+        </w:numPr>
+      </w:pPr>
+      <w:proofErr w:type="spellStart"/>
+      <w:r>
+        <w:t>C</w:t>
+      </w:r>
+      <w:r>
+        <w:t>ss</w:t>
+      </w:r>
+      <w:proofErr w:type="spellEnd"/>
+      <w:r>
+        <w:t>:</w:t>
+      </w:r>
+    </w:p>
+    <w:p>
+      <w:pPr>
+        <w:pStyle w:val="PargrafodaLista"/>
+      </w:pPr>
+    </w:p>
+    <w:p>
+      <w:pPr>
+        <w:pStyle w:val="PargrafodaLista"/>
+        <w:jc w:val="center"/>
+      </w:pPr>
+      <w:r>
+        <w:drawing>
+          <wp:inline distT="0" distB="0" distL="0" distR="0" wp14:anchorId="51CBDA23" wp14:editId="147C3FEB">
+            <wp:extent cx="3248478" cy="828791"/>
+            <wp:effectExtent l="0" t="0" r="0" b="9525"/>
+            <wp:docPr id="80" name="Imagem 80"/>
+            <wp:cNvGraphicFramePr>
+              <a:graphicFrameLocks xmlns:a="http://schemas.openxmlformats.org/drawingml/2006/main" noChangeAspect="1"/>
+            </wp:cNvGraphicFramePr>
+            <a:graphic xmlns:a="http://schemas.openxmlformats.org/drawingml/2006/main">
+              <a:graphicData uri="http://schemas.openxmlformats.org/drawingml/2006/picture">
+                <pic:pic xmlns:pic="http://schemas.openxmlformats.org/drawingml/2006/picture">
+                  <pic:nvPicPr>
+                    <pic:cNvPr id="1" name=""/>
+                    <pic:cNvPicPr/>
+                  </pic:nvPicPr>
+                  <pic:blipFill>
+                    <a:blip r:embed="rId90"/>
+                    <a:stretch>
+                      <a:fillRect/>
+                    </a:stretch>
+                  </pic:blipFill>
+                  <pic:spPr>
+                    <a:xfrm>
+                      <a:off x="0" y="0"/>
+                      <a:ext cx="3248478" cy="828791"/>
+                    </a:xfrm>
+                    <a:prstGeom prst="rect">
+                      <a:avLst/>
+                    </a:prstGeom>
+                  </pic:spPr>
+                </pic:pic>
+              </a:graphicData>
+            </a:graphic>
+          </wp:inline>
+        </w:drawing>
+      </w:r>
+    </w:p>
+    <w:p>
+      <w:pPr>
+        <w:pStyle w:val="PargrafodaLista"/>
+        <w:numPr>
+          <w:ilvl w:val="0"/>
+          <w:numId w:val="3"/>
+        </w:numPr>
+      </w:pPr>
+      <w:r>
+        <w:t>Site:</w:t>
+      </w:r>
+    </w:p>
+    <w:p>
+      <w:pPr>
+        <w:pStyle w:val="PargrafodaLista"/>
+      </w:pPr>
+    </w:p>
+    <w:p>
+      <w:pPr>
+        <w:pStyle w:val="PargrafodaLista"/>
+      </w:pPr>
+      <w:r>
+        <w:drawing>
+          <wp:inline distT="0" distB="0" distL="0" distR="0" wp14:anchorId="5BEA5CA9" wp14:editId="0316B716">
+            <wp:extent cx="5400040" cy="1005840"/>
+            <wp:effectExtent l="0" t="0" r="0" b="3810"/>
+            <wp:docPr id="83" name="Imagem 83"/>
+            <wp:cNvGraphicFramePr>
+              <a:graphicFrameLocks xmlns:a="http://schemas.openxmlformats.org/drawingml/2006/main" noChangeAspect="1"/>
+            </wp:cNvGraphicFramePr>
+            <a:graphic xmlns:a="http://schemas.openxmlformats.org/drawingml/2006/main">
+              <a:graphicData uri="http://schemas.openxmlformats.org/drawingml/2006/picture">
+                <pic:pic xmlns:pic="http://schemas.openxmlformats.org/drawingml/2006/picture">
+                  <pic:nvPicPr>
+                    <pic:cNvPr id="1" name=""/>
+                    <pic:cNvPicPr/>
+                  </pic:nvPicPr>
+                  <pic:blipFill>
+                    <a:blip r:embed="rId91"/>
+                    <a:stretch>
+                      <a:fillRect/>
+                    </a:stretch>
+                  </pic:blipFill>
+                  <pic:spPr>
+                    <a:xfrm>
+                      <a:off x="0" y="0"/>
+                      <a:ext cx="5400040" cy="1005840"/>
+                    </a:xfrm>
+                    <a:prstGeom prst="rect">
+                      <a:avLst/>
+                    </a:prstGeom>
+                  </pic:spPr>
+                </pic:pic>
+              </a:graphicData>
+            </a:graphic>
+          </wp:inline>
+        </w:drawing>
+      </w:r>
+    </w:p>
+    <w:p>
+      <w:pPr>
+        <w:pStyle w:val="PargrafodaLista"/>
+      </w:pPr>
+    </w:p>
+    <w:p>
+      <w:pPr>
+        <w:pStyle w:val="PargrafodaLista"/>
+        <w:numPr>
+          <w:ilvl w:val="0"/>
+          <w:numId w:val="4"/>
+        </w:numPr>
+      </w:pPr>
+      <w:r>
+        <w:t>Adição de imagem de fundo:</w:t>
+      </w:r>
+    </w:p>
+    <w:p>
+      <w:pPr>
+        <w:pStyle w:val="PargrafodaLista"/>
+      </w:pPr>
+    </w:p>
+    <w:p>
+      <w:pPr>
+        <w:pStyle w:val="PargrafodaLista"/>
+        <w:jc w:val="center"/>
+      </w:pPr>
+      <w:r>
+        <w:drawing>
+          <wp:inline distT="0" distB="0" distL="0" distR="0" wp14:anchorId="701B2A70" wp14:editId="5D37F2E9">
+            <wp:extent cx="3362794" cy="847843"/>
+            <wp:effectExtent l="0" t="0" r="9525" b="9525"/>
+            <wp:docPr id="81" name="Imagem 81"/>
+            <wp:cNvGraphicFramePr>
+              <a:graphicFrameLocks xmlns:a="http://schemas.openxmlformats.org/drawingml/2006/main" noChangeAspect="1"/>
+            </wp:cNvGraphicFramePr>
+            <a:graphic xmlns:a="http://schemas.openxmlformats.org/drawingml/2006/main">
+              <a:graphicData uri="http://schemas.openxmlformats.org/drawingml/2006/picture">
+                <pic:pic xmlns:pic="http://schemas.openxmlformats.org/drawingml/2006/picture">
+                  <pic:nvPicPr>
+                    <pic:cNvPr id="1" name=""/>
+                    <pic:cNvPicPr/>
+                  </pic:nvPicPr>
+                  <pic:blipFill>
+                    <a:blip r:embed="rId92"/>
+                    <a:stretch>
+                      <a:fillRect/>
+                    </a:stretch>
+                  </pic:blipFill>
+                  <pic:spPr>
+                    <a:xfrm>
+                      <a:off x="0" y="0"/>
+                      <a:ext cx="3362794" cy="847843"/>
+                    </a:xfrm>
+                    <a:prstGeom prst="rect">
+                      <a:avLst/>
+                    </a:prstGeom>
+                  </pic:spPr>
+                </pic:pic>
+              </a:graphicData>
+            </a:graphic>
+          </wp:inline>
+        </w:drawing>
+      </w:r>
+    </w:p>
+    <w:p>
+      <w:pPr>
+        <w:pStyle w:val="PargrafodaLista"/>
+      </w:pPr>
+    </w:p>
+    <w:p>
+      <w:pPr>
+        <w:pStyle w:val="PargrafodaLista"/>
+        <w:numPr>
+          <w:ilvl w:val="0"/>
+          <w:numId w:val="3"/>
+        </w:numPr>
+      </w:pPr>
+      <w:r>
+        <w:lastRenderedPageBreak/>
+        <w:t>Obs.: a cor de fundo não se faz mais necessário.</w:t>
+      </w:r>
+    </w:p>
+    <w:p>
+      <w:pPr>
+        <w:pStyle w:val="PargrafodaLista"/>
+      </w:pPr>
+    </w:p>
+    <w:p>
+      <w:pPr>
+        <w:pStyle w:val="PargrafodaLista"/>
+        <w:numPr>
+          <w:ilvl w:val="0"/>
+          <w:numId w:val="3"/>
+        </w:numPr>
+      </w:pPr>
+      <w:r>
+        <w:t>Site:</w:t>
+      </w:r>
+    </w:p>
+    <w:p>
+      <w:pPr>
+        <w:pStyle w:val="PargrafodaLista"/>
+      </w:pPr>
+    </w:p>
+    <w:p>
+      <w:pPr>
+        <w:pStyle w:val="PargrafodaLista"/>
+        <w:jc w:val="center"/>
+      </w:pPr>
+      <w:r>
+        <w:drawing>
+          <wp:inline distT="0" distB="0" distL="0" distR="0" wp14:anchorId="7399927F" wp14:editId="6D04A1EF">
+            <wp:extent cx="5400040" cy="980440"/>
+            <wp:effectExtent l="0" t="0" r="0" b="0"/>
+            <wp:docPr id="82" name="Imagem 82"/>
+            <wp:cNvGraphicFramePr>
+              <a:graphicFrameLocks xmlns:a="http://schemas.openxmlformats.org/drawingml/2006/main" noChangeAspect="1"/>
+            </wp:cNvGraphicFramePr>
+            <a:graphic xmlns:a="http://schemas.openxmlformats.org/drawingml/2006/main">
+              <a:graphicData uri="http://schemas.openxmlformats.org/drawingml/2006/picture">
+                <pic:pic xmlns:pic="http://schemas.openxmlformats.org/drawingml/2006/picture">
+                  <pic:nvPicPr>
+                    <pic:cNvPr id="1" name=""/>
+                    <pic:cNvPicPr/>
+                  </pic:nvPicPr>
+                  <pic:blipFill>
+                    <a:blip r:embed="rId93"/>
+                    <a:stretch>
+                      <a:fillRect/>
+                    </a:stretch>
+                  </pic:blipFill>
+                  <pic:spPr>
+                    <a:xfrm>
+                      <a:off x="0" y="0"/>
+                      <a:ext cx="5400040" cy="980440"/>
+                    </a:xfrm>
+                    <a:prstGeom prst="rect">
+                      <a:avLst/>
+                    </a:prstGeom>
+                  </pic:spPr>
+                </pic:pic>
+              </a:graphicData>
+            </a:graphic>
+          </wp:inline>
+        </w:drawing>
+      </w:r>
+    </w:p>
+    <w:p>
+      <w:pPr>
+        <w:pStyle w:val="PargrafodaLista"/>
+      </w:pPr>
+    </w:p>
+    <w:p>
+      <w:pPr>
+        <w:pStyle w:val="PargrafodaLista"/>
+        <w:numPr>
+          <w:ilvl w:val="0"/>
+          <w:numId w:val="3"/>
+        </w:numPr>
+      </w:pPr>
+      <w:r>
+        <w:t>Obs.: a natureza dela é se repetir até completar a página, para isso não ocorrer o código “background-</w:t>
+      </w:r>
+      <w:proofErr w:type="spellStart"/>
+      <w:r>
+        <w:t>repeat</w:t>
+      </w:r>
+      <w:proofErr w:type="spellEnd"/>
+      <w:r>
+        <w:t>: no-</w:t>
+      </w:r>
+      <w:proofErr w:type="spellStart"/>
+      <w:r>
+        <w:t>repeat</w:t>
+      </w:r>
+      <w:proofErr w:type="spellEnd"/>
+      <w:r>
+        <w:t xml:space="preserve">;” deverá ser adicionado ao </w:t>
+      </w:r>
+      <w:proofErr w:type="spellStart"/>
+      <w:r>
+        <w:t>css</w:t>
+      </w:r>
+      <w:proofErr w:type="spellEnd"/>
+      <w:r>
+        <w:t>:</w:t>
+      </w:r>
+    </w:p>
+    <w:p>
+      <w:pPr>
+        <w:pStyle w:val="PargrafodaLista"/>
+      </w:pPr>
+    </w:p>
+    <w:p>
+      <w:pPr>
+        <w:pStyle w:val="PargrafodaLista"/>
+        <w:jc w:val="center"/>
+      </w:pPr>
+      <w:r>
+        <w:drawing>
+          <wp:inline distT="0" distB="0" distL="0" distR="0" wp14:anchorId="6F713AE2" wp14:editId="65ECF283">
+            <wp:extent cx="3410426" cy="933580"/>
+            <wp:effectExtent l="0" t="0" r="0" b="0"/>
+            <wp:docPr id="84" name="Imagem 84"/>
+            <wp:cNvGraphicFramePr>
+              <a:graphicFrameLocks xmlns:a="http://schemas.openxmlformats.org/drawingml/2006/main" noChangeAspect="1"/>
+            </wp:cNvGraphicFramePr>
+            <a:graphic xmlns:a="http://schemas.openxmlformats.org/drawingml/2006/main">
+              <a:graphicData uri="http://schemas.openxmlformats.org/drawingml/2006/picture">
+                <pic:pic xmlns:pic="http://schemas.openxmlformats.org/drawingml/2006/picture">
+                  <pic:nvPicPr>
+                    <pic:cNvPr id="1" name=""/>
+                    <pic:cNvPicPr/>
+                  </pic:nvPicPr>
+                  <pic:blipFill>
+                    <a:blip r:embed="rId94"/>
+                    <a:stretch>
+                      <a:fillRect/>
+                    </a:stretch>
+                  </pic:blipFill>
+                  <pic:spPr>
+                    <a:xfrm>
+                      <a:off x="0" y="0"/>
+                      <a:ext cx="3410426" cy="933580"/>
+                    </a:xfrm>
+                    <a:prstGeom prst="rect">
+                      <a:avLst/>
+                    </a:prstGeom>
+                  </pic:spPr>
+                </pic:pic>
+              </a:graphicData>
+            </a:graphic>
+          </wp:inline>
+        </w:drawing>
+      </w:r>
+    </w:p>
+    <w:p>
+      <w:pPr>
+        <w:pStyle w:val="PargrafodaLista"/>
+        <w:jc w:val="center"/>
+      </w:pPr>
+    </w:p>
+    <w:p>
+      <w:pPr>
+        <w:pStyle w:val="PargrafodaLista"/>
+        <w:numPr>
+          <w:ilvl w:val="0"/>
+          <w:numId w:val="3"/>
+        </w:numPr>
+      </w:pPr>
+      <w:r>
+        <w:t>Site:</w:t>
+      </w:r>
+    </w:p>
+    <w:p>
+      <w:pPr>
+        <w:pStyle w:val="PargrafodaLista"/>
+      </w:pPr>
+    </w:p>
+    <w:p>
+      <w:pPr>
+        <w:pStyle w:val="PargrafodaLista"/>
+      </w:pPr>
+    </w:p>
+    <w:p>
+      <w:pPr>
+        <w:pStyle w:val="PargrafodaLista"/>
+      </w:pPr>
+      <w:r>
+        <w:drawing>
+          <wp:inline distT="0" distB="0" distL="0" distR="0" wp14:anchorId="7A7D52E9" wp14:editId="22640533">
+            <wp:extent cx="5400040" cy="1006475"/>
+            <wp:effectExtent l="0" t="0" r="0" b="3175"/>
+            <wp:docPr id="85" name="Imagem 85"/>
+            <wp:cNvGraphicFramePr>
+              <a:graphicFrameLocks xmlns:a="http://schemas.openxmlformats.org/drawingml/2006/main" noChangeAspect="1"/>
+            </wp:cNvGraphicFramePr>
+            <a:graphic xmlns:a="http://schemas.openxmlformats.org/drawingml/2006/main">
+              <a:graphicData uri="http://schemas.openxmlformats.org/drawingml/2006/picture">
+                <pic:pic xmlns:pic="http://schemas.openxmlformats.org/drawingml/2006/picture">
+                  <pic:nvPicPr>
+                    <pic:cNvPr id="1" name=""/>
+                    <pic:cNvPicPr/>
+                  </pic:nvPicPr>
+                  <pic:blipFill>
+                    <a:blip r:embed="rId95"/>
+                    <a:stretch>
+                      <a:fillRect/>
+                    </a:stretch>
+                  </pic:blipFill>
+                  <pic:spPr>
+                    <a:xfrm>
+                      <a:off x="0" y="0"/>
+                      <a:ext cx="5400040" cy="1006475"/>
+                    </a:xfrm>
+                    <a:prstGeom prst="rect">
+                      <a:avLst/>
+                    </a:prstGeom>
+                  </pic:spPr>
+                </pic:pic>
+              </a:graphicData>
+            </a:graphic>
+          </wp:inline>
+        </w:drawing>
+      </w:r>
+    </w:p>
+    <w:p>
+      <w:pPr>
+        <w:pStyle w:val="PargrafodaLista"/>
+      </w:pPr>
+    </w:p>
+    <w:p>
+      <w:pPr>
+        <w:pStyle w:val="PargrafodaLista"/>
+        <w:numPr>
+          <w:ilvl w:val="0"/>
+          <w:numId w:val="4"/>
+        </w:numPr>
+      </w:pPr>
+      <w:r>
+        <w:t>Adição de</w:t>
+      </w:r>
+      <w:r>
+        <w:t xml:space="preserve"> de</w:t>
+      </w:r>
+      <w:r>
+        <w:t>talhes</w:t>
+      </w:r>
+      <w:r>
+        <w:t>:</w:t>
+      </w:r>
+    </w:p>
+    <w:p>
+      <w:pPr>
+        <w:pStyle w:val="PargrafodaLista"/>
+      </w:pPr>
+    </w:p>
+    <w:p>
+      <w:pPr>
+        <w:pStyle w:val="PargrafodaLista"/>
+        <w:jc w:val="center"/>
+      </w:pPr>
+      <w:r>
+        <w:drawing>
+          <wp:inline distT="0" distB="0" distL="0" distR="0" wp14:anchorId="4B72BAD9" wp14:editId="0B76E237">
+            <wp:extent cx="3324689" cy="1381318"/>
+            <wp:effectExtent l="0" t="0" r="0" b="9525"/>
+            <wp:docPr id="86" name="Imagem 86"/>
+            <wp:cNvGraphicFramePr>
+              <a:graphicFrameLocks xmlns:a="http://schemas.openxmlformats.org/drawingml/2006/main" noChangeAspect="1"/>
+            </wp:cNvGraphicFramePr>
+            <a:graphic xmlns:a="http://schemas.openxmlformats.org/drawingml/2006/main">
+              <a:graphicData uri="http://schemas.openxmlformats.org/drawingml/2006/picture">
+                <pic:pic xmlns:pic="http://schemas.openxmlformats.org/drawingml/2006/picture">
+                  <pic:nvPicPr>
+                    <pic:cNvPr id="1" name=""/>
+                    <pic:cNvPicPr/>
+                  </pic:nvPicPr>
+                  <pic:blipFill>
+                    <a:blip r:embed="rId96"/>
+                    <a:stretch>
+                      <a:fillRect/>
+                    </a:stretch>
+                  </pic:blipFill>
+                  <pic:spPr>
+                    <a:xfrm>
+                      <a:off x="0" y="0"/>
+                      <a:ext cx="3324689" cy="1381318"/>
+                    </a:xfrm>
+                    <a:prstGeom prst="rect">
+                      <a:avLst/>
+                    </a:prstGeom>
+                  </pic:spPr>
+                </pic:pic>
+              </a:graphicData>
+            </a:graphic>
+          </wp:inline>
+        </w:drawing>
+      </w:r>
+    </w:p>
+    <w:p>
+      <w:pPr>
+        <w:pStyle w:val="PargrafodaLista"/>
+      </w:pPr>
+    </w:p>
+    <w:p>
+      <w:pPr>
+        <w:pStyle w:val="PargrafodaLista"/>
+        <w:numPr>
+          <w:ilvl w:val="0"/>
+          <w:numId w:val="3"/>
+        </w:numPr>
+      </w:pPr>
+      <w:r>
+        <w:t xml:space="preserve">Obs.: color (cor da letra) e </w:t>
+      </w:r>
+      <w:proofErr w:type="spellStart"/>
+      <w:r>
+        <w:t>font-size</w:t>
+      </w:r>
+      <w:proofErr w:type="spellEnd"/>
+      <w:r>
+        <w:t xml:space="preserve"> (tamanho da letra) para o parágrafo, e </w:t>
+      </w:r>
+      <w:proofErr w:type="spellStart"/>
+      <w:r>
+        <w:t>padding</w:t>
+      </w:r>
+      <w:proofErr w:type="spellEnd"/>
+      <w:r>
+        <w:t xml:space="preserve"> para espaçamento interno.</w:t>
+      </w:r>
+    </w:p>
+    <w:p>
+      <w:pPr>
+        <w:pStyle w:val="PargrafodaLista"/>
+      </w:pPr>
+    </w:p>
+    <w:p>
+      <w:pPr>
+        <w:pStyle w:val="PargrafodaLista"/>
+        <w:numPr>
+          <w:ilvl w:val="0"/>
+          <w:numId w:val="3"/>
+        </w:numPr>
+      </w:pPr>
+      <w:r>
+        <w:t>Site:</w:t>
+      </w:r>
+    </w:p>
+    <w:p>
+      <w:pPr>
+        <w:pStyle w:val="PargrafodaLista"/>
+      </w:pPr>
+    </w:p>
+    <w:p>
+      <w:pPr>
+        <w:pStyle w:val="PargrafodaLista"/>
+      </w:pPr>
+      <w:r>
+        <w:lastRenderedPageBreak/>
+        <w:drawing>
+          <wp:inline distT="0" distB="0" distL="0" distR="0" wp14:anchorId="374C6A04" wp14:editId="7E7F44F5">
+            <wp:extent cx="5400040" cy="1257935"/>
+            <wp:effectExtent l="0" t="0" r="0" b="0"/>
+            <wp:docPr id="87" name="Imagem 87"/>
+            <wp:cNvGraphicFramePr>
+              <a:graphicFrameLocks xmlns:a="http://schemas.openxmlformats.org/drawingml/2006/main" noChangeAspect="1"/>
+            </wp:cNvGraphicFramePr>
+            <a:graphic xmlns:a="http://schemas.openxmlformats.org/drawingml/2006/main">
+              <a:graphicData uri="http://schemas.openxmlformats.org/drawingml/2006/picture">
+                <pic:pic xmlns:pic="http://schemas.openxmlformats.org/drawingml/2006/picture">
+                  <pic:nvPicPr>
+                    <pic:cNvPr id="1" name=""/>
+                    <pic:cNvPicPr/>
+                  </pic:nvPicPr>
+                  <pic:blipFill>
+                    <a:blip r:embed="rId97"/>
+                    <a:stretch>
+                      <a:fillRect/>
+                    </a:stretch>
+                  </pic:blipFill>
+                  <pic:spPr>
+                    <a:xfrm>
+                      <a:off x="0" y="0"/>
+                      <a:ext cx="5400040" cy="1257935"/>
+                    </a:xfrm>
+                    <a:prstGeom prst="rect">
+                      <a:avLst/>
+                    </a:prstGeom>
+                  </pic:spPr>
+                </pic:pic>
+              </a:graphicData>
+            </a:graphic>
+          </wp:inline>
+        </w:drawing>
+      </w:r>
+    </w:p>
+    <w:p>
+      <w:pPr>
+        <w:pStyle w:val="PargrafodaLista"/>
+      </w:pPr>
+    </w:p>
+    <w:p>
+      <w:pPr>
+        <w:pStyle w:val="PargrafodaLista"/>
+        <w:numPr>
+          <w:ilvl w:val="0"/>
+          <w:numId w:val="4"/>
+        </w:numPr>
+      </w:pPr>
+      <w:r>
+        <w:t xml:space="preserve">Criação das páginas contatos.html e contatos.css, copiando o header e o </w:t>
+      </w:r>
+      <w:proofErr w:type="spellStart"/>
+      <w:r>
+        <w:t>footer</w:t>
+      </w:r>
+      <w:proofErr w:type="spellEnd"/>
+      <w:r>
+        <w:t xml:space="preserve"> da página produtos.html repetindo o mesmo processo na página produtos.css em seus respectivos lugares em contatos.</w:t>
+      </w:r>
+    </w:p>
+    <w:p>
+      <w:pPr>
+        <w:pStyle w:val="PargrafodaLista"/>
+      </w:pPr>
+    </w:p>
+    <w:p>
+      <w:pPr>
+        <w:pStyle w:val="PargrafodaLista"/>
+        <w:numPr>
+          <w:ilvl w:val="0"/>
+          <w:numId w:val="3"/>
+        </w:numPr>
+      </w:pPr>
+      <w:proofErr w:type="spellStart"/>
+      <w:r>
+        <w:t>Html</w:t>
+      </w:r>
+      <w:proofErr w:type="spellEnd"/>
+      <w:r>
+        <w:t xml:space="preserve"> header:</w:t>
+      </w:r>
+    </w:p>
+    <w:p>
+      <w:pPr>
+        <w:pStyle w:val="PargrafodaLista"/>
+      </w:pPr>
+    </w:p>
+    <w:p>
+      <w:pPr>
+        <w:pStyle w:val="PargrafodaLista"/>
+        <w:jc w:val="center"/>
+      </w:pPr>
+      <w:r>
+        <w:drawing>
+          <wp:inline distT="0" distB="0" distL="0" distR="0" wp14:anchorId="38192364" wp14:editId="38DC4644">
+            <wp:extent cx="3835729" cy="3027680"/>
+            <wp:effectExtent l="0" t="0" r="0" b="1270"/>
+            <wp:docPr id="90" name="Imagem 90"/>
+            <wp:cNvGraphicFramePr>
+              <a:graphicFrameLocks xmlns:a="http://schemas.openxmlformats.org/drawingml/2006/main" noChangeAspect="1"/>
+            </wp:cNvGraphicFramePr>
+            <a:graphic xmlns:a="http://schemas.openxmlformats.org/drawingml/2006/main">
+              <a:graphicData uri="http://schemas.openxmlformats.org/drawingml/2006/picture">
+                <pic:pic xmlns:pic="http://schemas.openxmlformats.org/drawingml/2006/picture">
+                  <pic:nvPicPr>
+                    <pic:cNvPr id="1" name=""/>
+                    <pic:cNvPicPr/>
+                  </pic:nvPicPr>
+                  <pic:blipFill>
+                    <a:blip r:embed="rId98"/>
+                    <a:stretch>
+                      <a:fillRect/>
+                    </a:stretch>
+                  </pic:blipFill>
+                  <pic:spPr>
+                    <a:xfrm>
+                      <a:off x="0" y="0"/>
+                      <a:ext cx="3851240" cy="3039924"/>
+                    </a:xfrm>
+                    <a:prstGeom prst="rect">
+                      <a:avLst/>
+                    </a:prstGeom>
+                  </pic:spPr>
+                </pic:pic>
+              </a:graphicData>
+            </a:graphic>
+          </wp:inline>
+        </w:drawing>
+      </w:r>
+    </w:p>
+    <w:p>
+      <w:pPr>
+        <w:pStyle w:val="PargrafodaLista"/>
+      </w:pPr>
+    </w:p>
+    <w:p>
+      <w:pPr>
+        <w:pStyle w:val="PargrafodaLista"/>
+        <w:numPr>
+          <w:ilvl w:val="0"/>
+          <w:numId w:val="3"/>
+        </w:numPr>
+      </w:pPr>
+      <w:proofErr w:type="spellStart"/>
+      <w:r>
+        <w:t>Css</w:t>
+      </w:r>
+      <w:proofErr w:type="spellEnd"/>
+      <w:r>
+        <w:t xml:space="preserve"> header:</w:t>
+      </w:r>
+    </w:p>
+    <w:p>
+      <w:pPr>
+        <w:pStyle w:val="PargrafodaLista"/>
+      </w:pPr>
+    </w:p>
+    <w:p>
+      <w:pPr>
+        <w:pStyle w:val="PargrafodaLista"/>
+        <w:jc w:val="center"/>
+      </w:pPr>
+      <w:r>
+        <w:lastRenderedPageBreak/>
+        <w:drawing>
+          <wp:inline distT="0" distB="0" distL="0" distR="0" wp14:anchorId="33391251" wp14:editId="2F807FD9">
+            <wp:extent cx="2010056" cy="4286848"/>
+            <wp:effectExtent l="0" t="0" r="9525" b="0"/>
+            <wp:docPr id="91" name="Imagem 91"/>
+            <wp:cNvGraphicFramePr>
+              <a:graphicFrameLocks xmlns:a="http://schemas.openxmlformats.org/drawingml/2006/main" noChangeAspect="1"/>
+            </wp:cNvGraphicFramePr>
+            <a:graphic xmlns:a="http://schemas.openxmlformats.org/drawingml/2006/main">
+              <a:graphicData uri="http://schemas.openxmlformats.org/drawingml/2006/picture">
+                <pic:pic xmlns:pic="http://schemas.openxmlformats.org/drawingml/2006/picture">
+                  <pic:nvPicPr>
+                    <pic:cNvPr id="1" name=""/>
+                    <pic:cNvPicPr/>
+                  </pic:nvPicPr>
+                  <pic:blipFill>
+                    <a:blip r:embed="rId99"/>
+                    <a:stretch>
+                      <a:fillRect/>
+                    </a:stretch>
+                  </pic:blipFill>
+                  <pic:spPr>
+                    <a:xfrm>
+                      <a:off x="0" y="0"/>
+                      <a:ext cx="2010056" cy="4286848"/>
+                    </a:xfrm>
+                    <a:prstGeom prst="rect">
+                      <a:avLst/>
+                    </a:prstGeom>
+                  </pic:spPr>
+                </pic:pic>
+              </a:graphicData>
+            </a:graphic>
+          </wp:inline>
+        </w:drawing>
       </w:r>
       <w:bookmarkStart w:id="0" w:name="_GoBack"/>
       <w:bookmarkEnd w:id="0"/>
+    </w:p>
+    <w:p>
+      <w:pPr>
+        <w:pStyle w:val="PargrafodaLista"/>
+      </w:pPr>
+    </w:p>
+    <w:p>
+      <w:pPr>
+        <w:pStyle w:val="PargrafodaLista"/>
+        <w:numPr>
+          <w:ilvl w:val="0"/>
+          <w:numId w:val="3"/>
+        </w:numPr>
+      </w:pPr>
+      <w:proofErr w:type="spellStart"/>
+      <w:r>
+        <w:t>Html</w:t>
+      </w:r>
+      <w:proofErr w:type="spellEnd"/>
+      <w:r>
+        <w:t xml:space="preserve"> </w:t>
+      </w:r>
+      <w:proofErr w:type="spellStart"/>
+      <w:r>
+        <w:t>footer</w:t>
+      </w:r>
+      <w:proofErr w:type="spellEnd"/>
+      <w:r>
+        <w:t>:</w:t>
+      </w:r>
+    </w:p>
+    <w:p>
+      <w:pPr>
+        <w:pStyle w:val="PargrafodaLista"/>
+      </w:pPr>
+    </w:p>
+    <w:p>
+      <w:pPr>
+        <w:pStyle w:val="PargrafodaLista"/>
+        <w:jc w:val="center"/>
+      </w:pPr>
+      <w:r>
+        <w:drawing>
+          <wp:inline distT="0" distB="0" distL="0" distR="0" wp14:anchorId="1E4DF40B" wp14:editId="2F97FAA0">
+            <wp:extent cx="4725059" cy="1743318"/>
+            <wp:effectExtent l="0" t="0" r="0" b="9525"/>
+            <wp:docPr id="89" name="Imagem 89"/>
+            <wp:cNvGraphicFramePr>
+              <a:graphicFrameLocks xmlns:a="http://schemas.openxmlformats.org/drawingml/2006/main" noChangeAspect="1"/>
+            </wp:cNvGraphicFramePr>
+            <a:graphic xmlns:a="http://schemas.openxmlformats.org/drawingml/2006/main">
+              <a:graphicData uri="http://schemas.openxmlformats.org/drawingml/2006/picture">
+                <pic:pic xmlns:pic="http://schemas.openxmlformats.org/drawingml/2006/picture">
+                  <pic:nvPicPr>
+                    <pic:cNvPr id="1" name=""/>
+                    <pic:cNvPicPr/>
+                  </pic:nvPicPr>
+                  <pic:blipFill>
+                    <a:blip r:embed="rId100"/>
+                    <a:stretch>
+                      <a:fillRect/>
+                    </a:stretch>
+                  </pic:blipFill>
+                  <pic:spPr>
+                    <a:xfrm>
+                      <a:off x="0" y="0"/>
+                      <a:ext cx="4725059" cy="1743318"/>
+                    </a:xfrm>
+                    <a:prstGeom prst="rect">
+                      <a:avLst/>
+                    </a:prstGeom>
+                  </pic:spPr>
+                </pic:pic>
+              </a:graphicData>
+            </a:graphic>
+          </wp:inline>
+        </w:drawing>
+      </w:r>
+    </w:p>
+    <w:p>
+      <w:pPr>
+        <w:pStyle w:val="PargrafodaLista"/>
+      </w:pPr>
+    </w:p>
+    <w:p>
+      <w:pPr>
+        <w:pStyle w:val="PargrafodaLista"/>
+        <w:numPr>
+          <w:ilvl w:val="0"/>
+          <w:numId w:val="3"/>
+        </w:numPr>
+      </w:pPr>
+      <w:proofErr w:type="spellStart"/>
+      <w:r>
+        <w:t>Css</w:t>
+      </w:r>
+      <w:proofErr w:type="spellEnd"/>
+      <w:r>
+        <w:t xml:space="preserve"> </w:t>
+      </w:r>
+      <w:proofErr w:type="spellStart"/>
+      <w:r>
+        <w:t>footer</w:t>
+      </w:r>
+      <w:proofErr w:type="spellEnd"/>
+      <w:r>
+        <w:t>:</w:t>
+      </w:r>
+    </w:p>
+    <w:p>
+      <w:pPr>
+        <w:pStyle w:val="PargrafodaLista"/>
+      </w:pPr>
+    </w:p>
+    <w:p>
+      <w:pPr>
+        <w:pStyle w:val="PargrafodaLista"/>
+        <w:jc w:val="center"/>
+      </w:pPr>
+      <w:r>
+        <w:drawing>
+          <wp:inline distT="0" distB="0" distL="0" distR="0" wp14:anchorId="0DF12486" wp14:editId="7712E6CB">
+            <wp:extent cx="3219899" cy="1267002"/>
+            <wp:effectExtent l="0" t="0" r="0" b="9525"/>
+            <wp:docPr id="88" name="Imagem 88"/>
+            <wp:cNvGraphicFramePr>
+              <a:graphicFrameLocks xmlns:a="http://schemas.openxmlformats.org/drawingml/2006/main" noChangeAspect="1"/>
+            </wp:cNvGraphicFramePr>
+            <a:graphic xmlns:a="http://schemas.openxmlformats.org/drawingml/2006/main">
+              <a:graphicData uri="http://schemas.openxmlformats.org/drawingml/2006/picture">
+                <pic:pic xmlns:pic="http://schemas.openxmlformats.org/drawingml/2006/picture">
+                  <pic:nvPicPr>
+                    <pic:cNvPr id="1" name=""/>
+                    <pic:cNvPicPr/>
+                  </pic:nvPicPr>
+                  <pic:blipFill>
+                    <a:blip r:embed="rId101"/>
+                    <a:stretch>
+                      <a:fillRect/>
+                    </a:stretch>
+                  </pic:blipFill>
+                  <pic:spPr>
+                    <a:xfrm>
+                      <a:off x="0" y="0"/>
+                      <a:ext cx="3219899" cy="1267002"/>
+                    </a:xfrm>
+                    <a:prstGeom prst="rect">
+                      <a:avLst/>
+                    </a:prstGeom>
+                  </pic:spPr>
+                </pic:pic>
+              </a:graphicData>
+            </a:graphic>
+          </wp:inline>
+        </w:drawing>
+      </w:r>
     </w:p>
     <w:sectPr>
       <w:pgSz w:w="11906" w:h="16838"/>
@@ -7165,21 +8504,6 @@
 </file>
 
 <file path=customXml/item1.xml><?xml version="1.0" encoding="utf-8"?>
-<?mso-contentType ?>
-<FormTemplates xmlns="http://schemas.microsoft.com/sharepoint/v3/contenttype/forms">
-  <Display>DocumentLibraryForm</Display>
-  <Edit>DocumentLibraryForm</Edit>
-  <New>DocumentLibraryForm</New>
-</FormTemplates>
-</file>
-
-<file path=customXml/item2.xml><?xml version="1.0" encoding="utf-8"?>
-<p:properties xmlns:p="http://schemas.microsoft.com/office/2006/metadata/properties" xmlns:xsi="http://www.w3.org/2001/XMLSchema-instance" xmlns:pc="http://schemas.microsoft.com/office/infopath/2007/PartnerControls">
-  <documentManagement/>
-</p:properties>
-</file>
-
-<file path=customXml/item3.xml><?xml version="1.0" encoding="utf-8"?>
 <ct:contentTypeSchema xmlns:ct="http://schemas.microsoft.com/office/2006/metadata/contentType" xmlns:ma="http://schemas.microsoft.com/office/2006/metadata/properties/metaAttributes" ct:_="" ma:_="" ma:contentTypeName="Documento" ma:contentTypeID="0x010100505A3988A18C25428D7BB10E521541B0" ma:contentTypeVersion="8" ma:contentTypeDescription="Crie um novo documento." ma:contentTypeScope="" ma:versionID="ae23e9bf37998961397b45837b69f3af">
   <xsd:schema xmlns:xsd="http://www.w3.org/2001/XMLSchema" xmlns:xs="http://www.w3.org/2001/XMLSchema" xmlns:p="http://schemas.microsoft.com/office/2006/metadata/properties" xmlns:ns3="e2b1f529-36c3-4fcb-8be1-4f3f8816101a" targetNamespace="http://schemas.microsoft.com/office/2006/metadata/properties" ma:root="true" ma:fieldsID="3d6548e1f895b3cb6150e76934ecd33a" ns3:_="">
     <xsd:import namespace="e2b1f529-36c3-4fcb-8be1-4f3f8816101a"/>
@@ -7349,35 +8673,26 @@
 </ct:contentTypeSchema>
 </file>
 
+<file path=customXml/item2.xml><?xml version="1.0" encoding="utf-8"?>
+<?mso-contentType ?>
+<FormTemplates xmlns="http://schemas.microsoft.com/sharepoint/v3/contenttype/forms">
+  <Display>DocumentLibraryForm</Display>
+  <Edit>DocumentLibraryForm</Edit>
+  <New>DocumentLibraryForm</New>
+</FormTemplates>
+</file>
+
+<file path=customXml/item3.xml><?xml version="1.0" encoding="utf-8"?>
+<p:properties xmlns:p="http://schemas.microsoft.com/office/2006/metadata/properties" xmlns:xsi="http://www.w3.org/2001/XMLSchema-instance" xmlns:pc="http://schemas.microsoft.com/office/infopath/2007/PartnerControls">
+  <documentManagement/>
+</p:properties>
+</file>
+
 <file path=customXml/item4.xml><?xml version="1.0" encoding="utf-8"?>
 <b:Sources xmlns:b="http://schemas.openxmlformats.org/officeDocument/2006/bibliography" xmlns="http://schemas.openxmlformats.org/officeDocument/2006/bibliography" SelectedStyle="\APASixthEditionOfficeOnline.xsl" StyleName="APA" Version="6"/>
 </file>
 
 <file path=customXml/itemProps1.xml><?xml version="1.0" encoding="utf-8"?>
-<ds:datastoreItem xmlns:ds="http://schemas.openxmlformats.org/officeDocument/2006/customXml" ds:itemID="{263E0CB6-E330-45F6-9AAC-68409DB40271}">
-  <ds:schemaRefs>
-    <ds:schemaRef ds:uri="http://schemas.microsoft.com/sharepoint/v3/contenttype/forms"/>
-  </ds:schemaRefs>
-</ds:datastoreItem>
-</file>
-
-<file path=customXml/itemProps2.xml><?xml version="1.0" encoding="utf-8"?>
-<ds:datastoreItem xmlns:ds="http://schemas.openxmlformats.org/officeDocument/2006/customXml" ds:itemID="{3124EC2B-CD6D-4EC1-9DEC-2AAFA53F32A6}">
-  <ds:schemaRefs>
-    <ds:schemaRef ds:uri="http://purl.org/dc/dcmitype/"/>
-    <ds:schemaRef ds:uri="http://schemas.microsoft.com/office/2006/documentManagement/types"/>
-    <ds:schemaRef ds:uri="http://purl.org/dc/terms/"/>
-    <ds:schemaRef ds:uri="http://purl.org/dc/elements/1.1/"/>
-    <ds:schemaRef ds:uri="http://www.w3.org/XML/1998/namespace"/>
-    <ds:schemaRef ds:uri="e2b1f529-36c3-4fcb-8be1-4f3f8816101a"/>
-    <ds:schemaRef ds:uri="http://schemas.microsoft.com/office/infopath/2007/PartnerControls"/>
-    <ds:schemaRef ds:uri="http://schemas.openxmlformats.org/package/2006/metadata/core-properties"/>
-    <ds:schemaRef ds:uri="http://schemas.microsoft.com/office/2006/metadata/properties"/>
-  </ds:schemaRefs>
-</ds:datastoreItem>
-</file>
-
-<file path=customXml/itemProps3.xml><?xml version="1.0" encoding="utf-8"?>
 <ds:datastoreItem xmlns:ds="http://schemas.openxmlformats.org/officeDocument/2006/customXml" ds:itemID="{4AC5D033-2B45-4E39-A66C-DCF8D41218A3}">
   <ds:schemaRefs>
     <ds:schemaRef ds:uri="http://schemas.microsoft.com/office/2006/metadata/contentType"/>
@@ -7395,8 +8710,32 @@
 </ds:datastoreItem>
 </file>
 
+<file path=customXml/itemProps2.xml><?xml version="1.0" encoding="utf-8"?>
+<ds:datastoreItem xmlns:ds="http://schemas.openxmlformats.org/officeDocument/2006/customXml" ds:itemID="{263E0CB6-E330-45F6-9AAC-68409DB40271}">
+  <ds:schemaRefs>
+    <ds:schemaRef ds:uri="http://schemas.microsoft.com/sharepoint/v3/contenttype/forms"/>
+  </ds:schemaRefs>
+</ds:datastoreItem>
+</file>
+
+<file path=customXml/itemProps3.xml><?xml version="1.0" encoding="utf-8"?>
+<ds:datastoreItem xmlns:ds="http://schemas.openxmlformats.org/officeDocument/2006/customXml" ds:itemID="{3124EC2B-CD6D-4EC1-9DEC-2AAFA53F32A6}">
+  <ds:schemaRefs>
+    <ds:schemaRef ds:uri="http://schemas.microsoft.com/office/2006/metadata/properties"/>
+    <ds:schemaRef ds:uri="e2b1f529-36c3-4fcb-8be1-4f3f8816101a"/>
+    <ds:schemaRef ds:uri="http://schemas.microsoft.com/office/2006/documentManagement/types"/>
+    <ds:schemaRef ds:uri="http://www.w3.org/XML/1998/namespace"/>
+    <ds:schemaRef ds:uri="http://purl.org/dc/terms/"/>
+    <ds:schemaRef ds:uri="http://purl.org/dc/dcmitype/"/>
+    <ds:schemaRef ds:uri="http://schemas.microsoft.com/office/infopath/2007/PartnerControls"/>
+    <ds:schemaRef ds:uri="http://schemas.openxmlformats.org/package/2006/metadata/core-properties"/>
+    <ds:schemaRef ds:uri="http://purl.org/dc/elements/1.1/"/>
+  </ds:schemaRefs>
+</ds:datastoreItem>
+</file>
+
 <file path=customXml/itemProps4.xml><?xml version="1.0" encoding="utf-8"?>
-<ds:datastoreItem xmlns:ds="http://schemas.openxmlformats.org/officeDocument/2006/customXml" ds:itemID="{961A28DD-B3E1-436D-83C6-8EE80E6BE5DA}">
+<ds:datastoreItem xmlns:ds="http://schemas.openxmlformats.org/officeDocument/2006/customXml" ds:itemID="{D13E51D9-B3F4-4A39-B87C-971E851FC693}">
   <ds:schemaRefs>
     <ds:schemaRef ds:uri="http://schemas.openxmlformats.org/officeDocument/2006/bibliography"/>
   </ds:schemaRefs>
